--- a/docs/laporan/DOKUMENTASI_LENGKAP_SISTEM_AGRINEX.docx
+++ b/docs/laporan/DOKUMENTASI_LENGKAP_SISTEM_AGRINEX.docx
@@ -7552,7 +7552,7 @@
           <w:color w:val="000000"/>
           <w:sz w:val="24"/>
         </w:rPr>
-        <w:t>Layar login mengadopsi format kartu tunggal terpusat (</w:t>
+        <w:t>Antarmuka login didesain dengan konsep kartu tunggal terpusat (</w:t>
       </w:r>
       <w:r>
         <w:rPr>
@@ -7585,7 +7585,7 @@
           <w:color w:val="000000"/>
           <w:sz w:val="24"/>
         </w:rPr>
-        <w:t>).</w:t>
+        <w:t>), berfokus pada efisiensi akses di lapangan dengan kepatuhan ketat terhadap prinsip keamanan informasi dan isolasi masukan.</w:t>
       </w:r>
     </w:p>
     <w:p>
@@ -7679,24 +7679,92 @@
           <w:color w:val="000000"/>
           <w:sz w:val="24"/>
         </w:rPr>
-        <w:t>Fitur Teknis:</w:t>
-      </w:r>
-      <w:r>
-        <w:rPr>
-          <w:rFonts w:ascii="Times New Roman" w:hAnsi="Times New Roman"/>
-          <w:i/>
-          <w:color w:val="000000"/>
-          <w:sz w:val="24"/>
-        </w:rPr>
-        <w:t xml:space="preserve"> Komponen input `Email` dan `Kata Sandi` menerapkan konfigurasi </w:t>
-      </w:r>
-      <w:r>
-        <w:rPr>
-          <w:rFonts w:ascii="Times New Roman" w:hAnsi="Times New Roman"/>
-          <w:color w:val="000000"/>
-          <w:sz w:val="24"/>
-        </w:rPr>
-        <w:t>zero-state input* (</w:t>
+        <w:t>Konfigurasi Input Kredensial Murni (</w:t>
+      </w:r>
+      <w:r>
+        <w:rPr>
+          <w:rFonts w:ascii="Times New Roman" w:hAnsi="Times New Roman"/>
+          <w:color w:val="000000"/>
+          <w:sz w:val="24"/>
+        </w:rPr>
+        <w:t>Zero-State Input Specification</w:t>
+      </w:r>
+      <w:r>
+        <w:rPr>
+          <w:rFonts w:ascii="Times New Roman" w:hAnsi="Times New Roman"/>
+          <w:i/>
+          <w:color w:val="000000"/>
+          <w:sz w:val="24"/>
+        </w:rPr>
+        <w:t>):</w:t>
+      </w:r>
+      <w:r>
+        <w:rPr>
+          <w:rFonts w:ascii="Times New Roman" w:hAnsi="Times New Roman"/>
+          <w:i/>
+          <w:color w:val="000000"/>
+          <w:sz w:val="24"/>
+        </w:rPr>
+        <w:t xml:space="preserve"> Elemen masukan `Email` dan `Kata Sandi` dikonfigurasi secara ketat tanpa teks contoh bawaan (`placeholder=""`) dan status awal komponen (</w:t>
+      </w:r>
+      <w:r>
+        <w:rPr>
+          <w:rFonts w:ascii="Times New Roman" w:hAnsi="Times New Roman"/>
+          <w:color w:val="000000"/>
+          <w:sz w:val="24"/>
+        </w:rPr>
+        <w:t>initial state</w:t>
+      </w:r>
+      <w:r>
+        <w:rPr>
+          <w:rFonts w:ascii="Times New Roman" w:hAnsi="Times New Roman"/>
+          <w:i/>
+          <w:color w:val="000000"/>
+          <w:sz w:val="24"/>
+        </w:rPr>
+        <w:t>) diinisialisasi dalam bentuk string kosong (`''`). Bidang masukan juga dilengkapi dengan atribut keamanan peramban `autoComplete="off"`, `autoCorrect="off"`, dan `spellCheck="false"`. Penerapan isolasi masukan ini mengacu pada standar keamanan OWASP (</w:t>
+      </w:r>
+      <w:r>
+        <w:rPr>
+          <w:rFonts w:ascii="Times New Roman" w:hAnsi="Times New Roman"/>
+          <w:color w:val="000000"/>
+          <w:sz w:val="24"/>
+        </w:rPr>
+        <w:t>Application Security Verification Standard</w:t>
+      </w:r>
+      <w:r>
+        <w:rPr>
+          <w:rFonts w:ascii="Times New Roman" w:hAnsi="Times New Roman"/>
+          <w:i/>
+          <w:color w:val="000000"/>
+          <w:sz w:val="24"/>
+        </w:rPr>
+        <w:t>) guna memitigasi potensi kebocoran informasi (</w:t>
+      </w:r>
+      <w:r>
+        <w:rPr>
+          <w:rFonts w:ascii="Times New Roman" w:hAnsi="Times New Roman"/>
+          <w:color w:val="000000"/>
+          <w:sz w:val="24"/>
+        </w:rPr>
+        <w:t>information disclosure &amp; credential enumeration</w:t>
+      </w:r>
+      <w:r>
+        <w:rPr>
+          <w:rFonts w:ascii="Times New Roman" w:hAnsi="Times New Roman"/>
+          <w:i/>
+          <w:color w:val="000000"/>
+          <w:sz w:val="24"/>
+        </w:rPr>
+        <w:t>). Pada lingkungan operasional kebun pertanian terbuka di mana tablet pengamatan digunakan secara bergantian (</w:t>
+      </w:r>
+      <w:r>
+        <w:rPr>
+          <w:rFonts w:ascii="Times New Roman" w:hAnsi="Times New Roman"/>
+          <w:color w:val="000000"/>
+          <w:sz w:val="24"/>
+        </w:rPr>
+        <w:t>shared field devices*), ketiadaan teks placeholder mencegah pihak luar mengidentifikasi pola penamaan akun atau format domain stasiun internal. Bidang masukan memberikan umpan balik taktil digital berupa efek bayangan cekung (</w:t>
       </w:r>
       <w:r>
         <w:rPr>
@@ -7704,15 +7772,108 @@
           <w:color w:val="1E293B"/>
           <w:sz w:val="21"/>
         </w:rPr>
-        <w:t>placeholder=""</w:t>
-      </w:r>
-      <w:r>
-        <w:rPr>
-          <w:rFonts w:ascii="Times New Roman" w:hAnsi="Times New Roman"/>
-          <w:color w:val="000000"/>
-          <w:sz w:val="24"/>
-        </w:rPr>
-        <w:t>) dengan status awal string kosong (</w:t>
+        <w:t>--shadow-neo-pressed</w:t>
+      </w:r>
+      <w:r>
+        <w:rPr>
+          <w:rFonts w:ascii="Times New Roman" w:hAnsi="Times New Roman"/>
+          <w:color w:val="000000"/>
+          <w:sz w:val="24"/>
+        </w:rPr>
+        <w:t>) saat menerima fokus keyboard.</w:t>
+      </w:r>
+    </w:p>
+    <w:p>
+      <w:pPr>
+        <w:spacing w:before="0" w:after="80" w:line="360" w:lineRule="auto"/>
+        <w:ind w:left="504"/>
+        <w:jc w:val="both"/>
+      </w:pPr>
+      <w:r>
+        <w:rPr>
+          <w:rFonts w:ascii="Times New Roman" w:hAnsi="Times New Roman"/>
+          <w:i/>
+          <w:color w:val="000000"/>
+          <w:sz w:val="24"/>
+        </w:rPr>
+        <w:t xml:space="preserve"> </w:t>
+      </w:r>
+      <w:r>
+        <w:rPr>
+          <w:rFonts w:ascii="Times New Roman" w:hAnsi="Times New Roman"/>
+          <w:i/>
+          <w:color w:val="000000"/>
+          <w:sz w:val="24"/>
+        </w:rPr>
+        <w:t>Mesin Deteksi Peran Otomatis (</w:t>
+      </w:r>
+      <w:r>
+        <w:rPr>
+          <w:rFonts w:ascii="Times New Roman" w:hAnsi="Times New Roman"/>
+          <w:color w:val="000000"/>
+          <w:sz w:val="24"/>
+        </w:rPr>
+        <w:t>Auto-Role Detection Engine</w:t>
+      </w:r>
+      <w:r>
+        <w:rPr>
+          <w:rFonts w:ascii="Times New Roman" w:hAnsi="Times New Roman"/>
+          <w:i/>
+          <w:color w:val="000000"/>
+          <w:sz w:val="24"/>
+        </w:rPr>
+        <w:t>):</w:t>
+      </w:r>
+      <w:r>
+        <w:rPr>
+          <w:rFonts w:ascii="Times New Roman" w:hAnsi="Times New Roman"/>
+          <w:i/>
+          <w:color w:val="000000"/>
+          <w:sz w:val="24"/>
+        </w:rPr>
+        <w:t xml:space="preserve"> Sistem secara sengaja meniadakan selektor </w:t>
+      </w:r>
+      <w:r>
+        <w:rPr>
+          <w:rFonts w:ascii="Times New Roman" w:hAnsi="Times New Roman"/>
+          <w:color w:val="000000"/>
+          <w:sz w:val="24"/>
+        </w:rPr>
+        <w:t>dropdown</w:t>
+      </w:r>
+      <w:r>
+        <w:rPr>
+          <w:rFonts w:ascii="Times New Roman" w:hAnsi="Times New Roman"/>
+          <w:i/>
+          <w:color w:val="000000"/>
+          <w:sz w:val="24"/>
+        </w:rPr>
+        <w:t xml:space="preserve"> atau tombol manual pemilihan peran (</w:t>
+      </w:r>
+      <w:r>
+        <w:rPr>
+          <w:rFonts w:ascii="Times New Roman" w:hAnsi="Times New Roman"/>
+          <w:color w:val="000000"/>
+          <w:sz w:val="24"/>
+        </w:rPr>
+        <w:t>role selector</w:t>
+      </w:r>
+      <w:r>
+        <w:rPr>
+          <w:rFonts w:ascii="Times New Roman" w:hAnsi="Times New Roman"/>
+          <w:i/>
+          <w:color w:val="000000"/>
+          <w:sz w:val="24"/>
+        </w:rPr>
+        <w:t>), guna mengeliminasi potensi manipulasi hak akses pada sisi klien (</w:t>
+      </w:r>
+      <w:r>
+        <w:rPr>
+          <w:rFonts w:ascii="Times New Roman" w:hAnsi="Times New Roman"/>
+          <w:color w:val="000000"/>
+          <w:sz w:val="24"/>
+        </w:rPr>
+        <w:t xml:space="preserve">client-side privilege escalation*). Komponen </w:t>
       </w:r>
       <w:r>
         <w:rPr>
@@ -7720,15 +7881,15 @@
           <w:color w:val="1E293B"/>
           <w:sz w:val="21"/>
         </w:rPr>
-        <w:t>''</w:t>
-      </w:r>
-      <w:r>
-        <w:rPr>
-          <w:rFonts w:ascii="Times New Roman" w:hAnsi="Times New Roman"/>
-          <w:color w:val="000000"/>
-          <w:sz w:val="24"/>
-        </w:rPr>
-        <w:t>) untuk mematuhi standar keamanan pencegahan paparan akun internal.</w:t>
+        <w:t>AuthService.ts</w:t>
+      </w:r>
+      <w:r>
+        <w:rPr>
+          <w:rFonts w:ascii="Times New Roman" w:hAnsi="Times New Roman"/>
+          <w:color w:val="000000"/>
+          <w:sz w:val="24"/>
+        </w:rPr>
+        <w:t xml:space="preserve"> mengevaluasi string kredensial secara deterministik pada saat proses validasi berlangsung dan memetakan pengguna ke dalam tiga tingkatan hak akses:</w:t>
       </w:r>
     </w:p>
     <w:p>
@@ -7740,82 +7901,92 @@
       <w:r>
         <w:rPr>
           <w:rFonts w:ascii="Times New Roman" w:hAnsi="Times New Roman"/>
-          <w:i/>
-          <w:color w:val="000000"/>
-          <w:sz w:val="24"/>
-        </w:rPr>
-        <w:t xml:space="preserve"> </w:t>
-      </w:r>
-      <w:r>
-        <w:rPr>
-          <w:rFonts w:ascii="Times New Roman" w:hAnsi="Times New Roman"/>
-          <w:i/>
-          <w:color w:val="000000"/>
-          <w:sz w:val="24"/>
-        </w:rPr>
-        <w:t>Deteksi Peran Otomatis:</w:t>
-      </w:r>
-      <w:r>
-        <w:rPr>
-          <w:rFonts w:ascii="Times New Roman" w:hAnsi="Times New Roman"/>
-          <w:i/>
-          <w:color w:val="000000"/>
-          <w:sz w:val="24"/>
-        </w:rPr>
-        <w:t xml:space="preserve"> Sistem mengevaluasi kredensial saat divalidasi dan memetakan hak akses ke dalam tiga kategori peran: </w:t>
-      </w:r>
-      <w:r>
-        <w:rPr>
-          <w:rFonts w:ascii="Times New Roman" w:hAnsi="Times New Roman"/>
-          <w:i/>
-          <w:color w:val="000000"/>
-          <w:sz w:val="24"/>
-        </w:rPr>
-        <w:t>Administrator</w:t>
-      </w:r>
-      <w:r>
-        <w:rPr>
-          <w:rFonts w:ascii="Times New Roman" w:hAnsi="Times New Roman"/>
-          <w:i/>
-          <w:color w:val="000000"/>
-          <w:sz w:val="24"/>
-        </w:rPr>
-        <w:t xml:space="preserve"> (`admin`, `ghiffa`, `haikal`), </w:t>
-      </w:r>
-      <w:r>
-        <w:rPr>
-          <w:rFonts w:ascii="Times New Roman" w:hAnsi="Times New Roman"/>
-          <w:i/>
-          <w:color w:val="000000"/>
-          <w:sz w:val="24"/>
-        </w:rPr>
-        <w:t>Agronomist</w:t>
-      </w:r>
-      <w:r>
-        <w:rPr>
-          <w:rFonts w:ascii="Times New Roman" w:hAnsi="Times New Roman"/>
-          <w:i/>
-          <w:color w:val="000000"/>
-          <w:sz w:val="24"/>
-        </w:rPr>
-        <w:t xml:space="preserve"> (`agro`, `pakar`), atau </w:t>
-      </w:r>
-      <w:r>
-        <w:rPr>
-          <w:rFonts w:ascii="Times New Roman" w:hAnsi="Times New Roman"/>
-          <w:i/>
-          <w:color w:val="000000"/>
-          <w:sz w:val="24"/>
-        </w:rPr>
-        <w:t>Field Officer</w:t>
-      </w:r>
-      <w:r>
-        <w:rPr>
-          <w:rFonts w:ascii="Times New Roman" w:hAnsi="Times New Roman"/>
-          <w:color w:val="000000"/>
-          <w:sz w:val="24"/>
-        </w:rPr>
-        <w:t>* (pengguna operasional umum).</w:t>
+          <w:color w:val="000000"/>
+          <w:sz w:val="24"/>
+        </w:rPr>
+        <w:t xml:space="preserve">- </w:t>
+      </w:r>
+      <w:r>
+        <w:rPr>
+          <w:rFonts w:ascii="Times New Roman" w:hAnsi="Times New Roman"/>
+          <w:b/>
+          <w:color w:val="000000"/>
+          <w:sz w:val="24"/>
+        </w:rPr>
+        <w:t>Tingkat 1 - Administrator:</w:t>
+      </w:r>
+      <w:r>
+        <w:rPr>
+          <w:rFonts w:ascii="Times New Roman" w:hAnsi="Times New Roman"/>
+          <w:color w:val="000000"/>
+          <w:sz w:val="24"/>
+        </w:rPr>
+        <w:t xml:space="preserve"> Diberikan apabila kredensial memuat identitas administratif (</w:t>
+      </w:r>
+      <w:r>
+        <w:rPr>
+          <w:rFonts w:ascii="Consolas" w:hAnsi="Consolas"/>
+          <w:color w:val="1E293B"/>
+          <w:sz w:val="21"/>
+        </w:rPr>
+        <w:t>admin</w:t>
+      </w:r>
+      <w:r>
+        <w:rPr>
+          <w:rFonts w:ascii="Times New Roman" w:hAnsi="Times New Roman"/>
+          <w:color w:val="000000"/>
+          <w:sz w:val="24"/>
+        </w:rPr>
+        <w:t xml:space="preserve">, </w:t>
+      </w:r>
+      <w:r>
+        <w:rPr>
+          <w:rFonts w:ascii="Consolas" w:hAnsi="Consolas"/>
+          <w:color w:val="1E293B"/>
+          <w:sz w:val="21"/>
+        </w:rPr>
+        <w:t>ghiffa</w:t>
+      </w:r>
+      <w:r>
+        <w:rPr>
+          <w:rFonts w:ascii="Times New Roman" w:hAnsi="Times New Roman"/>
+          <w:color w:val="000000"/>
+          <w:sz w:val="24"/>
+        </w:rPr>
+        <w:t xml:space="preserve">, atau </w:t>
+      </w:r>
+      <w:r>
+        <w:rPr>
+          <w:rFonts w:ascii="Consolas" w:hAnsi="Consolas"/>
+          <w:color w:val="1E293B"/>
+          <w:sz w:val="21"/>
+        </w:rPr>
+        <w:t>haikal</w:t>
+      </w:r>
+      <w:r>
+        <w:rPr>
+          <w:rFonts w:ascii="Times New Roman" w:hAnsi="Times New Roman"/>
+          <w:color w:val="000000"/>
+          <w:sz w:val="24"/>
+        </w:rPr>
+        <w:t>). Peran ini memiliki hak akses penuh (</w:t>
+      </w:r>
+      <w:r>
+        <w:rPr>
+          <w:rFonts w:ascii="Times New Roman" w:hAnsi="Times New Roman"/>
+          <w:i/>
+          <w:color w:val="000000"/>
+          <w:sz w:val="24"/>
+        </w:rPr>
+        <w:t>root privileges</w:t>
+      </w:r>
+      <w:r>
+        <w:rPr>
+          <w:rFonts w:ascii="Times New Roman" w:hAnsi="Times New Roman"/>
+          <w:color w:val="000000"/>
+          <w:sz w:val="24"/>
+        </w:rPr>
+        <w:t>) terhadap seluruh subsistem, mencakup modifikasi pemetaan pinout GPIO mikrokontroler, penyesuaian koefisien kalibrasi sensor, pengubahan interval transmisi jaringan, manajemen partisi LittleFS, serta penambahan dan penghapusan akun pengguna operasional stasiun.</w:t>
       </w:r>
     </w:p>
     <w:p>
@@ -7827,41 +7998,466 @@
       <w:r>
         <w:rPr>
           <w:rFonts w:ascii="Times New Roman" w:hAnsi="Times New Roman"/>
-          <w:i/>
-          <w:color w:val="000000"/>
-          <w:sz w:val="24"/>
-        </w:rPr>
-        <w:t xml:space="preserve"> </w:t>
-      </w:r>
-      <w:r>
-        <w:rPr>
-          <w:rFonts w:ascii="Times New Roman" w:hAnsi="Times New Roman"/>
-          <w:i/>
-          <w:color w:val="000000"/>
-          <w:sz w:val="24"/>
-        </w:rPr>
-        <w:t>Dukungan Offline:</w:t>
-      </w:r>
-      <w:r>
-        <w:rPr>
-          <w:rFonts w:ascii="Times New Roman" w:hAnsi="Times New Roman"/>
-          <w:i/>
-          <w:color w:val="000000"/>
-          <w:sz w:val="24"/>
-        </w:rPr>
-        <w:t xml:space="preserve"> Terintegrasi dengan mekanisme </w:t>
-      </w:r>
-      <w:r>
-        <w:rPr>
-          <w:rFonts w:ascii="Times New Roman" w:hAnsi="Times New Roman"/>
-          <w:color w:val="000000"/>
-          <w:sz w:val="24"/>
-        </w:rPr>
-        <w:t>dual-engine auth fallback* yang memungkinkan login darurat ke database lokal stasiun saat koneksi internet terputus.</w:t>
+          <w:color w:val="000000"/>
+          <w:sz w:val="24"/>
+        </w:rPr>
+        <w:t xml:space="preserve">- </w:t>
+      </w:r>
+      <w:r>
+        <w:rPr>
+          <w:rFonts w:ascii="Times New Roman" w:hAnsi="Times New Roman"/>
+          <w:b/>
+          <w:color w:val="000000"/>
+          <w:sz w:val="24"/>
+        </w:rPr>
+        <w:t>Tingkat 2 - Agronomist (Pakar Agroklimat):</w:t>
+      </w:r>
+      <w:r>
+        <w:rPr>
+          <w:rFonts w:ascii="Times New Roman" w:hAnsi="Times New Roman"/>
+          <w:color w:val="000000"/>
+          <w:sz w:val="24"/>
+        </w:rPr>
+        <w:t xml:space="preserve"> Diberikan apabila kredensial memuat kata kunci keahlian (</w:t>
+      </w:r>
+      <w:r>
+        <w:rPr>
+          <w:rFonts w:ascii="Consolas" w:hAnsi="Consolas"/>
+          <w:color w:val="1E293B"/>
+          <w:sz w:val="21"/>
+        </w:rPr>
+        <w:t>agro</w:t>
+      </w:r>
+      <w:r>
+        <w:rPr>
+          <w:rFonts w:ascii="Times New Roman" w:hAnsi="Times New Roman"/>
+          <w:color w:val="000000"/>
+          <w:sz w:val="24"/>
+        </w:rPr>
+        <w:t xml:space="preserve"> atau </w:t>
+      </w:r>
+      <w:r>
+        <w:rPr>
+          <w:rFonts w:ascii="Consolas" w:hAnsi="Consolas"/>
+          <w:color w:val="1E293B"/>
+          <w:sz w:val="21"/>
+        </w:rPr>
+        <w:t>pakar</w:t>
+      </w:r>
+      <w:r>
+        <w:rPr>
+          <w:rFonts w:ascii="Times New Roman" w:hAnsi="Times New Roman"/>
+          <w:color w:val="000000"/>
+          <w:sz w:val="24"/>
+        </w:rPr>
+        <w:t>). Peran ini berfokus pada eksplorasi analitik agro-meteorologi, evaluasi deviasi prediksi model atmosfer BMKG, pemantauan kurva laju evapotranspirasi acuan FAO-56 ETo, tren akumulasi fluks radiasi surya, dan panel penasihat risiko penyakit tanaman (</w:t>
+      </w:r>
+      <w:r>
+        <w:rPr>
+          <w:rFonts w:ascii="Times New Roman" w:hAnsi="Times New Roman"/>
+          <w:i/>
+          <w:color w:val="000000"/>
+          <w:sz w:val="24"/>
+        </w:rPr>
+        <w:t>AgroClimate Advisory</w:t>
+      </w:r>
+      <w:r>
+        <w:rPr>
+          <w:rFonts w:ascii="Times New Roman" w:hAnsi="Times New Roman"/>
+          <w:color w:val="000000"/>
+          <w:sz w:val="24"/>
+        </w:rPr>
+        <w:t xml:space="preserve">). Seluruh modul konfigurasi perangkat keras fisik dan manipulasi berkas sistem dikunci dalam status </w:t>
+      </w:r>
+      <w:r>
+        <w:rPr>
+          <w:rFonts w:ascii="Times New Roman" w:hAnsi="Times New Roman"/>
+          <w:i/>
+          <w:color w:val="000000"/>
+          <w:sz w:val="24"/>
+        </w:rPr>
+        <w:t>read-only</w:t>
+      </w:r>
+      <w:r>
+        <w:rPr>
+          <w:rFonts w:ascii="Times New Roman" w:hAnsi="Times New Roman"/>
+          <w:color w:val="000000"/>
+          <w:sz w:val="24"/>
+        </w:rPr>
+        <w:t xml:space="preserve"> atau disembunyikan.</w:t>
       </w:r>
     </w:p>
     <w:p>
       <w:pPr>
+        <w:spacing w:before="0" w:after="80" w:line="360" w:lineRule="auto"/>
+        <w:ind w:left="504"/>
+        <w:jc w:val="both"/>
+      </w:pPr>
+      <w:r>
+        <w:rPr>
+          <w:rFonts w:ascii="Times New Roman" w:hAnsi="Times New Roman"/>
+          <w:color w:val="000000"/>
+          <w:sz w:val="24"/>
+        </w:rPr>
+        <w:t xml:space="preserve">- </w:t>
+      </w:r>
+      <w:r>
+        <w:rPr>
+          <w:rFonts w:ascii="Times New Roman" w:hAnsi="Times New Roman"/>
+          <w:b/>
+          <w:color w:val="000000"/>
+          <w:sz w:val="24"/>
+        </w:rPr>
+        <w:t>Tingkat 3 - Field Officer (Petugas Lapang):</w:t>
+      </w:r>
+      <w:r>
+        <w:rPr>
+          <w:rFonts w:ascii="Times New Roman" w:hAnsi="Times New Roman"/>
+          <w:color w:val="000000"/>
+          <w:sz w:val="24"/>
+        </w:rPr>
+        <w:t xml:space="preserve"> Diberikan secara default kepada seluruh kredensial operasional umum. Hak akses dibatasi pada pemantauan visual telemetri </w:t>
+      </w:r>
+      <w:r>
+        <w:rPr>
+          <w:rFonts w:ascii="Times New Roman" w:hAnsi="Times New Roman"/>
+          <w:i/>
+          <w:color w:val="000000"/>
+          <w:sz w:val="24"/>
+        </w:rPr>
+        <w:t>real-time</w:t>
+      </w:r>
+      <w:r>
+        <w:rPr>
+          <w:rFonts w:ascii="Times New Roman" w:hAnsi="Times New Roman"/>
+          <w:color w:val="000000"/>
+          <w:sz w:val="24"/>
+        </w:rPr>
+        <w:t xml:space="preserve"> pada halaman Dashboard, pencatatan log observasi harian, pemantauan status kesehatan baterai surya LiFePO4, dan pengunduhan arsip data CSV untuk pelaporan manual tanpa wewenang mengubah konfigurasi stasiun.</w:t>
+      </w:r>
+    </w:p>
+    <w:p>
+      <w:pPr>
+        <w:spacing w:before="0" w:after="80" w:line="360" w:lineRule="auto"/>
+        <w:ind w:left="504"/>
+        <w:jc w:val="both"/>
+      </w:pPr>
+      <w:r>
+        <w:rPr>
+          <w:rFonts w:ascii="Times New Roman" w:hAnsi="Times New Roman"/>
+          <w:i/>
+          <w:color w:val="000000"/>
+          <w:sz w:val="24"/>
+        </w:rPr>
+        <w:t xml:space="preserve"> </w:t>
+      </w:r>
+      <w:r>
+        <w:rPr>
+          <w:rFonts w:ascii="Times New Roman" w:hAnsi="Times New Roman"/>
+          <w:i/>
+          <w:color w:val="000000"/>
+          <w:sz w:val="24"/>
+        </w:rPr>
+        <w:t>Mekanisme Otentikasi Bertingkat (</w:t>
+      </w:r>
+      <w:r>
+        <w:rPr>
+          <w:rFonts w:ascii="Times New Roman" w:hAnsi="Times New Roman"/>
+          <w:color w:val="000000"/>
+          <w:sz w:val="24"/>
+        </w:rPr>
+        <w:t>Dual-Engine Authentication Fallback</w:t>
+      </w:r>
+      <w:r>
+        <w:rPr>
+          <w:rFonts w:ascii="Times New Roman" w:hAnsi="Times New Roman"/>
+          <w:i/>
+          <w:color w:val="000000"/>
+          <w:sz w:val="24"/>
+        </w:rPr>
+        <w:t>):</w:t>
+      </w:r>
+      <w:r>
+        <w:rPr>
+          <w:rFonts w:ascii="Times New Roman" w:hAnsi="Times New Roman"/>
+          <w:i/>
+          <w:color w:val="000000"/>
+          <w:sz w:val="24"/>
+        </w:rPr>
+        <w:t xml:space="preserve"> Untuk menjamin stasiun cuaca tetap dapat dioperasikan pada lahan pertanian terpencil (</w:t>
+      </w:r>
+      <w:r>
+        <w:rPr>
+          <w:rFonts w:ascii="Times New Roman" w:hAnsi="Times New Roman"/>
+          <w:color w:val="000000"/>
+          <w:sz w:val="24"/>
+        </w:rPr>
+        <w:t>remote agricultural areas</w:t>
+      </w:r>
+      <w:r>
+        <w:rPr>
+          <w:rFonts w:ascii="Times New Roman" w:hAnsi="Times New Roman"/>
+          <w:i/>
+          <w:color w:val="000000"/>
+          <w:sz w:val="24"/>
+        </w:rPr>
+        <w:t>) yang kerap mengalami kehilangan sinyal internet seluler secara berkepanjangan, arsitektur autentikasi mengimplementasikan sistem mesin ganda (</w:t>
+      </w:r>
+      <w:r>
+        <w:rPr>
+          <w:rFonts w:ascii="Times New Roman" w:hAnsi="Times New Roman"/>
+          <w:color w:val="000000"/>
+          <w:sz w:val="24"/>
+        </w:rPr>
+        <w:t>dual-engine*):</w:t>
+      </w:r>
+    </w:p>
+    <w:p>
+      <w:pPr>
+        <w:spacing w:before="0" w:after="80" w:line="360" w:lineRule="auto"/>
+        <w:ind w:left="504"/>
+        <w:jc w:val="both"/>
+      </w:pPr>
+      <w:r>
+        <w:rPr>
+          <w:rFonts w:ascii="Times New Roman" w:hAnsi="Times New Roman"/>
+          <w:color w:val="000000"/>
+          <w:sz w:val="24"/>
+        </w:rPr>
+        <w:t xml:space="preserve">- </w:t>
+      </w:r>
+      <w:r>
+        <w:rPr>
+          <w:rFonts w:ascii="Times New Roman" w:hAnsi="Times New Roman"/>
+          <w:i/>
+          <w:color w:val="000000"/>
+          <w:sz w:val="24"/>
+        </w:rPr>
+        <w:t>Online Primary Engine:</w:t>
+      </w:r>
+      <w:r>
+        <w:rPr>
+          <w:rFonts w:ascii="Times New Roman" w:hAnsi="Times New Roman"/>
+          <w:color w:val="000000"/>
+          <w:sz w:val="24"/>
+        </w:rPr>
+        <w:t xml:space="preserve"> Sistem mengarahkan validasi kredensial ke layanan Google Firebase Authentication melalui jalur HTTPS terenkripsi TLS 1.3. Jika koneksi cloud berhasil, token JWT sesi diterbitkan dan disinkronkan ke peramban.</w:t>
+      </w:r>
+    </w:p>
+    <w:p>
+      <w:pPr>
+        <w:spacing w:before="0" w:after="80" w:line="360" w:lineRule="auto"/>
+        <w:ind w:left="504"/>
+        <w:jc w:val="both"/>
+      </w:pPr>
+      <w:r>
+        <w:rPr>
+          <w:rFonts w:ascii="Times New Roman" w:hAnsi="Times New Roman"/>
+          <w:color w:val="000000"/>
+          <w:sz w:val="24"/>
+        </w:rPr>
+        <w:t xml:space="preserve">- </w:t>
+      </w:r>
+      <w:r>
+        <w:rPr>
+          <w:rFonts w:ascii="Times New Roman" w:hAnsi="Times New Roman"/>
+          <w:i/>
+          <w:color w:val="000000"/>
+          <w:sz w:val="24"/>
+        </w:rPr>
+        <w:t>Offline Secondary Fallback Engine:</w:t>
+      </w:r>
+      <w:r>
+        <w:rPr>
+          <w:rFonts w:ascii="Times New Roman" w:hAnsi="Times New Roman"/>
+          <w:color w:val="000000"/>
+          <w:sz w:val="24"/>
+        </w:rPr>
+        <w:t xml:space="preserve"> Apabila peramban mendeteksi status tanpa jaringan (</w:t>
+      </w:r>
+      <w:r>
+        <w:rPr>
+          <w:rFonts w:ascii="Consolas" w:hAnsi="Consolas"/>
+          <w:color w:val="1E293B"/>
+          <w:sz w:val="21"/>
+        </w:rPr>
+        <w:t>navigator.onLine === false</w:t>
+      </w:r>
+      <w:r>
+        <w:rPr>
+          <w:rFonts w:ascii="Times New Roman" w:hAnsi="Times New Roman"/>
+          <w:color w:val="000000"/>
+          <w:sz w:val="24"/>
+        </w:rPr>
+        <w:t xml:space="preserve">) atau transmisi HTTP Firebase mengalami </w:t>
+      </w:r>
+      <w:r>
+        <w:rPr>
+          <w:rFonts w:ascii="Times New Roman" w:hAnsi="Times New Roman"/>
+          <w:i/>
+          <w:color w:val="000000"/>
+          <w:sz w:val="24"/>
+        </w:rPr>
+        <w:t>timeout</w:t>
+      </w:r>
+      <w:r>
+        <w:rPr>
+          <w:rFonts w:ascii="Times New Roman" w:hAnsi="Times New Roman"/>
+          <w:color w:val="000000"/>
+          <w:sz w:val="24"/>
+        </w:rPr>
+        <w:t xml:space="preserve"> melampaui batas 3000 ms, sistem secara otomatis dan mulus (</w:t>
+      </w:r>
+      <w:r>
+        <w:rPr>
+          <w:rFonts w:ascii="Times New Roman" w:hAnsi="Times New Roman"/>
+          <w:i/>
+          <w:color w:val="000000"/>
+          <w:sz w:val="24"/>
+        </w:rPr>
+        <w:t>seamless graceful fallback</w:t>
+      </w:r>
+      <w:r>
+        <w:rPr>
+          <w:rFonts w:ascii="Times New Roman" w:hAnsi="Times New Roman"/>
+          <w:color w:val="000000"/>
+          <w:sz w:val="24"/>
+        </w:rPr>
+        <w:t>) mengalihkan validasi ke tabel basis data kredensial lokal stasiun (</w:t>
+      </w:r>
+      <w:r>
+        <w:rPr>
+          <w:rFonts w:ascii="Consolas" w:hAnsi="Consolas"/>
+          <w:color w:val="1E293B"/>
+          <w:sz w:val="21"/>
+        </w:rPr>
+        <w:t>agrinex_registered_users</w:t>
+      </w:r>
+      <w:r>
+        <w:rPr>
+          <w:rFonts w:ascii="Times New Roman" w:hAnsi="Times New Roman"/>
+          <w:color w:val="000000"/>
+          <w:sz w:val="24"/>
+        </w:rPr>
+        <w:t>) yang tersimpan di memori terenkripsi peramban dan flash LittleFS. Teknisi lapangan tetap dapat mengakses dashboard stasiun secara instan melalui Access Point lokal (</w:t>
+      </w:r>
+      <w:r>
+        <w:rPr>
+          <w:rFonts w:ascii="Consolas" w:hAnsi="Consolas"/>
+          <w:color w:val="1E293B"/>
+          <w:sz w:val="21"/>
+        </w:rPr>
+        <w:t>Agrinex-AP</w:t>
+      </w:r>
+      <w:r>
+        <w:rPr>
+          <w:rFonts w:ascii="Times New Roman" w:hAnsi="Times New Roman"/>
+          <w:color w:val="000000"/>
+          <w:sz w:val="24"/>
+        </w:rPr>
+        <w:t>) tanpa ketergantungan pada konektivitas internet publik.</w:t>
+      </w:r>
+    </w:p>
+    <w:p>
+      <w:pPr>
+        <w:spacing w:before="0" w:after="80" w:line="360" w:lineRule="auto"/>
+        <w:ind w:left="504"/>
+        <w:jc w:val="both"/>
+      </w:pPr>
+      <w:r>
+        <w:rPr>
+          <w:rFonts w:ascii="Times New Roman" w:hAnsi="Times New Roman"/>
+          <w:color w:val="000000"/>
+          <w:sz w:val="24"/>
+        </w:rPr>
+        <w:t xml:space="preserve">- </w:t>
+      </w:r>
+      <w:r>
+        <w:rPr>
+          <w:rFonts w:ascii="Times New Roman" w:hAnsi="Times New Roman"/>
+          <w:i/>
+          <w:color w:val="000000"/>
+          <w:sz w:val="24"/>
+        </w:rPr>
+        <w:t>Manajemen Sesi Persisten:</w:t>
+      </w:r>
+      <w:r>
+        <w:rPr>
+          <w:rFonts w:ascii="Times New Roman" w:hAnsi="Times New Roman"/>
+          <w:color w:val="000000"/>
+          <w:sz w:val="24"/>
+        </w:rPr>
+        <w:t xml:space="preserve"> Setelah login berhasil, status sesi disimpan ke dalam penyimpanan </w:t>
+      </w:r>
+      <w:r>
+        <w:rPr>
+          <w:rFonts w:ascii="Consolas" w:hAnsi="Consolas"/>
+          <w:color w:val="1E293B"/>
+          <w:sz w:val="21"/>
+        </w:rPr>
+        <w:t>agrinex_auth_session</w:t>
+      </w:r>
+      <w:r>
+        <w:rPr>
+          <w:rFonts w:ascii="Times New Roman" w:hAnsi="Times New Roman"/>
+          <w:color w:val="000000"/>
+          <w:sz w:val="24"/>
+        </w:rPr>
+        <w:t xml:space="preserve"> dan profil pengguna ke </w:t>
+      </w:r>
+      <w:r>
+        <w:rPr>
+          <w:rFonts w:ascii="Consolas" w:hAnsi="Consolas"/>
+          <w:color w:val="1E293B"/>
+          <w:sz w:val="21"/>
+        </w:rPr>
+        <w:t>agrinex_auth_user</w:t>
+      </w:r>
+      <w:r>
+        <w:rPr>
+          <w:rFonts w:ascii="Times New Roman" w:hAnsi="Times New Roman"/>
+          <w:color w:val="000000"/>
+          <w:sz w:val="24"/>
+        </w:rPr>
+        <w:t>. Ketika halaman dimuat ulang (</w:t>
+      </w:r>
+      <w:r>
+        <w:rPr>
+          <w:rFonts w:ascii="Times New Roman" w:hAnsi="Times New Roman"/>
+          <w:i/>
+          <w:color w:val="000000"/>
+          <w:sz w:val="24"/>
+        </w:rPr>
+        <w:t>page refresh</w:t>
+      </w:r>
+      <w:r>
+        <w:rPr>
+          <w:rFonts w:ascii="Times New Roman" w:hAnsi="Times New Roman"/>
+          <w:color w:val="000000"/>
+          <w:sz w:val="24"/>
+        </w:rPr>
+        <w:t>) atau browser ditutup sementara, status autentikasi tetap terjaga (</w:t>
+      </w:r>
+      <w:r>
+        <w:rPr>
+          <w:rFonts w:ascii="Times New Roman" w:hAnsi="Times New Roman"/>
+          <w:i/>
+          <w:color w:val="000000"/>
+          <w:sz w:val="24"/>
+        </w:rPr>
+        <w:t>zero session loss</w:t>
+      </w:r>
+      <w:r>
+        <w:rPr>
+          <w:rFonts w:ascii="Times New Roman" w:hAnsi="Times New Roman"/>
+          <w:color w:val="000000"/>
+          <w:sz w:val="24"/>
+        </w:rPr>
+        <w:t>), mencegah keharusan login berulang kali saat melakukan inspeksi fisik di kebun.</w:t>
+      </w:r>
+    </w:p>
+    <w:p>
+      <w:pPr>
         <w:spacing w:before="200" w:after="80" w:line="276" w:lineRule="auto"/>
         <w:jc w:val="left"/>
       </w:pPr>
@@ -7886,7 +8482,24 @@
           <w:color w:val="000000"/>
           <w:sz w:val="24"/>
         </w:rPr>
-        <w:t>Panduan penyiapan stasiun cuaca baru dalam satu kartu terpandu.</w:t>
+        <w:t>Bagi unit stasiun cuaca yang baru pertama kali dinyalakan atau selesai menjalani proses pembaruan firmware secara menyeluruh, antarmuka menyajikan panduan konfigurasi terpandu dalam format kartu tunggal 5-langkah (</w:t>
+      </w:r>
+      <w:r>
+        <w:rPr>
+          <w:rFonts w:ascii="Times New Roman" w:hAnsi="Times New Roman"/>
+          <w:i/>
+          <w:color w:val="000000"/>
+          <w:sz w:val="24"/>
+        </w:rPr>
+        <w:t>run-once setup wizard</w:t>
+      </w:r>
+      <w:r>
+        <w:rPr>
+          <w:rFonts w:ascii="Times New Roman" w:hAnsi="Times New Roman"/>
+          <w:color w:val="000000"/>
+          <w:sz w:val="24"/>
+        </w:rPr>
+        <w:t>):</w:t>
       </w:r>
     </w:p>
     <w:p>
@@ -7980,15 +8593,91 @@
           <w:color w:val="000000"/>
           <w:sz w:val="24"/>
         </w:rPr>
-        <w:t>Langkah 1 (Identitas &amp; Elevasi):</w:t>
-      </w:r>
-      <w:r>
-        <w:rPr>
-          <w:rFonts w:ascii="Times New Roman" w:hAnsi="Times New Roman"/>
-          <w:color w:val="000000"/>
-          <w:sz w:val="24"/>
-        </w:rPr>
-        <w:t>* Pengaturan penamaan stasiun dan penentuan elevasi rujukan (560 mdpl) untuk perhitungan konstanta psikrometrik lokal.</w:t>
+        <w:t>Langkah 1 (Identitas &amp; Elevasi Topografis Stasiun):</w:t>
+      </w:r>
+      <w:r>
+        <w:rPr>
+          <w:rFonts w:ascii="Times New Roman" w:hAnsi="Times New Roman"/>
+          <w:i/>
+          <w:color w:val="000000"/>
+          <w:sz w:val="24"/>
+        </w:rPr>
+        <w:t xml:space="preserve"> Pengguna menetapkan nama pengenal stasiun (</w:t>
+      </w:r>
+      <w:r>
+        <w:rPr>
+          <w:rFonts w:ascii="Times New Roman" w:hAnsi="Times New Roman"/>
+          <w:color w:val="000000"/>
+          <w:sz w:val="24"/>
+        </w:rPr>
+        <w:t xml:space="preserve">Station Identifier*, misalnya: </w:t>
+      </w:r>
+      <w:r>
+        <w:rPr>
+          <w:rFonts w:ascii="Consolas" w:hAnsi="Consolas"/>
+          <w:color w:val="1E293B"/>
+          <w:sz w:val="21"/>
+        </w:rPr>
+        <w:t>AGRINEX-KNG-01</w:t>
+      </w:r>
+      <w:r>
+        <w:rPr>
+          <w:rFonts w:ascii="Times New Roman" w:hAnsi="Times New Roman"/>
+          <w:color w:val="000000"/>
+          <w:sz w:val="24"/>
+        </w:rPr>
+        <w:t>), deskripsi lokasi lahan perkebunan, serta ketinggian topografis instalasi di atas permukaan laut (default Kabupaten Kuningan: 560 mdpl). Elevasi rujukan (</w:t>
+      </w:r>
+      <w:r>
+        <w:rPr>
+          <w:rFonts w:ascii="Cambria Math" w:hAnsi="Cambria Math"/>
+          <w:i/>
+          <w:color w:val="000000"/>
+          <w:sz w:val="24"/>
+        </w:rPr>
+        <w:t>z</w:t>
+      </w:r>
+      <w:r>
+        <w:rPr>
+          <w:rFonts w:ascii="Times New Roman" w:hAnsi="Times New Roman"/>
+          <w:color w:val="000000"/>
+          <w:sz w:val="24"/>
+        </w:rPr>
+        <w:t>) merupakan variabel krusial dalam perhitungan tekanan atmosfer standar (</w:t>
+      </w:r>
+      <w:r>
+        <w:rPr>
+          <w:rFonts w:ascii="Cambria Math" w:hAnsi="Cambria Math"/>
+          <w:i/>
+          <w:color w:val="000000"/>
+          <w:sz w:val="24"/>
+        </w:rPr>
+        <w:t>P = 101.3 \times ((293 - 0.0065 z)/293)^{5.26}\text{ kPa}</w:t>
+      </w:r>
+      <w:r>
+        <w:rPr>
+          <w:rFonts w:ascii="Times New Roman" w:hAnsi="Times New Roman"/>
+          <w:color w:val="000000"/>
+          <w:sz w:val="24"/>
+        </w:rPr>
+        <w:t>). Tekanan atmosfer ini secara langsung menentukan nilai konstanta psikrometrik lokal (</w:t>
+      </w:r>
+      <w:r>
+        <w:rPr>
+          <w:rFonts w:ascii="Cambria Math" w:hAnsi="Cambria Math"/>
+          <w:i/>
+          <w:color w:val="000000"/>
+          <w:sz w:val="24"/>
+        </w:rPr>
+        <w:t>\gamma = 0.665 \times 10^{-3} P\text{ kPa}/^\circ\text{C}</w:t>
+      </w:r>
+      <w:r>
+        <w:rPr>
+          <w:rFonts w:ascii="Times New Roman" w:hAnsi="Times New Roman"/>
+          <w:color w:val="000000"/>
+          <w:sz w:val="24"/>
+        </w:rPr>
+        <w:t>) pada persamaan FAO-56 Penman-Monteith, sehingga penetapan elevasi yang presisi menjamin keakuratan estimasi kebutuhan air tanaman.</w:t>
       </w:r>
     </w:p>
     <w:p>
@@ -8013,15 +8702,40 @@
           <w:color w:val="000000"/>
           <w:sz w:val="24"/>
         </w:rPr>
-        <w:t>Langkah 2 (Jaringan Wi-Fi):</w:t>
-      </w:r>
-      <w:r>
-        <w:rPr>
-          <w:rFonts w:ascii="Times New Roman" w:hAnsi="Times New Roman"/>
-          <w:color w:val="000000"/>
-          <w:sz w:val="24"/>
-        </w:rPr>
-        <w:t>* Konfigurasi kredensial SSID dan kata sandi router kebun.</w:t>
+        <w:t>Langkah 2 (Konfigurasi Jaringan Nirkabel Wi-Fi Lapangan):</w:t>
+      </w:r>
+      <w:r>
+        <w:rPr>
+          <w:rFonts w:ascii="Times New Roman" w:hAnsi="Times New Roman"/>
+          <w:i/>
+          <w:color w:val="000000"/>
+          <w:sz w:val="24"/>
+        </w:rPr>
+        <w:t xml:space="preserve"> Formulir input nama jaringan nirkabel (</w:t>
+      </w:r>
+      <w:r>
+        <w:rPr>
+          <w:rFonts w:ascii="Times New Roman" w:hAnsi="Times New Roman"/>
+          <w:color w:val="000000"/>
+          <w:sz w:val="24"/>
+        </w:rPr>
+        <w:t xml:space="preserve">SSID*) dan kunci keamanan WPA2/WPA3 router kebun. Masukan kata sandi dilengkapi tombol sakelar visibilitas teks berbasis SVG guna meminimalkan kesalahan pengetikan di lapangan. Wizard memvalidasi kelayakan kredensial dan mengirimkannya ke firmware mikrokontroler melalui endpoint HTTP POST </w:t>
+      </w:r>
+      <w:r>
+        <w:rPr>
+          <w:rFonts w:ascii="Consolas" w:hAnsi="Consolas"/>
+          <w:color w:val="1E293B"/>
+          <w:sz w:val="21"/>
+        </w:rPr>
+        <w:t>/api/config/wifi</w:t>
+      </w:r>
+      <w:r>
+        <w:rPr>
+          <w:rFonts w:ascii="Times New Roman" w:hAnsi="Times New Roman"/>
+          <w:color w:val="000000"/>
+          <w:sz w:val="24"/>
+        </w:rPr>
+        <w:t xml:space="preserve"> untuk disimpan secara permanen di partisi memori flash LittleFS.</w:t>
       </w:r>
     </w:p>
     <w:p>
@@ -8046,15 +8760,201 @@
           <w:color w:val="000000"/>
           <w:sz w:val="24"/>
         </w:rPr>
-        <w:t>Langkah 3 (Uji Konektivitas):</w:t>
-      </w:r>
-      <w:r>
-        <w:rPr>
-          <w:rFonts w:ascii="Times New Roman" w:hAnsi="Times New Roman"/>
-          <w:color w:val="000000"/>
-          <w:sz w:val="24"/>
-        </w:rPr>
-        <w:t xml:space="preserve">* Pengujian komunikasi data perangkat keras via endpoint </w:t>
+        <w:t>Langkah 3 (Uji Konektivitas Hardware &amp; Diagnostik Bus Sensor):</w:t>
+      </w:r>
+      <w:r>
+        <w:rPr>
+          <w:rFonts w:ascii="Times New Roman" w:hAnsi="Times New Roman"/>
+          <w:i/>
+          <w:color w:val="000000"/>
+          <w:sz w:val="24"/>
+        </w:rPr>
+        <w:t xml:space="preserve"> Proses pengujian interaktif yang mengirimkan permintaan </w:t>
+      </w:r>
+      <w:r>
+        <w:rPr>
+          <w:rFonts w:ascii="Times New Roman" w:hAnsi="Times New Roman"/>
+          <w:color w:val="000000"/>
+          <w:sz w:val="24"/>
+        </w:rPr>
+        <w:t>ping</w:t>
+      </w:r>
+      <w:r>
+        <w:rPr>
+          <w:rFonts w:ascii="Times New Roman" w:hAnsi="Times New Roman"/>
+          <w:i/>
+          <w:color w:val="000000"/>
+          <w:sz w:val="24"/>
+        </w:rPr>
+        <w:t xml:space="preserve"> diagnostik nirkabel ke endpoint `/api/sensors`. Antarmuka web membedah respons data telemetri dan memvalidasi kesiapan masing-masing modul fisik: deteksi komunikasi bus I2C terhadap alamat sensor daya INA226 (`0x40`), sensor radiasi surya BH1750 (`0x23`), dan pewaktu presisi RTC DS3231 (`0x68`), serta deteksi saluran pulsa interupsi GPIO optocoupler anemometer dan jalur data satu-kawat (</w:t>
+      </w:r>
+      <w:r>
+        <w:rPr>
+          <w:rFonts w:ascii="Times New Roman" w:hAnsi="Times New Roman"/>
+          <w:color w:val="000000"/>
+          <w:sz w:val="24"/>
+        </w:rPr>
+        <w:t>one-wire</w:t>
+      </w:r>
+      <w:r>
+        <w:rPr>
+          <w:rFonts w:ascii="Times New Roman" w:hAnsi="Times New Roman"/>
+          <w:i/>
+          <w:color w:val="000000"/>
+          <w:sz w:val="24"/>
+        </w:rPr>
+        <w:t>) DHT22. Layar menampilkan nilai latensi respons nirkabel (</w:t>
+      </w:r>
+      <w:r>
+        <w:rPr>
+          <w:rFonts w:ascii="Times New Roman" w:hAnsi="Times New Roman"/>
+          <w:color w:val="000000"/>
+          <w:sz w:val="24"/>
+        </w:rPr>
+        <w:t>round-trip time</w:t>
+      </w:r>
+      <w:r>
+        <w:rPr>
+          <w:rFonts w:ascii="Times New Roman" w:hAnsi="Times New Roman"/>
+          <w:i/>
+          <w:color w:val="000000"/>
+          <w:sz w:val="24"/>
+        </w:rPr>
+        <w:t>) dalam milidetik dan lencana hijau (</w:t>
+      </w:r>
+      <w:r>
+        <w:rPr>
+          <w:rFonts w:ascii="Times New Roman" w:hAnsi="Times New Roman"/>
+          <w:color w:val="000000"/>
+          <w:sz w:val="24"/>
+        </w:rPr>
+        <w:t>Hardware Ready*) sebagai jaminan bahwa seluruh sensor berfungsi normal sebelum stasiun memasuki fase operasional penuh.</w:t>
+      </w:r>
+    </w:p>
+    <w:p>
+      <w:pPr>
+        <w:spacing w:before="0" w:after="80" w:line="360" w:lineRule="auto"/>
+        <w:ind w:left="504"/>
+        <w:jc w:val="both"/>
+      </w:pPr>
+      <w:r>
+        <w:rPr>
+          <w:rFonts w:ascii="Times New Roman" w:hAnsi="Times New Roman"/>
+          <w:i/>
+          <w:color w:val="000000"/>
+          <w:sz w:val="24"/>
+        </w:rPr>
+        <w:t xml:space="preserve"> </w:t>
+      </w:r>
+      <w:r>
+        <w:rPr>
+          <w:rFonts w:ascii="Times New Roman" w:hAnsi="Times New Roman"/>
+          <w:i/>
+          <w:color w:val="000000"/>
+          <w:sz w:val="24"/>
+        </w:rPr>
+        <w:t>Langkah 4 (Kalibrasi Offset Termal &amp; Noise Gate Anemometer):</w:t>
+      </w:r>
+      <w:r>
+        <w:rPr>
+          <w:rFonts w:ascii="Times New Roman" w:hAnsi="Times New Roman"/>
+          <w:i/>
+          <w:color w:val="000000"/>
+          <w:sz w:val="24"/>
+        </w:rPr>
+        <w:t xml:space="preserve"> Penyetelan nilai kompensasi terhadap fenomena disipasi panas internal (</w:t>
+      </w:r>
+      <w:r>
+        <w:rPr>
+          <w:rFonts w:ascii="Times New Roman" w:hAnsi="Times New Roman"/>
+          <w:color w:val="000000"/>
+          <w:sz w:val="24"/>
+        </w:rPr>
+        <w:t>enclosure self-heating</w:t>
+      </w:r>
+      <w:r>
+        <w:rPr>
+          <w:rFonts w:ascii="Times New Roman" w:hAnsi="Times New Roman"/>
+          <w:i/>
+          <w:color w:val="000000"/>
+          <w:sz w:val="24"/>
+        </w:rPr>
+        <w:t xml:space="preserve">). Pada enclosure tahan cuaca IP65, panas yang dilepaskan regulator tegangan AMS1117 dan mikrokontroler menyebabkan deviasi suhu udara lokal. Antarmuka menyediakan formulir kalibrasi offset suhu $\Delta T$ (default riset Kuningan: $-4.8^\circ\text{C}$) dan offset kelembapan relatif $\Delta RH$ (default: $+12\%$). Selain itu, dikonfigurasi pula batas ambang </w:t>
+      </w:r>
+      <w:r>
+        <w:rPr>
+          <w:rFonts w:ascii="Times New Roman" w:hAnsi="Times New Roman"/>
+          <w:color w:val="000000"/>
+          <w:sz w:val="24"/>
+        </w:rPr>
+        <w:t xml:space="preserve">noise gate* anemometer (default: </w:t>
+      </w:r>
+      <w:r>
+        <w:rPr>
+          <w:rFonts w:ascii="Cambria Math" w:hAnsi="Cambria Math"/>
+          <w:i/>
+          <w:color w:val="000000"/>
+          <w:sz w:val="24"/>
+        </w:rPr>
+        <w:t>0.25\text{ m/s}</w:t>
+      </w:r>
+      <w:r>
+        <w:rPr>
+          <w:rFonts w:ascii="Times New Roman" w:hAnsi="Times New Roman"/>
+          <w:color w:val="000000"/>
+          <w:sz w:val="24"/>
+        </w:rPr>
+        <w:t>) guna membuang pulsa semu akibat getaran tiang stasiun saat kondisi angin tenang sempurna (</w:t>
+      </w:r>
+      <w:r>
+        <w:rPr>
+          <w:rFonts w:ascii="Cambria Math" w:hAnsi="Cambria Math"/>
+          <w:i/>
+          <w:color w:val="000000"/>
+          <w:sz w:val="24"/>
+        </w:rPr>
+        <w:t>0\text{ m/s}</w:t>
+      </w:r>
+      <w:r>
+        <w:rPr>
+          <w:rFonts w:ascii="Times New Roman" w:hAnsi="Times New Roman"/>
+          <w:color w:val="000000"/>
+          <w:sz w:val="24"/>
+        </w:rPr>
+        <w:t>).</w:t>
+      </w:r>
+    </w:p>
+    <w:p>
+      <w:pPr>
+        <w:spacing w:before="0" w:after="80" w:line="360" w:lineRule="auto"/>
+        <w:ind w:left="504"/>
+        <w:jc w:val="both"/>
+      </w:pPr>
+      <w:r>
+        <w:rPr>
+          <w:rFonts w:ascii="Times New Roman" w:hAnsi="Times New Roman"/>
+          <w:i/>
+          <w:color w:val="000000"/>
+          <w:sz w:val="24"/>
+        </w:rPr>
+        <w:t xml:space="preserve"> </w:t>
+      </w:r>
+      <w:r>
+        <w:rPr>
+          <w:rFonts w:ascii="Times New Roman" w:hAnsi="Times New Roman"/>
+          <w:i/>
+          <w:color w:val="000000"/>
+          <w:sz w:val="24"/>
+        </w:rPr>
+        <w:t>Langkah 5 (Komit Memori Flash LittleFS &amp; Mekanisme Kunci Run-Once):</w:t>
+      </w:r>
+      <w:r>
+        <w:rPr>
+          <w:rFonts w:ascii="Times New Roman" w:hAnsi="Times New Roman"/>
+          <w:color w:val="000000"/>
+          <w:sz w:val="24"/>
+        </w:rPr>
+        <w:t xml:space="preserve">* Tahap final yang mengeksekusi penulisan seluruh parameter konfigurasi dari Langkah 1 hingga Langkah 4 ke dalam berkas non-volatile </w:t>
       </w:r>
       <w:r>
         <w:rPr>
@@ -8062,118 +8962,82 @@
           <w:color w:val="1E293B"/>
           <w:sz w:val="21"/>
         </w:rPr>
-        <w:t>/api/sensors</w:t>
-      </w:r>
-      <w:r>
-        <w:rPr>
-          <w:rFonts w:ascii="Times New Roman" w:hAnsi="Times New Roman"/>
-          <w:color w:val="000000"/>
-          <w:sz w:val="24"/>
-        </w:rPr>
-        <w:t>.</w:t>
+        <w:t>/config.json</w:t>
+      </w:r>
+      <w:r>
+        <w:rPr>
+          <w:rFonts w:ascii="Times New Roman" w:hAnsi="Times New Roman"/>
+          <w:color w:val="000000"/>
+          <w:sz w:val="24"/>
+        </w:rPr>
+        <w:t xml:space="preserve"> pada partisi memori flash LittleFS mikrokontroler melalui endpoint </w:t>
+      </w:r>
+      <w:r>
+        <w:rPr>
+          <w:rFonts w:ascii="Consolas" w:hAnsi="Consolas"/>
+          <w:color w:val="1E293B"/>
+          <w:sz w:val="21"/>
+        </w:rPr>
+        <w:t>/api/config</w:t>
+      </w:r>
+      <w:r>
+        <w:rPr>
+          <w:rFonts w:ascii="Times New Roman" w:hAnsi="Times New Roman"/>
+          <w:color w:val="000000"/>
+          <w:sz w:val="24"/>
+        </w:rPr>
+        <w:t>. Setelah mikrokontroler mengirimkan status konfirmasi sukses (</w:t>
+      </w:r>
+      <w:r>
+        <w:rPr>
+          <w:rFonts w:ascii="Consolas" w:hAnsi="Consolas"/>
+          <w:color w:val="1E293B"/>
+          <w:sz w:val="21"/>
+        </w:rPr>
+        <w:t>200 OK</w:t>
+      </w:r>
+      <w:r>
+        <w:rPr>
+          <w:rFonts w:ascii="Times New Roman" w:hAnsi="Times New Roman"/>
+          <w:color w:val="000000"/>
+          <w:sz w:val="24"/>
+        </w:rPr>
+        <w:t xml:space="preserve">), antarmuka web secara otomatis menuliskan penanda permanen </w:t>
+      </w:r>
+      <w:r>
+        <w:rPr>
+          <w:rFonts w:ascii="Consolas" w:hAnsi="Consolas"/>
+          <w:color w:val="1E293B"/>
+          <w:sz w:val="21"/>
+        </w:rPr>
+        <w:t>agrinex_onboarding_completed = true</w:t>
+      </w:r>
+      <w:r>
+        <w:rPr>
+          <w:rFonts w:ascii="Times New Roman" w:hAnsi="Times New Roman"/>
+          <w:color w:val="000000"/>
+          <w:sz w:val="24"/>
+        </w:rPr>
+        <w:t xml:space="preserve"> ke dalam penyimpanan lokal peramban. Mekanisme ini memastikan bahwa pada setiap sesi pemuatan berikutnya, sistem akan langsung membuka Dashboard telemetri utama dan mengunci wizard agar tidak mengganggu operasional rutin.</w:t>
       </w:r>
     </w:p>
     <w:p>
       <w:pPr>
-        <w:spacing w:before="0" w:after="80" w:line="360" w:lineRule="auto"/>
-        <w:ind w:left="504"/>
-        <w:jc w:val="both"/>
-      </w:pPr>
-      <w:r>
-        <w:rPr>
-          <w:rFonts w:ascii="Times New Roman" w:hAnsi="Times New Roman"/>
-          <w:i/>
-          <w:color w:val="000000"/>
-          <w:sz w:val="24"/>
-        </w:rPr>
-        <w:t xml:space="preserve"> </w:t>
-      </w:r>
-      <w:r>
-        <w:rPr>
-          <w:rFonts w:ascii="Times New Roman" w:hAnsi="Times New Roman"/>
-          <w:i/>
-          <w:color w:val="000000"/>
-          <w:sz w:val="24"/>
-        </w:rPr>
-        <w:t>Langkah 4 (Kalibrasi Termal):</w:t>
-      </w:r>
-      <w:r>
-        <w:rPr>
-          <w:rFonts w:ascii="Times New Roman" w:hAnsi="Times New Roman"/>
-          <w:i/>
-          <w:color w:val="000000"/>
-          <w:sz w:val="24"/>
-        </w:rPr>
-        <w:t xml:space="preserve"> Pengisian nilai offset kompensasi suhu DHT22 ($\Delta T = -4.8^\circ\text{C}$) dan threshold </w:t>
-      </w:r>
-      <w:r>
-        <w:rPr>
-          <w:rFonts w:ascii="Times New Roman" w:hAnsi="Times New Roman"/>
-          <w:color w:val="000000"/>
-          <w:sz w:val="24"/>
-        </w:rPr>
-        <w:t>noise gate* anemometer.</w:t>
+        <w:spacing w:before="200" w:after="80" w:line="276" w:lineRule="auto"/>
+        <w:jc w:val="left"/>
+      </w:pPr>
+      <w:r>
+        <w:rPr>
+          <w:rFonts w:ascii="Times New Roman" w:hAnsi="Times New Roman"/>
+          <w:b/>
+          <w:color w:val="000000"/>
+          <w:sz w:val="24"/>
+        </w:rPr>
+        <w:t>6.3 Layar 3: Dashboard Utama Telemetri &amp; Gauge Cuaca</w:t>
       </w:r>
     </w:p>
     <w:p>
       <w:pPr>
-        <w:spacing w:before="0" w:after="80" w:line="360" w:lineRule="auto"/>
-        <w:ind w:left="504"/>
-        <w:jc w:val="both"/>
-      </w:pPr>
-      <w:r>
-        <w:rPr>
-          <w:rFonts w:ascii="Times New Roman" w:hAnsi="Times New Roman"/>
-          <w:i/>
-          <w:color w:val="000000"/>
-          <w:sz w:val="24"/>
-        </w:rPr>
-        <w:t xml:space="preserve"> </w:t>
-      </w:r>
-      <w:r>
-        <w:rPr>
-          <w:rFonts w:ascii="Times New Roman" w:hAnsi="Times New Roman"/>
-          <w:i/>
-          <w:color w:val="000000"/>
-          <w:sz w:val="24"/>
-        </w:rPr>
-        <w:t>Langkah 5 (Komit LittleFS):</w:t>
-      </w:r>
-      <w:r>
-        <w:rPr>
-          <w:rFonts w:ascii="Times New Roman" w:hAnsi="Times New Roman"/>
-          <w:i/>
-          <w:color w:val="000000"/>
-          <w:sz w:val="24"/>
-        </w:rPr>
-        <w:t xml:space="preserve"> Penyimpanan konfigurasi ke memori flash internal stasiun dengan jaminan kemunculan tepat satu kali (</w:t>
-      </w:r>
-      <w:r>
-        <w:rPr>
-          <w:rFonts w:ascii="Times New Roman" w:hAnsi="Times New Roman"/>
-          <w:color w:val="000000"/>
-          <w:sz w:val="24"/>
-        </w:rPr>
-        <w:t>run-once*).</w:t>
-      </w:r>
-    </w:p>
-    <w:p>
-      <w:pPr>
-        <w:spacing w:before="200" w:after="80" w:line="276" w:lineRule="auto"/>
-        <w:jc w:val="left"/>
-      </w:pPr>
-      <w:r>
-        <w:rPr>
-          <w:rFonts w:ascii="Times New Roman" w:hAnsi="Times New Roman"/>
-          <w:b/>
-          <w:color w:val="000000"/>
-          <w:sz w:val="24"/>
-        </w:rPr>
-        <w:t>6.3 Layar 3: Dashboard Utama Telemetri &amp; Gauge Cuaca</w:t>
-      </w:r>
-    </w:p>
-    <w:p>
-      <w:pPr>
         <w:spacing w:before="0" w:after="120" w:line="360" w:lineRule="auto"/>
         <w:jc w:val="both"/>
       </w:pPr>
@@ -8183,7 +9047,24 @@
           <w:color w:val="000000"/>
           <w:sz w:val="24"/>
         </w:rPr>
-        <w:t>Pusat kendali visual utama untuk memantau kondisi cuaca mikroklimat secara real-time.</w:t>
+        <w:t xml:space="preserve">Dashboard utama merupakan pusat kendali operasional yang menyajikan telemetri mikroklimat secara </w:t>
+      </w:r>
+      <w:r>
+        <w:rPr>
+          <w:rFonts w:ascii="Times New Roman" w:hAnsi="Times New Roman"/>
+          <w:i/>
+          <w:color w:val="000000"/>
+          <w:sz w:val="24"/>
+        </w:rPr>
+        <w:t>real-time</w:t>
+      </w:r>
+      <w:r>
+        <w:rPr>
+          <w:rFonts w:ascii="Times New Roman" w:hAnsi="Times New Roman"/>
+          <w:color w:val="000000"/>
+          <w:sz w:val="24"/>
+        </w:rPr>
+        <w:t xml:space="preserve"> dengan tata letak Neumorphic yang teratur, bersih, dan informatif:</w:t>
       </w:r>
     </w:p>
     <w:p>
@@ -8277,15 +9158,24 @@
           <w:color w:val="000000"/>
           <w:sz w:val="24"/>
         </w:rPr>
-        <w:t>Header Stasiun &amp; LiveClock:</w:t>
-      </w:r>
-      <w:r>
-        <w:rPr>
-          <w:rFonts w:ascii="Times New Roman" w:hAnsi="Times New Roman"/>
-          <w:color w:val="000000"/>
-          <w:sz w:val="24"/>
-        </w:rPr>
-        <w:t>* Menyajikan identitas lokasi ("Kelurahan Kuningan, Kecamatan Kuningan"), elevasi rujukan (560 mdpl), penunjuk jam nyata, dan tombol navigasi.</w:t>
+        <w:t>Header Stasiun &amp; LiveClock Presisi:</w:t>
+      </w:r>
+      <w:r>
+        <w:rPr>
+          <w:rFonts w:ascii="Times New Roman" w:hAnsi="Times New Roman"/>
+          <w:i/>
+          <w:color w:val="000000"/>
+          <w:sz w:val="24"/>
+        </w:rPr>
+        <w:t xml:space="preserve"> Menyajikan identitas administratif stasiun cuaca ("Kelurahan Kuningan, Kecamatan Kuningan"), koordinat lintang dan bujur, elevasi rujukan topografis (560 mdpl), serta penunjuk waktu nyata (</w:t>
+      </w:r>
+      <w:r>
+        <w:rPr>
+          <w:rFonts w:ascii="Times New Roman" w:hAnsi="Times New Roman"/>
+          <w:color w:val="000000"/>
+          <w:sz w:val="24"/>
+        </w:rPr>
+        <w:t>LiveClock*) dengan presisi detik yang disinkronkan secara periodik terhadap NTP server dan modul RTC DS3231 internal. Pada sisi kanan header disematkan tombol menu navigasi responsif untuk berpindah secara mulus ke tab Analitik dan Pengaturan.</w:t>
       </w:r>
     </w:p>
     <w:p>
@@ -8310,24 +9200,73 @@
           <w:color w:val="000000"/>
           <w:sz w:val="24"/>
         </w:rPr>
-        <w:t>Indikator Aliran Data Ganda:</w:t>
-      </w:r>
-      <w:r>
-        <w:rPr>
-          <w:rFonts w:ascii="Times New Roman" w:hAnsi="Times New Roman"/>
-          <w:i/>
-          <w:color w:val="000000"/>
-          <w:sz w:val="24"/>
-        </w:rPr>
-        <w:t xml:space="preserve"> Menampilkan indikator latensi koneksi polling lokal (misal: 64 ms) dan tombol alih ke mode </w:t>
-      </w:r>
-      <w:r>
-        <w:rPr>
-          <w:rFonts w:ascii="Times New Roman" w:hAnsi="Times New Roman"/>
-          <w:color w:val="000000"/>
-          <w:sz w:val="24"/>
-        </w:rPr>
-        <w:t>Cloud Stream* Firestore.</w:t>
+        <w:t>Indikator Aliran Data Ganda (</w:t>
+      </w:r>
+      <w:r>
+        <w:rPr>
+          <w:rFonts w:ascii="Times New Roman" w:hAnsi="Times New Roman"/>
+          <w:color w:val="000000"/>
+          <w:sz w:val="24"/>
+        </w:rPr>
+        <w:t>Dual-Stream Telemetry Engine</w:t>
+      </w:r>
+      <w:r>
+        <w:rPr>
+          <w:rFonts w:ascii="Times New Roman" w:hAnsi="Times New Roman"/>
+          <w:i/>
+          <w:color w:val="000000"/>
+          <w:sz w:val="24"/>
+        </w:rPr>
+        <w:t>):</w:t>
+      </w:r>
+      <w:r>
+        <w:rPr>
+          <w:rFonts w:ascii="Times New Roman" w:hAnsi="Times New Roman"/>
+          <w:i/>
+          <w:color w:val="000000"/>
+          <w:sz w:val="24"/>
+        </w:rPr>
+        <w:t xml:space="preserve"> Menampilkan metrik performa komunikasi jaringan berupa waktu bolak-balik transmisi data (</w:t>
+      </w:r>
+      <w:r>
+        <w:rPr>
+          <w:rFonts w:ascii="Times New Roman" w:hAnsi="Times New Roman"/>
+          <w:color w:val="000000"/>
+          <w:sz w:val="24"/>
+        </w:rPr>
+        <w:t xml:space="preserve">Round-Trip Time / RTT*) secara instan. Pada koneksi LAN/Wi-Fi lokal melalui mekanisme HTTP polling langsung ke mikrokontroler, indikator menunjukkan latensi sangat rendah (rata-rata 64 ms) dengan lencana hijau </w:t>
+      </w:r>
+      <w:r>
+        <w:rPr>
+          <w:rFonts w:ascii="Consolas" w:hAnsi="Consolas"/>
+          <w:color w:val="1E293B"/>
+          <w:sz w:val="21"/>
+        </w:rPr>
+        <w:t>Local REST</w:t>
+      </w:r>
+      <w:r>
+        <w:rPr>
+          <w:rFonts w:ascii="Times New Roman" w:hAnsi="Times New Roman"/>
+          <w:color w:val="000000"/>
+          <w:sz w:val="24"/>
+        </w:rPr>
+        <w:t xml:space="preserve">. Tombol toggle interaktif memungkinkan operator beralih ke mode </w:t>
+      </w:r>
+      <w:r>
+        <w:rPr>
+          <w:rFonts w:ascii="Consolas" w:hAnsi="Consolas"/>
+          <w:color w:val="1E293B"/>
+          <w:sz w:val="21"/>
+        </w:rPr>
+        <w:t>Cloud Stream</w:t>
+      </w:r>
+      <w:r>
+        <w:rPr>
+          <w:rFonts w:ascii="Times New Roman" w:hAnsi="Times New Roman"/>
+          <w:color w:val="000000"/>
+          <w:sz w:val="24"/>
+        </w:rPr>
+        <w:t xml:space="preserve"> (Firestore WAN dengan latensi rata-rata 742 ms) saat melakukan pemantauan jarak jauh dari luar area perkebunan.</w:t>
       </w:r>
     </w:p>
     <w:p>
@@ -8352,15 +9291,83 @@
           <w:color w:val="000000"/>
           <w:sz w:val="24"/>
         </w:rPr>
-        <w:t>Termometer Melingkar (ArcGauge):</w:t>
-      </w:r>
-      <w:r>
-        <w:rPr>
-          <w:rFonts w:ascii="Times New Roman" w:hAnsi="Times New Roman"/>
-          <w:color w:val="000000"/>
-          <w:sz w:val="24"/>
-        </w:rPr>
-        <w:t>* Visualisasi suhu udara dalam bentuk gauge busur melingkar bergradasi halus dengan status kenyamanan ambien ("Normal").</w:t>
+        <w:t>Termometer Melingkar Neumorphic (</w:t>
+      </w:r>
+      <w:r>
+        <w:rPr>
+          <w:rFonts w:ascii="Times New Roman" w:hAnsi="Times New Roman"/>
+          <w:color w:val="000000"/>
+          <w:sz w:val="24"/>
+        </w:rPr>
+        <w:t>ArcGauge</w:t>
+      </w:r>
+      <w:r>
+        <w:rPr>
+          <w:rFonts w:ascii="Times New Roman" w:hAnsi="Times New Roman"/>
+          <w:i/>
+          <w:color w:val="000000"/>
+          <w:sz w:val="24"/>
+        </w:rPr>
+        <w:t>):</w:t>
+      </w:r>
+      <w:r>
+        <w:rPr>
+          <w:rFonts w:ascii="Times New Roman" w:hAnsi="Times New Roman"/>
+          <w:color w:val="000000"/>
+          <w:sz w:val="24"/>
+        </w:rPr>
+        <w:t>* Komponen visualisasi suhu udara utama yang menggunakan busur lingkaran grafis vektor dinamis 270 derajat (SVG path interpolation). Menampilkan jarum penunjuk virtual dan gradasi warna latar belakang yang bertransisi halus: hijau sejuk (</w:t>
+      </w:r>
+      <w:r>
+        <w:rPr>
+          <w:rFonts w:ascii="Cambria Math" w:hAnsi="Cambria Math"/>
+          <w:i/>
+          <w:color w:val="000000"/>
+          <w:sz w:val="24"/>
+        </w:rPr>
+        <w:t>&lt;24^\circ\text{C}</w:t>
+      </w:r>
+      <w:r>
+        <w:rPr>
+          <w:rFonts w:ascii="Times New Roman" w:hAnsi="Times New Roman"/>
+          <w:color w:val="000000"/>
+          <w:sz w:val="24"/>
+        </w:rPr>
+        <w:t>), kuning hangat (</w:t>
+      </w:r>
+      <w:r>
+        <w:rPr>
+          <w:rFonts w:ascii="Cambria Math" w:hAnsi="Cambria Math"/>
+          <w:i/>
+          <w:color w:val="000000"/>
+          <w:sz w:val="24"/>
+        </w:rPr>
+        <w:t>24 - 32^\circ\text{C}</w:t>
+      </w:r>
+      <w:r>
+        <w:rPr>
+          <w:rFonts w:ascii="Times New Roman" w:hAnsi="Times New Roman"/>
+          <w:color w:val="000000"/>
+          <w:sz w:val="24"/>
+        </w:rPr>
+        <w:t>), hingga merah menyengat (</w:t>
+      </w:r>
+      <w:r>
+        <w:rPr>
+          <w:rFonts w:ascii="Cambria Math" w:hAnsi="Cambria Math"/>
+          <w:i/>
+          <w:color w:val="000000"/>
+          <w:sz w:val="24"/>
+        </w:rPr>
+        <w:t>&gt;32^\circ\text{C}</w:t>
+      </w:r>
+      <w:r>
+        <w:rPr>
+          <w:rFonts w:ascii="Times New Roman" w:hAnsi="Times New Roman"/>
+          <w:color w:val="000000"/>
+          <w:sz w:val="24"/>
+        </w:rPr>
+        <w:t>). Di tengah busur ditampilkan nilai numerik suhu ambien dengan ketelitian 1 desimal, lengkap dengan label status kenyamanan iklim mikro tajuk tanaman ("Normal").</w:t>
       </w:r>
     </w:p>
     <w:p>
@@ -8385,49 +9392,58 @@
           <w:color w:val="000000"/>
           <w:sz w:val="24"/>
         </w:rPr>
-        <w:t>Kartu Daya LiFePO4 (BatteryCard):</w:t>
-      </w:r>
-      <w:r>
-        <w:rPr>
-          <w:rFonts w:ascii="Times New Roman" w:hAnsi="Times New Roman"/>
-          <w:color w:val="000000"/>
-          <w:sz w:val="24"/>
-        </w:rPr>
-        <w:t>* Status kapasitas baterai (%), sisa kapasitas dalam Ah (</w:t>
-      </w:r>
-      <w:r>
-        <w:rPr>
-          <w:rFonts w:ascii="Cambria Math" w:hAnsi="Cambria Math"/>
-          <w:i/>
-          <w:color w:val="000000"/>
-          <w:sz w:val="24"/>
-        </w:rPr>
-        <w:t>30\text{ Ah}</w:t>
-      </w:r>
-      <w:r>
-        <w:rPr>
-          <w:rFonts w:ascii="Times New Roman" w:hAnsi="Times New Roman"/>
-          <w:color w:val="000000"/>
-          <w:sz w:val="24"/>
-        </w:rPr>
-        <w:t>), tegangan sel riil dari INA226 (</w:t>
-      </w:r>
-      <w:r>
-        <w:rPr>
-          <w:rFonts w:ascii="Cambria Math" w:hAnsi="Cambria Math"/>
-          <w:i/>
-          <w:color w:val="000000"/>
-          <w:sz w:val="24"/>
-        </w:rPr>
-        <w:t>3.55\text{ V}</w:t>
-      </w:r>
-      <w:r>
-        <w:rPr>
-          <w:rFonts w:ascii="Times New Roman" w:hAnsi="Times New Roman"/>
-          <w:color w:val="000000"/>
-          <w:sz w:val="24"/>
-        </w:rPr>
-        <w:t>), serta arus pengisian/beban surya.</w:t>
+        <w:t>Kartu Pemantau Catu Daya LiFePO4 (</w:t>
+      </w:r>
+      <w:r>
+        <w:rPr>
+          <w:rFonts w:ascii="Times New Roman" w:hAnsi="Times New Roman"/>
+          <w:color w:val="000000"/>
+          <w:sz w:val="24"/>
+        </w:rPr>
+        <w:t>BatteryCard</w:t>
+      </w:r>
+      <w:r>
+        <w:rPr>
+          <w:rFonts w:ascii="Times New Roman" w:hAnsi="Times New Roman"/>
+          <w:i/>
+          <w:color w:val="000000"/>
+          <w:sz w:val="24"/>
+        </w:rPr>
+        <w:t>):</w:t>
+      </w:r>
+      <w:r>
+        <w:rPr>
+          <w:rFonts w:ascii="Times New Roman" w:hAnsi="Times New Roman"/>
+          <w:i/>
+          <w:color w:val="000000"/>
+          <w:sz w:val="24"/>
+        </w:rPr>
+        <w:t xml:space="preserve"> Mengintegrasikan telemetri sistem daya otonom stasiun secara menyeluruh berbasis pengukuran IC sensor INA226. Menyajikan indikator persentase kapasitas baterai (</w:t>
+      </w:r>
+      <w:r>
+        <w:rPr>
+          <w:rFonts w:ascii="Times New Roman" w:hAnsi="Times New Roman"/>
+          <w:color w:val="000000"/>
+          <w:sz w:val="24"/>
+        </w:rPr>
+        <w:t>State of Charge / SoC</w:t>
+      </w:r>
+      <w:r>
+        <w:rPr>
+          <w:rFonts w:ascii="Times New Roman" w:hAnsi="Times New Roman"/>
+          <w:i/>
+          <w:color w:val="000000"/>
+          <w:sz w:val="24"/>
+        </w:rPr>
+        <w:t>) menggunakan algoritma tabel pemetaan tegangan sel LiFePO4 non-linear, nilai tegangan sel riil (misal: $3.55\text{ V}$, rentang aman $2.8\text{ V} - 3.65\text{ V}$), sisa kapasitas arus terukur terhadap kapasitas nominal ($30\text{ Ah}$), arus pengisian dari panel surya 50Wp atau beban sistem ($mA$), serta estimasi durasi otonomi baterai (</w:t>
+      </w:r>
+      <w:r>
+        <w:rPr>
+          <w:rFonts w:ascii="Times New Roman" w:hAnsi="Times New Roman"/>
+          <w:color w:val="000000"/>
+          <w:sz w:val="24"/>
+        </w:rPr>
+        <w:t>time-to-empty / time-to-full*).</w:t>
       </w:r>
     </w:p>
     <w:p>
@@ -8452,83 +9468,15 @@
           <w:color w:val="000000"/>
           <w:sz w:val="24"/>
         </w:rPr>
-        <w:t>Kartu Sensor Instan:</w:t>
-      </w:r>
-      <w:r>
-        <w:rPr>
-          <w:rFonts w:ascii="Times New Roman" w:hAnsi="Times New Roman"/>
-          <w:color w:val="000000"/>
-          <w:sz w:val="24"/>
-        </w:rPr>
-        <w:t>* Indikator nilai real-time Kelembapan Relatif (</w:t>
-      </w:r>
-      <w:r>
-        <w:rPr>
-          <w:rFonts w:ascii="Cambria Math" w:hAnsi="Cambria Math"/>
-          <w:i/>
-          <w:color w:val="000000"/>
-          <w:sz w:val="24"/>
-        </w:rPr>
-        <w:t>RH</w:t>
-      </w:r>
-      <w:r>
-        <w:rPr>
-          <w:rFonts w:ascii="Times New Roman" w:hAnsi="Times New Roman"/>
-          <w:color w:val="000000"/>
-          <w:sz w:val="24"/>
-        </w:rPr>
-        <w:t>), Kecepatan Angin (</w:t>
-      </w:r>
-      <w:r>
-        <w:rPr>
-          <w:rFonts w:ascii="Cambria Math" w:hAnsi="Cambria Math"/>
-          <w:i/>
-          <w:color w:val="000000"/>
-          <w:sz w:val="24"/>
-        </w:rPr>
-        <w:t>km/jam</w:t>
-      </w:r>
-      <w:r>
-        <w:rPr>
-          <w:rFonts w:ascii="Times New Roman" w:hAnsi="Times New Roman"/>
-          <w:color w:val="000000"/>
-          <w:sz w:val="24"/>
-        </w:rPr>
-        <w:t xml:space="preserve"> dan </w:t>
-      </w:r>
-      <w:r>
-        <w:rPr>
-          <w:rFonts w:ascii="Cambria Math" w:hAnsi="Cambria Math"/>
-          <w:i/>
-          <w:color w:val="000000"/>
-          <w:sz w:val="24"/>
-        </w:rPr>
-        <w:t>m/s</w:t>
-      </w:r>
-      <w:r>
-        <w:rPr>
-          <w:rFonts w:ascii="Times New Roman" w:hAnsi="Times New Roman"/>
-          <w:color w:val="000000"/>
-          <w:sz w:val="24"/>
-        </w:rPr>
-        <w:t>), serta Intensitas Cahaya (</w:t>
-      </w:r>
-      <w:r>
-        <w:rPr>
-          <w:rFonts w:ascii="Cambria Math" w:hAnsi="Cambria Math"/>
-          <w:i/>
-          <w:color w:val="000000"/>
-          <w:sz w:val="24"/>
-        </w:rPr>
-        <w:t>Lux</w:t>
-      </w:r>
-      <w:r>
-        <w:rPr>
-          <w:rFonts w:ascii="Times New Roman" w:hAnsi="Times New Roman"/>
-          <w:color w:val="000000"/>
-          <w:sz w:val="24"/>
-        </w:rPr>
-        <w:t>).</w:t>
+        <w:t>Kartu Metrik Instan (RH, Kecepatan Angin, Intensitas Cahaya):</w:t>
+      </w:r>
+      <w:r>
+        <w:rPr>
+          <w:rFonts w:ascii="Times New Roman" w:hAnsi="Times New Roman"/>
+          <w:color w:val="000000"/>
+          <w:sz w:val="24"/>
+        </w:rPr>
+        <w:t>* Tiga panel pembacaan instan berdesain kartu Neumorphic timbul:</w:t>
       </w:r>
     </w:p>
     <w:p>
@@ -8540,32 +9488,324 @@
       <w:r>
         <w:rPr>
           <w:rFonts w:ascii="Times New Roman" w:hAnsi="Times New Roman"/>
-          <w:i/>
-          <w:color w:val="000000"/>
-          <w:sz w:val="24"/>
-        </w:rPr>
-        <w:t xml:space="preserve"> </w:t>
-      </w:r>
-      <w:r>
-        <w:rPr>
-          <w:rFonts w:ascii="Times New Roman" w:hAnsi="Times New Roman"/>
-          <w:i/>
-          <w:color w:val="000000"/>
-          <w:sz w:val="24"/>
-        </w:rPr>
-        <w:t>Widget FAO-56 ETo:</w:t>
-      </w:r>
-      <w:r>
-        <w:rPr>
-          <w:rFonts w:ascii="Times New Roman" w:hAnsi="Times New Roman"/>
-          <w:color w:val="000000"/>
-          <w:sz w:val="24"/>
-        </w:rPr>
-        <w:t>* Estimasi laju kehilangan air harian acuan terintegrasi.</w:t>
+          <w:color w:val="000000"/>
+          <w:sz w:val="24"/>
+        </w:rPr>
+        <w:t xml:space="preserve">- </w:t>
+      </w:r>
+      <w:r>
+        <w:rPr>
+          <w:rFonts w:ascii="Times New Roman" w:hAnsi="Times New Roman"/>
+          <w:b/>
+          <w:color w:val="000000"/>
+          <w:sz w:val="24"/>
+        </w:rPr>
+        <w:t>Kelembapan Relatif ($RH$):</w:t>
+      </w:r>
+      <w:r>
+        <w:rPr>
+          <w:rFonts w:ascii="Times New Roman" w:hAnsi="Times New Roman"/>
+          <w:color w:val="000000"/>
+          <w:sz w:val="24"/>
+        </w:rPr>
+        <w:t xml:space="preserve"> Menampilkan persentase saturasi uap air udara dari DHT22 setelah penerapan rumus kompensasi non-linear, disertai indikator titik embun (</w:t>
+      </w:r>
+      <w:r>
+        <w:rPr>
+          <w:rFonts w:ascii="Times New Roman" w:hAnsi="Times New Roman"/>
+          <w:i/>
+          <w:color w:val="000000"/>
+          <w:sz w:val="24"/>
+        </w:rPr>
+        <w:t>dew point</w:t>
+      </w:r>
+      <w:r>
+        <w:rPr>
+          <w:rFonts w:ascii="Times New Roman" w:hAnsi="Times New Roman"/>
+          <w:color w:val="000000"/>
+          <w:sz w:val="24"/>
+        </w:rPr>
+        <w:t>) dan status kebasahan udara kanopi.</w:t>
       </w:r>
     </w:p>
     <w:p>
       <w:pPr>
+        <w:spacing w:before="0" w:after="80" w:line="360" w:lineRule="auto"/>
+        <w:ind w:left="504"/>
+        <w:jc w:val="both"/>
+      </w:pPr>
+      <w:r>
+        <w:rPr>
+          <w:rFonts w:ascii="Times New Roman" w:hAnsi="Times New Roman"/>
+          <w:color w:val="000000"/>
+          <w:sz w:val="24"/>
+        </w:rPr>
+        <w:t xml:space="preserve">- </w:t>
+      </w:r>
+      <w:r>
+        <w:rPr>
+          <w:rFonts w:ascii="Times New Roman" w:hAnsi="Times New Roman"/>
+          <w:b/>
+          <w:color w:val="000000"/>
+          <w:sz w:val="24"/>
+        </w:rPr>
+        <w:t>Kecepatan Angin:</w:t>
+      </w:r>
+      <w:r>
+        <w:rPr>
+          <w:rFonts w:ascii="Times New Roman" w:hAnsi="Times New Roman"/>
+          <w:color w:val="000000"/>
+          <w:sz w:val="24"/>
+        </w:rPr>
+        <w:t xml:space="preserve"> Menampilkan kecepatan aliran udara terukur dari sensor optocoupler anemometer dalam dua satuan standar ganda (</w:t>
+      </w:r>
+      <w:r>
+        <w:rPr>
+          <w:rFonts w:ascii="Cambria Math" w:hAnsi="Cambria Math"/>
+          <w:i/>
+          <w:color w:val="000000"/>
+          <w:sz w:val="24"/>
+        </w:rPr>
+        <w:t>km/jam</w:t>
+      </w:r>
+      <w:r>
+        <w:rPr>
+          <w:rFonts w:ascii="Times New Roman" w:hAnsi="Times New Roman"/>
+          <w:color w:val="000000"/>
+          <w:sz w:val="24"/>
+        </w:rPr>
+        <w:t xml:space="preserve"> dan </w:t>
+      </w:r>
+      <w:r>
+        <w:rPr>
+          <w:rFonts w:ascii="Cambria Math" w:hAnsi="Cambria Math"/>
+          <w:i/>
+          <w:color w:val="000000"/>
+          <w:sz w:val="24"/>
+        </w:rPr>
+        <w:t>m/s</w:t>
+      </w:r>
+      <w:r>
+        <w:rPr>
+          <w:rFonts w:ascii="Times New Roman" w:hAnsi="Times New Roman"/>
+          <w:color w:val="000000"/>
+          <w:sz w:val="24"/>
+        </w:rPr>
+        <w:t>) yang telah dikalibrasi menggunakan hukum logaritma profil angin Hellmann pada ketinggian tajuk standar 2 meter.</w:t>
+      </w:r>
+    </w:p>
+    <w:p>
+      <w:pPr>
+        <w:spacing w:before="0" w:after="80" w:line="360" w:lineRule="auto"/>
+        <w:ind w:left="504"/>
+        <w:jc w:val="both"/>
+      </w:pPr>
+      <w:r>
+        <w:rPr>
+          <w:rFonts w:ascii="Times New Roman" w:hAnsi="Times New Roman"/>
+          <w:color w:val="000000"/>
+          <w:sz w:val="24"/>
+        </w:rPr>
+        <w:t xml:space="preserve">- </w:t>
+      </w:r>
+      <w:r>
+        <w:rPr>
+          <w:rFonts w:ascii="Times New Roman" w:hAnsi="Times New Roman"/>
+          <w:b/>
+          <w:color w:val="000000"/>
+          <w:sz w:val="24"/>
+        </w:rPr>
+        <w:t>Intensitas Radiasi Cahaya:</w:t>
+      </w:r>
+      <w:r>
+        <w:rPr>
+          <w:rFonts w:ascii="Times New Roman" w:hAnsi="Times New Roman"/>
+          <w:color w:val="000000"/>
+          <w:sz w:val="24"/>
+        </w:rPr>
+        <w:t xml:space="preserve"> Menampilkan intensitas pencahayaan fotometri terukur dari sensor BH1750 dalam satuan Lux, yang secara simultan dikonversi menjadi ekuivalensi fluks radiasi gelombang pendek surya (</w:t>
+      </w:r>
+      <w:r>
+        <w:rPr>
+          <w:rFonts w:ascii="Cambria Math" w:hAnsi="Cambria Math"/>
+          <w:i/>
+          <w:color w:val="000000"/>
+          <w:sz w:val="24"/>
+        </w:rPr>
+        <w:t>R_s</w:t>
+      </w:r>
+      <w:r>
+        <w:rPr>
+          <w:rFonts w:ascii="Times New Roman" w:hAnsi="Times New Roman"/>
+          <w:color w:val="000000"/>
+          <w:sz w:val="24"/>
+        </w:rPr>
+        <w:t xml:space="preserve"> dalam </w:t>
+      </w:r>
+      <w:r>
+        <w:rPr>
+          <w:rFonts w:ascii="Cambria Math" w:hAnsi="Cambria Math"/>
+          <w:i/>
+          <w:color w:val="000000"/>
+          <w:sz w:val="24"/>
+        </w:rPr>
+        <w:t>W/m^2</w:t>
+      </w:r>
+      <w:r>
+        <w:rPr>
+          <w:rFonts w:ascii="Times New Roman" w:hAnsi="Times New Roman"/>
+          <w:color w:val="000000"/>
+          <w:sz w:val="24"/>
+        </w:rPr>
+        <w:t xml:space="preserve"> dan </w:t>
+      </w:r>
+      <w:r>
+        <w:rPr>
+          <w:rFonts w:ascii="Cambria Math" w:hAnsi="Cambria Math"/>
+          <w:i/>
+          <w:color w:val="000000"/>
+          <w:sz w:val="24"/>
+        </w:rPr>
+        <w:t>MJ/m^2/hari</w:t>
+      </w:r>
+      <w:r>
+        <w:rPr>
+          <w:rFonts w:ascii="Times New Roman" w:hAnsi="Times New Roman"/>
+          <w:color w:val="000000"/>
+          <w:sz w:val="24"/>
+        </w:rPr>
+        <w:t>).</w:t>
+      </w:r>
+    </w:p>
+    <w:p>
+      <w:pPr>
+        <w:spacing w:before="0" w:after="80" w:line="360" w:lineRule="auto"/>
+        <w:ind w:left="504"/>
+        <w:jc w:val="both"/>
+      </w:pPr>
+      <w:r>
+        <w:rPr>
+          <w:rFonts w:ascii="Times New Roman" w:hAnsi="Times New Roman"/>
+          <w:i/>
+          <w:color w:val="000000"/>
+          <w:sz w:val="24"/>
+        </w:rPr>
+        <w:t xml:space="preserve"> </w:t>
+      </w:r>
+      <w:r>
+        <w:rPr>
+          <w:rFonts w:ascii="Times New Roman" w:hAnsi="Times New Roman"/>
+          <w:i/>
+          <w:color w:val="000000"/>
+          <w:sz w:val="24"/>
+        </w:rPr>
+        <w:t>Kalkulator Terintegrasi FAO-56 ETo (</w:t>
+      </w:r>
+      <w:r>
+        <w:rPr>
+          <w:rFonts w:ascii="Times New Roman" w:hAnsi="Times New Roman"/>
+          <w:color w:val="000000"/>
+          <w:sz w:val="24"/>
+        </w:rPr>
+        <w:t>EtoWidget</w:t>
+      </w:r>
+      <w:r>
+        <w:rPr>
+          <w:rFonts w:ascii="Times New Roman" w:hAnsi="Times New Roman"/>
+          <w:i/>
+          <w:color w:val="000000"/>
+          <w:sz w:val="24"/>
+        </w:rPr>
+        <w:t>):</w:t>
+      </w:r>
+      <w:r>
+        <w:rPr>
+          <w:rFonts w:ascii="Times New Roman" w:hAnsi="Times New Roman"/>
+          <w:i/>
+          <w:color w:val="000000"/>
+          <w:sz w:val="24"/>
+        </w:rPr>
+        <w:t xml:space="preserve"> Mengimplementasikan komputasi algoritma agrometeorologi persamaan FAO-56 Penman-Monteith secara </w:t>
+      </w:r>
+      <w:r>
+        <w:rPr>
+          <w:rFonts w:ascii="Times New Roman" w:hAnsi="Times New Roman"/>
+          <w:color w:val="000000"/>
+          <w:sz w:val="24"/>
+        </w:rPr>
+        <w:t>on-the-fly* pada sisi klien peramban. Widget ini memadukan data suhu udara, kelembapan relatif, radiasi surya netto, kecepatan angin pada ketinggian 2 meter, dan konstanta psikrometrik lokal Kuningan untuk menghasilkan estimasi laju kehilangan air harian acuan (</w:t>
+      </w:r>
+      <w:r>
+        <w:rPr>
+          <w:rFonts w:ascii="Cambria Math" w:hAnsi="Cambria Math"/>
+          <w:i/>
+          <w:color w:val="000000"/>
+          <w:sz w:val="24"/>
+        </w:rPr>
+        <w:t>mm/hari</w:t>
+      </w:r>
+      <w:r>
+        <w:rPr>
+          <w:rFonts w:ascii="Times New Roman" w:hAnsi="Times New Roman"/>
+          <w:color w:val="000000"/>
+          <w:sz w:val="24"/>
+        </w:rPr>
+        <w:t>). Dilengkapi lencana interpretasi agronomi: Rendah (</w:t>
+      </w:r>
+      <w:r>
+        <w:rPr>
+          <w:rFonts w:ascii="Cambria Math" w:hAnsi="Cambria Math"/>
+          <w:i/>
+          <w:color w:val="000000"/>
+          <w:sz w:val="24"/>
+        </w:rPr>
+        <w:t>&lt;3\text{ mm/hari}</w:t>
+      </w:r>
+      <w:r>
+        <w:rPr>
+          <w:rFonts w:ascii="Times New Roman" w:hAnsi="Times New Roman"/>
+          <w:color w:val="000000"/>
+          <w:sz w:val="24"/>
+        </w:rPr>
+        <w:t>), Sedang (</w:t>
+      </w:r>
+      <w:r>
+        <w:rPr>
+          <w:rFonts w:ascii="Cambria Math" w:hAnsi="Cambria Math"/>
+          <w:i/>
+          <w:color w:val="000000"/>
+          <w:sz w:val="24"/>
+        </w:rPr>
+        <w:t>3 - 5\text{ mm/hari}</w:t>
+      </w:r>
+      <w:r>
+        <w:rPr>
+          <w:rFonts w:ascii="Times New Roman" w:hAnsi="Times New Roman"/>
+          <w:color w:val="000000"/>
+          <w:sz w:val="24"/>
+        </w:rPr>
+        <w:t>), dan Tinggi (</w:t>
+      </w:r>
+      <w:r>
+        <w:rPr>
+          <w:rFonts w:ascii="Cambria Math" w:hAnsi="Cambria Math"/>
+          <w:i/>
+          <w:color w:val="000000"/>
+          <w:sz w:val="24"/>
+        </w:rPr>
+        <w:t>&gt;5\text{ mm/hari}</w:t>
+      </w:r>
+      <w:r>
+        <w:rPr>
+          <w:rFonts w:ascii="Times New Roman" w:hAnsi="Times New Roman"/>
+          <w:color w:val="000000"/>
+          <w:sz w:val="24"/>
+        </w:rPr>
+        <w:t>) sebagai pedoman jadwal irigasi presisi.</w:t>
+      </w:r>
+    </w:p>
+    <w:p>
+      <w:pPr>
         <w:spacing w:before="200" w:after="80" w:line="276" w:lineRule="auto"/>
         <w:jc w:val="left"/>
       </w:pPr>
@@ -8590,7 +9830,7 @@
           <w:color w:val="000000"/>
           <w:sz w:val="24"/>
         </w:rPr>
-        <w:t>Modul penelaah rentang dinamika cuaca harian dan komparasi terhadap model BMKG.</w:t>
+        <w:t>Modul komparasi mengevaluasi rentang dinamika cuaca harian dan menyelaraskan data sensor terhadap model atmosfer resmi BMKG:</w:t>
       </w:r>
     </w:p>
     <w:p>
@@ -8684,24 +9924,109 @@
           <w:color w:val="000000"/>
           <w:sz w:val="24"/>
         </w:rPr>
-        <w:t>Kartu Nilai Ekstrem Harian:</w:t>
-      </w:r>
-      <w:r>
-        <w:rPr>
-          <w:rFonts w:ascii="Times New Roman" w:hAnsi="Times New Roman"/>
-          <w:i/>
-          <w:color w:val="000000"/>
-          <w:sz w:val="24"/>
-        </w:rPr>
-        <w:t xml:space="preserve"> Perbandingan nilai ekstrem $T_{\max}, T_{\min}, RH_{\max}, RH_{\min}$, dan hembusan angin puncak (</w:t>
-      </w:r>
-      <w:r>
-        <w:rPr>
-          <w:rFonts w:ascii="Times New Roman" w:hAnsi="Times New Roman"/>
-          <w:color w:val="000000"/>
-          <w:sz w:val="24"/>
-        </w:rPr>
-        <w:t>Peak Gust*) stasiun vs data model BMKG dalam 24 jam terakhir.</w:t>
+        <w:t>Kartu Nilai Ekstrem Harian (</w:t>
+      </w:r>
+      <w:r>
+        <w:rPr>
+          <w:rFonts w:ascii="Times New Roman" w:hAnsi="Times New Roman"/>
+          <w:color w:val="000000"/>
+          <w:sz w:val="24"/>
+        </w:rPr>
+        <w:t>Extremes Comparison Matrix</w:t>
+      </w:r>
+      <w:r>
+        <w:rPr>
+          <w:rFonts w:ascii="Times New Roman" w:hAnsi="Times New Roman"/>
+          <w:i/>
+          <w:color w:val="000000"/>
+          <w:sz w:val="24"/>
+        </w:rPr>
+        <w:t>):</w:t>
+      </w:r>
+      <w:r>
+        <w:rPr>
+          <w:rFonts w:ascii="Times New Roman" w:hAnsi="Times New Roman"/>
+          <w:i/>
+          <w:color w:val="000000"/>
+          <w:sz w:val="24"/>
+        </w:rPr>
+        <w:t xml:space="preserve"> Menyajikan perbandingan nilai puncak dalam siklus diurnal 24 jam terakhir antara observasi sensor fisik stasiun Agrinex berhadapan dengan model numerik cuaca BMKG wilayah Kuningan. Metrik yang dibandingkan mencakup Suhu Maksimum ($T_{\max}$), Suhu Minimum ($T_{\min}$), Kelembapan Maksimum ($RH_{\max}$), Kelembapan Minimum ($RH_{\min}$), dan Kecepatan Hembusan Angin Puncak (</w:t>
+      </w:r>
+      <w:r>
+        <w:rPr>
+          <w:rFonts w:ascii="Times New Roman" w:hAnsi="Times New Roman"/>
+          <w:color w:val="000000"/>
+          <w:sz w:val="24"/>
+        </w:rPr>
+        <w:t>Peak Wind Gust*). Setiap kartu menampilkan nilai selisih deviasi otomatis (</w:t>
+      </w:r>
+      <w:r>
+        <w:rPr>
+          <w:rFonts w:ascii="Cambria Math" w:hAnsi="Cambria Math"/>
+          <w:i/>
+          <w:color w:val="000000"/>
+          <w:sz w:val="24"/>
+        </w:rPr>
+        <w:t>\Delta</w:t>
+      </w:r>
+      <w:r>
+        <w:rPr>
+          <w:rFonts w:ascii="Times New Roman" w:hAnsi="Times New Roman"/>
+          <w:color w:val="000000"/>
+          <w:sz w:val="24"/>
+        </w:rPr>
+        <w:t>) dengan kode warna: hijau untuk deviasi wajar (</w:t>
+      </w:r>
+      <w:r>
+        <w:rPr>
+          <w:rFonts w:ascii="Cambria Math" w:hAnsi="Cambria Math"/>
+          <w:i/>
+          <w:color w:val="000000"/>
+          <w:sz w:val="24"/>
+        </w:rPr>
+        <w:t>&lt;1.0^\circ\text{C}</w:t>
+      </w:r>
+      <w:r>
+        <w:rPr>
+          <w:rFonts w:ascii="Times New Roman" w:hAnsi="Times New Roman"/>
+          <w:color w:val="000000"/>
+          <w:sz w:val="24"/>
+        </w:rPr>
+        <w:t>), kuning untuk deviasi moderat (</w:t>
+      </w:r>
+      <w:r>
+        <w:rPr>
+          <w:rFonts w:ascii="Cambria Math" w:hAnsi="Cambria Math"/>
+          <w:i/>
+          <w:color w:val="000000"/>
+          <w:sz w:val="24"/>
+        </w:rPr>
+        <w:t>1.0 - 2.5^\circ\text{C}</w:t>
+      </w:r>
+      <w:r>
+        <w:rPr>
+          <w:rFonts w:ascii="Times New Roman" w:hAnsi="Times New Roman"/>
+          <w:color w:val="000000"/>
+          <w:sz w:val="24"/>
+        </w:rPr>
+        <w:t>), dan merah untuk diskrepansi mikroklimat signifikan (</w:t>
+      </w:r>
+      <w:r>
+        <w:rPr>
+          <w:rFonts w:ascii="Cambria Math" w:hAnsi="Cambria Math"/>
+          <w:i/>
+          <w:color w:val="000000"/>
+          <w:sz w:val="24"/>
+        </w:rPr>
+        <w:t>&gt;2.5^\circ\text{C}</w:t>
+      </w:r>
+      <w:r>
+        <w:rPr>
+          <w:rFonts w:ascii="Times New Roman" w:hAnsi="Times New Roman"/>
+          <w:color w:val="000000"/>
+          <w:sz w:val="24"/>
+        </w:rPr>
+        <w:t>).</w:t>
       </w:r>
     </w:p>
     <w:p>
@@ -8726,15 +10051,32 @@
           <w:color w:val="000000"/>
           <w:sz w:val="24"/>
         </w:rPr>
-        <w:t>Matriks Prakiraan Jam-ke-Jam:</w:t>
-      </w:r>
-      <w:r>
-        <w:rPr>
-          <w:rFonts w:ascii="Times New Roman" w:hAnsi="Times New Roman"/>
-          <w:color w:val="000000"/>
-          <w:sz w:val="24"/>
-        </w:rPr>
-        <w:t>* Tabel komparasi deret waktu yang menyelaraskan data sensor riil dengan interval prakiraan resmi BMKG per 3 jam.</w:t>
+        <w:t>Matriks Prakiraan Jam-ke-Jam (</w:t>
+      </w:r>
+      <w:r>
+        <w:rPr>
+          <w:rFonts w:ascii="Times New Roman" w:hAnsi="Times New Roman"/>
+          <w:color w:val="000000"/>
+          <w:sz w:val="24"/>
+        </w:rPr>
+        <w:t>Hourly Sync Table</w:t>
+      </w:r>
+      <w:r>
+        <w:rPr>
+          <w:rFonts w:ascii="Times New Roman" w:hAnsi="Times New Roman"/>
+          <w:i/>
+          <w:color w:val="000000"/>
+          <w:sz w:val="24"/>
+        </w:rPr>
+        <w:t>):</w:t>
+      </w:r>
+      <w:r>
+        <w:rPr>
+          <w:rFonts w:ascii="Times New Roman" w:hAnsi="Times New Roman"/>
+          <w:color w:val="000000"/>
+          <w:sz w:val="24"/>
+        </w:rPr>
+        <w:t>* Tabel sinkronisasi deret waktu yang memetakan data observasi historis sensor stasiun ke dalam jendela interval waktu per 3 jam yang identik dengan jadwal pembaruan prakiraan resmi BMKG (00:00, 03:00, 06:00, 09:00, 12:00, 15:00, 18:00, dan 21:00 WIB). Kolom tabel menyajikan komparasi suhu udara, kelembapan relatif, deskripsi kualitatif cuaca (Cerah, Berawan, Hujan Ringan), dan ikon representasi visual kondisi atmosferik. Memudahkan agronomis mendeteksi fenomena mikroklimat lokal, seperti pemanasan kanopi yang lebih cepat di pagi hari atau kelembapan malam hari yang lebih tinggi dibandingkan stasiun synoptik regional.</w:t>
       </w:r>
     </w:p>
     <w:p>
@@ -8763,7 +10105,7 @@
           <w:color w:val="000000"/>
           <w:sz w:val="24"/>
         </w:rPr>
-        <w:t>Penyajian catatan log telemetri mentah untuk keperluan audit data.</w:t>
+        <w:t>Tabel log telemetri menyajikan catatan historis data mentah yang direkam stasiun untuk audit agrometeorologi:</w:t>
       </w:r>
     </w:p>
     <w:p>
@@ -8857,15 +10199,134 @@
           <w:color w:val="000000"/>
           <w:sz w:val="24"/>
         </w:rPr>
-        <w:t>Perekaman Data Tabular:</w:t>
-      </w:r>
-      <w:r>
-        <w:rPr>
-          <w:rFonts w:ascii="Times New Roman" w:hAnsi="Times New Roman"/>
-          <w:color w:val="000000"/>
-          <w:sz w:val="24"/>
-        </w:rPr>
-        <w:t>* Format tabel terstruktur mencakup cap waktu, suhu, kelembapan, radiasi, kecepatan angin, dan tegangan catu daya.</w:t>
+        <w:t>Perekaman Tabular Multi-Parameter Komprehensif:</w:t>
+      </w:r>
+      <w:r>
+        <w:rPr>
+          <w:rFonts w:ascii="Times New Roman" w:hAnsi="Times New Roman"/>
+          <w:color w:val="000000"/>
+          <w:sz w:val="24"/>
+        </w:rPr>
+        <w:t>* Menyajikan seluruh paket rekaman telemetri dalam format tabel terstruktur. Setiap baris mencakup nomor urut data, stempel waktu ISO-8601 lokal berketelitian detik, suhu udara terkompensasi (</w:t>
+      </w:r>
+      <w:r>
+        <w:rPr>
+          <w:rFonts w:ascii="Cambria Math" w:hAnsi="Cambria Math"/>
+          <w:i/>
+          <w:color w:val="000000"/>
+          <w:sz w:val="24"/>
+        </w:rPr>
+        <w:t>^\circ\text{C}</w:t>
+      </w:r>
+      <w:r>
+        <w:rPr>
+          <w:rFonts w:ascii="Times New Roman" w:hAnsi="Times New Roman"/>
+          <w:color w:val="000000"/>
+          <w:sz w:val="24"/>
+        </w:rPr>
+        <w:t>), kelembapan relatif (</w:t>
+      </w:r>
+      <w:r>
+        <w:rPr>
+          <w:rFonts w:ascii="Cambria Math" w:hAnsi="Cambria Math"/>
+          <w:i/>
+          <w:color w:val="000000"/>
+          <w:sz w:val="24"/>
+        </w:rPr>
+        <w:t>RH\%</w:t>
+      </w:r>
+      <w:r>
+        <w:rPr>
+          <w:rFonts w:ascii="Times New Roman" w:hAnsi="Times New Roman"/>
+          <w:color w:val="000000"/>
+          <w:sz w:val="24"/>
+        </w:rPr>
+        <w:t>), intensitas cahaya (</w:t>
+      </w:r>
+      <w:r>
+        <w:rPr>
+          <w:rFonts w:ascii="Cambria Math" w:hAnsi="Cambria Math"/>
+          <w:i/>
+          <w:color w:val="000000"/>
+          <w:sz w:val="24"/>
+        </w:rPr>
+        <w:t>Lux</w:t>
+      </w:r>
+      <w:r>
+        <w:rPr>
+          <w:rFonts w:ascii="Times New Roman" w:hAnsi="Times New Roman"/>
+          <w:color w:val="000000"/>
+          <w:sz w:val="24"/>
+        </w:rPr>
+        <w:t>), fluks radiasi surya ekuivalen (</w:t>
+      </w:r>
+      <w:r>
+        <w:rPr>
+          <w:rFonts w:ascii="Cambria Math" w:hAnsi="Cambria Math"/>
+          <w:i/>
+          <w:color w:val="000000"/>
+          <w:sz w:val="24"/>
+        </w:rPr>
+        <w:t>W/m^2</w:t>
+      </w:r>
+      <w:r>
+        <w:rPr>
+          <w:rFonts w:ascii="Times New Roman" w:hAnsi="Times New Roman"/>
+          <w:color w:val="000000"/>
+          <w:sz w:val="24"/>
+        </w:rPr>
+        <w:t>), kecepatan aliran angin (</w:t>
+      </w:r>
+      <w:r>
+        <w:rPr>
+          <w:rFonts w:ascii="Cambria Math" w:hAnsi="Cambria Math"/>
+          <w:i/>
+          <w:color w:val="000000"/>
+          <w:sz w:val="24"/>
+        </w:rPr>
+        <w:t>m/s</w:t>
+      </w:r>
+      <w:r>
+        <w:rPr>
+          <w:rFonts w:ascii="Times New Roman" w:hAnsi="Times New Roman"/>
+          <w:color w:val="000000"/>
+          <w:sz w:val="24"/>
+        </w:rPr>
+        <w:t>), tegangan baterai LiFePO4 (</w:t>
+      </w:r>
+      <w:r>
+        <w:rPr>
+          <w:rFonts w:ascii="Cambria Math" w:hAnsi="Cambria Math"/>
+          <w:i/>
+          <w:color w:val="000000"/>
+          <w:sz w:val="24"/>
+        </w:rPr>
+        <w:t>V</w:t>
+      </w:r>
+      <w:r>
+        <w:rPr>
+          <w:rFonts w:ascii="Times New Roman" w:hAnsi="Times New Roman"/>
+          <w:color w:val="000000"/>
+          <w:sz w:val="24"/>
+        </w:rPr>
+        <w:t>), dan arus catu daya operasional (</w:t>
+      </w:r>
+      <w:r>
+        <w:rPr>
+          <w:rFonts w:ascii="Cambria Math" w:hAnsi="Cambria Math"/>
+          <w:i/>
+          <w:color w:val="000000"/>
+          <w:sz w:val="24"/>
+        </w:rPr>
+        <w:t>mA</w:t>
+      </w:r>
+      <w:r>
+        <w:rPr>
+          <w:rFonts w:ascii="Times New Roman" w:hAnsi="Times New Roman"/>
+          <w:color w:val="000000"/>
+          <w:sz w:val="24"/>
+        </w:rPr>
+        <w:t>). Format tabular ini dirancang dengan gaya Neumorphic datar dengan pemisah baris halus untuk menjamin keterbacaan data log yang padat.</w:t>
       </w:r>
     </w:p>
     <w:p>
@@ -8890,24 +10351,106 @@
           <w:color w:val="000000"/>
           <w:sz w:val="24"/>
         </w:rPr>
-        <w:t>Lencana Status Sensor:</w:t>
-      </w:r>
-      <w:r>
-        <w:rPr>
-          <w:rFonts w:ascii="Times New Roman" w:hAnsi="Times New Roman"/>
-          <w:i/>
-          <w:color w:val="000000"/>
-          <w:sz w:val="24"/>
-        </w:rPr>
-        <w:t xml:space="preserve"> Status diagnostik per baris (</w:t>
-      </w:r>
-      <w:r>
-        <w:rPr>
-          <w:rFonts w:ascii="Times New Roman" w:hAnsi="Times New Roman"/>
-          <w:color w:val="000000"/>
-          <w:sz w:val="24"/>
-        </w:rPr>
-        <w:t>Normal, Warning, Offline*) untuk mendeteksi malfungsi sensor secara dini.</w:t>
+        <w:t>Lencana Status Validitas Diagnostik Sensor (</w:t>
+      </w:r>
+      <w:r>
+        <w:rPr>
+          <w:rFonts w:ascii="Times New Roman" w:hAnsi="Times New Roman"/>
+          <w:color w:val="000000"/>
+          <w:sz w:val="24"/>
+        </w:rPr>
+        <w:t>Health Status Badges</w:t>
+      </w:r>
+      <w:r>
+        <w:rPr>
+          <w:rFonts w:ascii="Times New Roman" w:hAnsi="Times New Roman"/>
+          <w:i/>
+          <w:color w:val="000000"/>
+          <w:sz w:val="24"/>
+        </w:rPr>
+        <w:t>):</w:t>
+      </w:r>
+      <w:r>
+        <w:rPr>
+          <w:rFonts w:ascii="Times New Roman" w:hAnsi="Times New Roman"/>
+          <w:i/>
+          <w:color w:val="000000"/>
+          <w:sz w:val="24"/>
+        </w:rPr>
+        <w:t xml:space="preserve"> Setiap baris log dilengkapi lencana diagnostik interaktif berbasis algoritma validasi ambang batas (</w:t>
+      </w:r>
+      <w:r>
+        <w:rPr>
+          <w:rFonts w:ascii="Times New Roman" w:hAnsi="Times New Roman"/>
+          <w:color w:val="000000"/>
+          <w:sz w:val="24"/>
+        </w:rPr>
+        <w:t>threshold sanity check*). Lencana berwarna hijau (</w:t>
+      </w:r>
+      <w:r>
+        <w:rPr>
+          <w:rFonts w:ascii="Consolas" w:hAnsi="Consolas"/>
+          <w:color w:val="1E293B"/>
+          <w:sz w:val="21"/>
+        </w:rPr>
+        <w:t>Normal</w:t>
+      </w:r>
+      <w:r>
+        <w:rPr>
+          <w:rFonts w:ascii="Times New Roman" w:hAnsi="Times New Roman"/>
+          <w:color w:val="000000"/>
+          <w:sz w:val="24"/>
+        </w:rPr>
+        <w:t>) menandakan seluruh instrumen beroperasi dalam parameter fisis yang valid; lencana kuning (</w:t>
+      </w:r>
+      <w:r>
+        <w:rPr>
+          <w:rFonts w:ascii="Consolas" w:hAnsi="Consolas"/>
+          <w:color w:val="1E293B"/>
+          <w:sz w:val="21"/>
+        </w:rPr>
+        <w:t>Warning</w:t>
+      </w:r>
+      <w:r>
+        <w:rPr>
+          <w:rFonts w:ascii="Times New Roman" w:hAnsi="Times New Roman"/>
+          <w:color w:val="000000"/>
+          <w:sz w:val="24"/>
+        </w:rPr>
+        <w:t xml:space="preserve">) menandakan adanya pembacaan di luar ambang kewajaran (misalnya kelembapan </w:t>
+      </w:r>
+      <w:r>
+        <w:rPr>
+          <w:rFonts w:ascii="Cambria Math" w:hAnsi="Cambria Math"/>
+          <w:i/>
+          <w:color w:val="000000"/>
+          <w:sz w:val="24"/>
+        </w:rPr>
+        <w:t>100\%</w:t>
+      </w:r>
+      <w:r>
+        <w:rPr>
+          <w:rFonts w:ascii="Times New Roman" w:hAnsi="Times New Roman"/>
+          <w:color w:val="000000"/>
+          <w:sz w:val="24"/>
+        </w:rPr>
+        <w:t xml:space="preserve"> konstan atau fluktuasi tegangan abnormal); sedangkan lencana merah (</w:t>
+      </w:r>
+      <w:r>
+        <w:rPr>
+          <w:rFonts w:ascii="Consolas" w:hAnsi="Consolas"/>
+          <w:color w:val="1E293B"/>
+          <w:sz w:val="21"/>
+        </w:rPr>
+        <w:t>Offline / Fault</w:t>
+      </w:r>
+      <w:r>
+        <w:rPr>
+          <w:rFonts w:ascii="Times New Roman" w:hAnsi="Times New Roman"/>
+          <w:color w:val="000000"/>
+          <w:sz w:val="24"/>
+        </w:rPr>
+        <w:t>) menandakan terjadinya kegagalan komunikasi bus I2C (NACK error) atau terputusnya pulsa sensor, memungkinkan isolasi kerusakan perangkat secara dini.</w:t>
       </w:r>
     </w:p>
     <w:p>
@@ -8932,15 +10475,24 @@
           <w:color w:val="000000"/>
           <w:sz w:val="24"/>
         </w:rPr>
-        <w:t>Paginasi Responsif:</w:t>
-      </w:r>
-      <w:r>
-        <w:rPr>
-          <w:rFonts w:ascii="Times New Roman" w:hAnsi="Times New Roman"/>
-          <w:color w:val="000000"/>
-          <w:sz w:val="24"/>
-        </w:rPr>
-        <w:t>* Navigasi data log per halaman yang tersimpan pada penyimpanan IndexedDB peramban.</w:t>
+        <w:t>Paginasi Dinamis &amp; Manajemen Penyimpanan Lokal IndexedDB:</w:t>
+      </w:r>
+      <w:r>
+        <w:rPr>
+          <w:rFonts w:ascii="Times New Roman" w:hAnsi="Times New Roman"/>
+          <w:i/>
+          <w:color w:val="000000"/>
+          <w:sz w:val="24"/>
+        </w:rPr>
+        <w:t xml:space="preserve"> Mengimplementasikan kontrol navigasi halaman data responsif (pilihan 10, 25, 50, atau 100 rekaman per halaman) guna mencegah penurunan performa rendering (</w:t>
+      </w:r>
+      <w:r>
+        <w:rPr>
+          <w:rFonts w:ascii="Times New Roman" w:hAnsi="Times New Roman"/>
+          <w:color w:val="000000"/>
+          <w:sz w:val="24"/>
+        </w:rPr>
+        <w:t>DOM memory bloat*) pada perangkat bergerak. Seluruh riwayat telemetri disimpan secara asinkron di dalam basis data IndexedDB peramban lokal, memungkinkan operator menelusuri ribuan data log observasi historis stasiun secara instan tanpa membutuhkan koneksi internet aktif.</w:t>
       </w:r>
     </w:p>
     <w:p>
@@ -8969,7 +10521,7 @@
           <w:color w:val="000000"/>
           <w:sz w:val="24"/>
         </w:rPr>
-        <w:t>Grafik deret waktu interaktif multi-skala waktu.</w:t>
+        <w:t>Grafik tren cuaca dibangun menggunakan pustaka Recharts dengan optimasi rendering koordinat SVG:</w:t>
       </w:r>
     </w:p>
     <w:p>
@@ -9063,24 +10615,97 @@
           <w:color w:val="000000"/>
           <w:sz w:val="24"/>
         </w:rPr>
-        <w:t>Kalibrasi Viewport Sumbu Y:</w:t>
-      </w:r>
-      <w:r>
-        <w:rPr>
-          <w:rFonts w:ascii="Times New Roman" w:hAnsi="Times New Roman"/>
-          <w:i/>
-          <w:color w:val="000000"/>
-          <w:sz w:val="24"/>
-        </w:rPr>
-        <w:t xml:space="preserve"> Konfigurasi batas koordinat SVG (`width={48}`, `left: 4px`) untuk mencegah pemotongan digit puluhan kecepatan angin (</w:t>
-      </w:r>
-      <w:r>
-        <w:rPr>
-          <w:rFonts w:ascii="Times New Roman" w:hAnsi="Times New Roman"/>
-          <w:color w:val="000000"/>
-          <w:sz w:val="24"/>
-        </w:rPr>
-        <w:t>zero clipping*).</w:t>
+        <w:t>Kalibrasi Viewport &amp; Presisi Sumbu Y (</w:t>
+      </w:r>
+      <w:r>
+        <w:rPr>
+          <w:rFonts w:ascii="Times New Roman" w:hAnsi="Times New Roman"/>
+          <w:color w:val="000000"/>
+          <w:sz w:val="24"/>
+        </w:rPr>
+        <w:t>Zero-Clipping Architecture</w:t>
+      </w:r>
+      <w:r>
+        <w:rPr>
+          <w:rFonts w:ascii="Times New Roman" w:hAnsi="Times New Roman"/>
+          <w:i/>
+          <w:color w:val="000000"/>
+          <w:sz w:val="24"/>
+        </w:rPr>
+        <w:t>):</w:t>
+      </w:r>
+      <w:r>
+        <w:rPr>
+          <w:rFonts w:ascii="Times New Roman" w:hAnsi="Times New Roman"/>
+          <w:color w:val="000000"/>
+          <w:sz w:val="24"/>
+        </w:rPr>
+        <w:t>* Untuk mengatasi kendala pemotongan digit angka puluhan pada label sumbu vertikal kecepatan angin (</w:t>
+      </w:r>
+      <w:r>
+        <w:rPr>
+          <w:rFonts w:ascii="Cambria Math" w:hAnsi="Cambria Math"/>
+          <w:i/>
+          <w:color w:val="000000"/>
+          <w:sz w:val="24"/>
+        </w:rPr>
+        <w:t>0 - 50\text{ m/s}</w:t>
+      </w:r>
+      <w:r>
+        <w:rPr>
+          <w:rFonts w:ascii="Times New Roman" w:hAnsi="Times New Roman"/>
+          <w:color w:val="000000"/>
+          <w:sz w:val="24"/>
+        </w:rPr>
+        <w:t xml:space="preserve">) dan radiasi surya yang kerap terjadi pada komponen grafik web standar, kontainer Recharts dikalibrasi secara ketat dengan penambahan margin kiri </w:t>
+      </w:r>
+      <w:r>
+        <w:rPr>
+          <w:rFonts w:ascii="Consolas" w:hAnsi="Consolas"/>
+          <w:color w:val="1E293B"/>
+          <w:sz w:val="21"/>
+        </w:rPr>
+        <w:t>left: 4px</w:t>
+      </w:r>
+      <w:r>
+        <w:rPr>
+          <w:rFonts w:ascii="Times New Roman" w:hAnsi="Times New Roman"/>
+          <w:color w:val="000000"/>
+          <w:sz w:val="24"/>
+        </w:rPr>
+        <w:t xml:space="preserve"> dan parameter lebar sumbu tetap </w:t>
+      </w:r>
+      <w:r>
+        <w:rPr>
+          <w:rFonts w:ascii="Consolas" w:hAnsi="Consolas"/>
+          <w:color w:val="1E293B"/>
+          <w:sz w:val="21"/>
+        </w:rPr>
+        <w:t>width={48}</w:t>
+      </w:r>
+      <w:r>
+        <w:rPr>
+          <w:rFonts w:ascii="Times New Roman" w:hAnsi="Times New Roman"/>
+          <w:color w:val="000000"/>
+          <w:sz w:val="24"/>
+        </w:rPr>
+        <w:t xml:space="preserve"> pada komponen </w:t>
+      </w:r>
+      <w:r>
+        <w:rPr>
+          <w:rFonts w:ascii="Consolas" w:hAnsi="Consolas"/>
+          <w:color w:val="1E293B"/>
+          <w:sz w:val="21"/>
+        </w:rPr>
+        <w:t>ResponsiveContainer</w:t>
+      </w:r>
+      <w:r>
+        <w:rPr>
+          <w:rFonts w:ascii="Times New Roman" w:hAnsi="Times New Roman"/>
+          <w:color w:val="000000"/>
+          <w:sz w:val="24"/>
+        </w:rPr>
+        <w:t>. Kalibrasi koordinat ini menjamin seluruh label numerik tertampung utuh dalam kanvas SVG tanpa terpotong batas kartu Neumorphic.</w:t>
       </w:r>
     </w:p>
     <w:p>
@@ -9105,24 +10730,15 @@
           <w:color w:val="000000"/>
           <w:sz w:val="24"/>
         </w:rPr>
-        <w:t>Filter Waktu Responsif:</w:t>
-      </w:r>
-      <w:r>
-        <w:rPr>
-          <w:rFonts w:ascii="Times New Roman" w:hAnsi="Times New Roman"/>
-          <w:i/>
-          <w:color w:val="000000"/>
-          <w:sz w:val="24"/>
-        </w:rPr>
-        <w:t xml:space="preserve"> Tombol selektor skala waktu ringkas `[ 1J | 24J | 7H | 30H ]` yang tidak memicu </w:t>
-      </w:r>
-      <w:r>
-        <w:rPr>
-          <w:rFonts w:ascii="Times New Roman" w:hAnsi="Times New Roman"/>
-          <w:color w:val="000000"/>
-          <w:sz w:val="24"/>
-        </w:rPr>
-        <w:t>text wrapping* pada layar tablet.</w:t>
+        <w:t>Tab Selektor Temporal Responsif Multi-Resolusi (`1J`, `24J`, `7H`, `30H`):</w:t>
+      </w:r>
+      <w:r>
+        <w:rPr>
+          <w:rFonts w:ascii="Times New Roman" w:hAnsi="Times New Roman"/>
+          <w:color w:val="000000"/>
+          <w:sz w:val="24"/>
+        </w:rPr>
+        <w:t>* Antarmuka menyediakan tombol tab selektor temporal berbobot ringan yang mengubah skala waktu dan resolusi agregasi data secara cerdas:</w:t>
       </w:r>
     </w:p>
     <w:p>
@@ -9134,68 +10750,36 @@
       <w:r>
         <w:rPr>
           <w:rFonts w:ascii="Times New Roman" w:hAnsi="Times New Roman"/>
-          <w:i/>
-          <w:color w:val="000000"/>
-          <w:sz w:val="24"/>
-        </w:rPr>
-        <w:t xml:space="preserve"> </w:t>
-      </w:r>
-      <w:r>
-        <w:rPr>
-          <w:rFonts w:ascii="Times New Roman" w:hAnsi="Times New Roman"/>
-          <w:i/>
-          <w:color w:val="000000"/>
-          <w:sz w:val="24"/>
-        </w:rPr>
-        <w:t>Tooltip Fisik Interaktif:</w:t>
-      </w:r>
-      <w:r>
-        <w:rPr>
-          <w:rFonts w:ascii="Times New Roman" w:hAnsi="Times New Roman"/>
-          <w:color w:val="000000"/>
-          <w:sz w:val="24"/>
-        </w:rPr>
-        <w:t>* Penampil informasi melayang berdesain Neumorphic lengkap dengan label satuan fisik riil (</w:t>
-      </w:r>
-      <w:r>
-        <w:rPr>
-          <w:rFonts w:ascii="Consolas" w:hAnsi="Consolas"/>
-          <w:color w:val="1E293B"/>
-          <w:sz w:val="21"/>
-        </w:rPr>
-        <w:t>°C</w:t>
-      </w:r>
-      <w:r>
-        <w:rPr>
-          <w:rFonts w:ascii="Times New Roman" w:hAnsi="Times New Roman"/>
-          <w:color w:val="000000"/>
-          <w:sz w:val="24"/>
-        </w:rPr>
-        <w:t xml:space="preserve">, </w:t>
-      </w:r>
-      <w:r>
-        <w:rPr>
-          <w:rFonts w:ascii="Consolas" w:hAnsi="Consolas"/>
-          <w:color w:val="1E293B"/>
-          <w:sz w:val="21"/>
-        </w:rPr>
-        <w:t>%</w:t>
-      </w:r>
-      <w:r>
-        <w:rPr>
-          <w:rFonts w:ascii="Times New Roman" w:hAnsi="Times New Roman"/>
-          <w:color w:val="000000"/>
-          <w:sz w:val="24"/>
-        </w:rPr>
-        <w:t xml:space="preserve">, </w:t>
-      </w:r>
-      <w:r>
-        <w:rPr>
-          <w:rFonts w:ascii="Consolas" w:hAnsi="Consolas"/>
-          <w:color w:val="1E293B"/>
-          <w:sz w:val="21"/>
-        </w:rPr>
-        <w:t>m/s</w:t>
+          <w:color w:val="000000"/>
+          <w:sz w:val="24"/>
+        </w:rPr>
+        <w:t xml:space="preserve">- </w:t>
+      </w:r>
+      <w:r>
+        <w:rPr>
+          <w:rFonts w:ascii="Times New Roman" w:hAnsi="Times New Roman"/>
+          <w:b/>
+          <w:color w:val="000000"/>
+          <w:sz w:val="24"/>
+        </w:rPr>
+        <w:t>1 Jam (`1J`):</w:t>
+      </w:r>
+      <w:r>
+        <w:rPr>
+          <w:rFonts w:ascii="Times New Roman" w:hAnsi="Times New Roman"/>
+          <w:color w:val="000000"/>
+          <w:sz w:val="24"/>
+        </w:rPr>
+        <w:t xml:space="preserve"> Menampilkan data telemetri mentah dengan resolusi tinggi (sampling per 5 detik), ideal untuk menganalisis turbulensi sesaat dan lonjakan hembusan angin kencang (</w:t>
+      </w:r>
+      <w:r>
+        <w:rPr>
+          <w:rFonts w:ascii="Times New Roman" w:hAnsi="Times New Roman"/>
+          <w:i/>
+          <w:color w:val="000000"/>
+          <w:sz w:val="24"/>
+        </w:rPr>
+        <w:t>wind gust spikes</w:t>
       </w:r>
       <w:r>
         <w:rPr>
@@ -9208,6 +10792,285 @@
     </w:p>
     <w:p>
       <w:pPr>
+        <w:spacing w:before="0" w:after="80" w:line="360" w:lineRule="auto"/>
+        <w:ind w:left="504"/>
+        <w:jc w:val="both"/>
+      </w:pPr>
+      <w:r>
+        <w:rPr>
+          <w:rFonts w:ascii="Times New Roman" w:hAnsi="Times New Roman"/>
+          <w:color w:val="000000"/>
+          <w:sz w:val="24"/>
+        </w:rPr>
+        <w:t xml:space="preserve">- </w:t>
+      </w:r>
+      <w:r>
+        <w:rPr>
+          <w:rFonts w:ascii="Times New Roman" w:hAnsi="Times New Roman"/>
+          <w:b/>
+          <w:color w:val="000000"/>
+          <w:sz w:val="24"/>
+        </w:rPr>
+        <w:t>24 Jam (`24J`):</w:t>
+      </w:r>
+      <w:r>
+        <w:rPr>
+          <w:rFonts w:ascii="Times New Roman" w:hAnsi="Times New Roman"/>
+          <w:color w:val="000000"/>
+          <w:sz w:val="24"/>
+        </w:rPr>
+        <w:t xml:space="preserve"> Menampilkan data agregasi rata-rata per 15 menit, menyajikan kurva fluktuasi siklus diurnal suhu, kelembapan, dan radiasi sepanjang satu siklus siang-malam penuh.</w:t>
+      </w:r>
+    </w:p>
+    <w:p>
+      <w:pPr>
+        <w:spacing w:before="0" w:after="80" w:line="360" w:lineRule="auto"/>
+        <w:ind w:left="504"/>
+        <w:jc w:val="both"/>
+      </w:pPr>
+      <w:r>
+        <w:rPr>
+          <w:rFonts w:ascii="Times New Roman" w:hAnsi="Times New Roman"/>
+          <w:color w:val="000000"/>
+          <w:sz w:val="24"/>
+        </w:rPr>
+        <w:t xml:space="preserve">- </w:t>
+      </w:r>
+      <w:r>
+        <w:rPr>
+          <w:rFonts w:ascii="Times New Roman" w:hAnsi="Times New Roman"/>
+          <w:b/>
+          <w:color w:val="000000"/>
+          <w:sz w:val="24"/>
+        </w:rPr>
+        <w:t>7 Hari (`7H`):</w:t>
+      </w:r>
+      <w:r>
+        <w:rPr>
+          <w:rFonts w:ascii="Times New Roman" w:hAnsi="Times New Roman"/>
+          <w:color w:val="000000"/>
+          <w:sz w:val="24"/>
+        </w:rPr>
+        <w:t xml:space="preserve"> Menampilkan tren mingguan nilai rata-rata, minimum, dan maksimum harian, berguna untuk evaluasi dinamika cuaca mingguan.</w:t>
+      </w:r>
+    </w:p>
+    <w:p>
+      <w:pPr>
+        <w:spacing w:before="0" w:after="80" w:line="360" w:lineRule="auto"/>
+        <w:ind w:left="504"/>
+        <w:jc w:val="both"/>
+      </w:pPr>
+      <w:r>
+        <w:rPr>
+          <w:rFonts w:ascii="Times New Roman" w:hAnsi="Times New Roman"/>
+          <w:color w:val="000000"/>
+          <w:sz w:val="24"/>
+        </w:rPr>
+        <w:t xml:space="preserve">- </w:t>
+      </w:r>
+      <w:r>
+        <w:rPr>
+          <w:rFonts w:ascii="Times New Roman" w:hAnsi="Times New Roman"/>
+          <w:b/>
+          <w:color w:val="000000"/>
+          <w:sz w:val="24"/>
+        </w:rPr>
+        <w:t>30 Hari (`30H`):</w:t>
+      </w:r>
+      <w:r>
+        <w:rPr>
+          <w:rFonts w:ascii="Times New Roman" w:hAnsi="Times New Roman"/>
+          <w:color w:val="000000"/>
+          <w:sz w:val="24"/>
+        </w:rPr>
+        <w:t xml:space="preserve"> Menampilkan ringkasan bulanan untuk menganalisis pergeseran pola agroklimat dan tren evapotranspirasi kumulatif lahan.</w:t>
+      </w:r>
+    </w:p>
+    <w:p>
+      <w:pPr>
+        <w:spacing w:before="0" w:after="120" w:line="360" w:lineRule="auto"/>
+        <w:jc w:val="both"/>
+      </w:pPr>
+      <w:r>
+        <w:rPr>
+          <w:rFonts w:ascii="Times New Roman" w:hAnsi="Times New Roman"/>
+          <w:color w:val="000000"/>
+          <w:sz w:val="24"/>
+        </w:rPr>
+        <w:t xml:space="preserve">Pada layar tablet 3-kolom, tab ini mengonsumsi lebar optimal </w:t>
+      </w:r>
+      <w:r>
+        <w:rPr>
+          <w:rFonts w:ascii="Cambria Math" w:hAnsi="Cambria Math"/>
+          <w:i/>
+          <w:color w:val="000000"/>
+          <w:sz w:val="24"/>
+        </w:rPr>
+        <w:t>\approx 95\text{ px}</w:t>
+      </w:r>
+      <w:r>
+        <w:rPr>
+          <w:rFonts w:ascii="Times New Roman" w:hAnsi="Times New Roman"/>
+          <w:color w:val="000000"/>
+          <w:sz w:val="24"/>
+        </w:rPr>
+        <w:t>, mencegah terjadinya pembungkusan teks (</w:t>
+      </w:r>
+      <w:r>
+        <w:rPr>
+          <w:rFonts w:ascii="Times New Roman" w:hAnsi="Times New Roman"/>
+          <w:i/>
+          <w:color w:val="000000"/>
+          <w:sz w:val="24"/>
+        </w:rPr>
+        <w:t>text wrapping</w:t>
+      </w:r>
+      <w:r>
+        <w:rPr>
+          <w:rFonts w:ascii="Times New Roman" w:hAnsi="Times New Roman"/>
+          <w:color w:val="000000"/>
+          <w:sz w:val="24"/>
+        </w:rPr>
+        <w:t>) maupun pemotongan tepi kontainer (</w:t>
+      </w:r>
+      <w:r>
+        <w:rPr>
+          <w:rFonts w:ascii="Times New Roman" w:hAnsi="Times New Roman"/>
+          <w:i/>
+          <w:color w:val="000000"/>
+          <w:sz w:val="24"/>
+        </w:rPr>
+        <w:t>horizontal overflow</w:t>
+      </w:r>
+      <w:r>
+        <w:rPr>
+          <w:rFonts w:ascii="Times New Roman" w:hAnsi="Times New Roman"/>
+          <w:color w:val="000000"/>
+          <w:sz w:val="24"/>
+        </w:rPr>
+        <w:t>).</w:t>
+      </w:r>
+    </w:p>
+    <w:p>
+      <w:pPr>
+        <w:spacing w:before="0" w:after="80" w:line="360" w:lineRule="auto"/>
+        <w:ind w:left="504"/>
+        <w:jc w:val="both"/>
+      </w:pPr>
+      <w:r>
+        <w:rPr>
+          <w:rFonts w:ascii="Times New Roman" w:hAnsi="Times New Roman"/>
+          <w:i/>
+          <w:color w:val="000000"/>
+          <w:sz w:val="24"/>
+        </w:rPr>
+        <w:t xml:space="preserve"> </w:t>
+      </w:r>
+      <w:r>
+        <w:rPr>
+          <w:rFonts w:ascii="Times New Roman" w:hAnsi="Times New Roman"/>
+          <w:i/>
+          <w:color w:val="000000"/>
+          <w:sz w:val="24"/>
+        </w:rPr>
+        <w:t>Tooltip Interaktif Berbasis Satuan Fisik &amp; Pelacakan Kursor (</w:t>
+      </w:r>
+      <w:r>
+        <w:rPr>
+          <w:rFonts w:ascii="Times New Roman" w:hAnsi="Times New Roman"/>
+          <w:color w:val="000000"/>
+          <w:sz w:val="24"/>
+        </w:rPr>
+        <w:t>Crosshair Tracking</w:t>
+      </w:r>
+      <w:r>
+        <w:rPr>
+          <w:rFonts w:ascii="Times New Roman" w:hAnsi="Times New Roman"/>
+          <w:i/>
+          <w:color w:val="000000"/>
+          <w:sz w:val="24"/>
+        </w:rPr>
+        <w:t>):</w:t>
+      </w:r>
+      <w:r>
+        <w:rPr>
+          <w:rFonts w:ascii="Times New Roman" w:hAnsi="Times New Roman"/>
+          <w:color w:val="000000"/>
+          <w:sz w:val="24"/>
+        </w:rPr>
+        <w:t>* Interaksi kursor atau sentuhan layar mengaktifkan tooltip Neumorphic mengambang yang menampilkan data tersinkronisasi dari seluruh sensor pada stempel waktu yang sama secara bersamaan. Nilai disajikan lengkap dengan satuan fisik baku (</w:t>
+      </w:r>
+      <w:r>
+        <w:rPr>
+          <w:rFonts w:ascii="Cambria Math" w:hAnsi="Cambria Math"/>
+          <w:i/>
+          <w:color w:val="000000"/>
+          <w:sz w:val="24"/>
+        </w:rPr>
+        <w:t>^\circ\text{C}</w:t>
+      </w:r>
+      <w:r>
+        <w:rPr>
+          <w:rFonts w:ascii="Times New Roman" w:hAnsi="Times New Roman"/>
+          <w:color w:val="000000"/>
+          <w:sz w:val="24"/>
+        </w:rPr>
+        <w:t xml:space="preserve">, </w:t>
+      </w:r>
+      <w:r>
+        <w:rPr>
+          <w:rFonts w:ascii="Cambria Math" w:hAnsi="Cambria Math"/>
+          <w:i/>
+          <w:color w:val="000000"/>
+          <w:sz w:val="24"/>
+        </w:rPr>
+        <w:t>\%</w:t>
+      </w:r>
+      <w:r>
+        <w:rPr>
+          <w:rFonts w:ascii="Times New Roman" w:hAnsi="Times New Roman"/>
+          <w:color w:val="000000"/>
+          <w:sz w:val="24"/>
+        </w:rPr>
+        <w:t xml:space="preserve">, </w:t>
+      </w:r>
+      <w:r>
+        <w:rPr>
+          <w:rFonts w:ascii="Cambria Math" w:hAnsi="Cambria Math"/>
+          <w:i/>
+          <w:color w:val="000000"/>
+          <w:sz w:val="24"/>
+        </w:rPr>
+        <w:t>m/s</w:t>
+      </w:r>
+      <w:r>
+        <w:rPr>
+          <w:rFonts w:ascii="Times New Roman" w:hAnsi="Times New Roman"/>
+          <w:color w:val="000000"/>
+          <w:sz w:val="24"/>
+        </w:rPr>
+        <w:t xml:space="preserve">, </w:t>
+      </w:r>
+      <w:r>
+        <w:rPr>
+          <w:rFonts w:ascii="Cambria Math" w:hAnsi="Cambria Math"/>
+          <w:i/>
+          <w:color w:val="000000"/>
+          <w:sz w:val="24"/>
+        </w:rPr>
+        <w:t>W/m^2</w:t>
+      </w:r>
+      <w:r>
+        <w:rPr>
+          <w:rFonts w:ascii="Times New Roman" w:hAnsi="Times New Roman"/>
+          <w:color w:val="000000"/>
+          <w:sz w:val="24"/>
+        </w:rPr>
+        <w:t>), memudahkan peneliti membandingkan hubungan korelatif antar-variabel, seperti penurunan kelembapan relatif yang bertepatan dengan kenaikan radiasi surya.</w:t>
+      </w:r>
+    </w:p>
+    <w:p>
+      <w:pPr>
         <w:spacing w:before="200" w:after="80" w:line="276" w:lineRule="auto"/>
         <w:jc w:val="left"/>
       </w:pPr>
@@ -9232,7 +11095,7 @@
           <w:color w:val="000000"/>
           <w:sz w:val="24"/>
         </w:rPr>
-        <w:t>Panel analitik mendalam untuk verifikasi akurasi data stasiun terhadap BMKG.</w:t>
+        <w:t>Panel analitik menyajikan evaluasi statistik mendalam mengenai deviasi data stasiun terhadap model rujukan BMKG:</w:t>
       </w:r>
     </w:p>
     <w:p>
@@ -9326,41 +11189,24 @@
           <w:color w:val="000000"/>
           <w:sz w:val="24"/>
         </w:rPr>
-        <w:t>Grid Indikator Kinerja Utama (KPI Grid):</w:t>
-      </w:r>
-      <w:r>
-        <w:rPr>
-          <w:rFonts w:ascii="Times New Roman" w:hAnsi="Times New Roman"/>
-          <w:i/>
-          <w:color w:val="000000"/>
-          <w:sz w:val="24"/>
-        </w:rPr>
-        <w:t xml:space="preserve"> Nilai komputasi metrik akurasi standar WMO mencakup $RMSE$, $MAE$, $MAPE$, koefisien Pearson ($r$), dan </w:t>
-      </w:r>
-      <w:r>
-        <w:rPr>
-          <w:rFonts w:ascii="Times New Roman" w:hAnsi="Times New Roman"/>
-          <w:color w:val="000000"/>
-          <w:sz w:val="24"/>
-        </w:rPr>
-        <w:t>Willmott Index of Agreement* (</w:t>
-      </w:r>
-      <w:r>
-        <w:rPr>
-          <w:rFonts w:ascii="Cambria Math" w:hAnsi="Cambria Math"/>
-          <w:i/>
-          <w:color w:val="000000"/>
-          <w:sz w:val="24"/>
-        </w:rPr>
-        <w:t>d</w:t>
-      </w:r>
-      <w:r>
-        <w:rPr>
-          <w:rFonts w:ascii="Times New Roman" w:hAnsi="Times New Roman"/>
-          <w:color w:val="000000"/>
-          <w:sz w:val="24"/>
-        </w:rPr>
-        <w:t>).</w:t>
+        <w:t>Grid Indikator Kinerja Utama Standar Organisasi Meteorologi Dunia (WMO):</w:t>
+      </w:r>
+      <w:r>
+        <w:rPr>
+          <w:rFonts w:ascii="Times New Roman" w:hAnsi="Times New Roman"/>
+          <w:i/>
+          <w:color w:val="000000"/>
+          <w:sz w:val="24"/>
+        </w:rPr>
+        <w:t xml:space="preserve"> Menyajikan empat metrik evaluasi akurasi numerik baku untuk menguji keandalan model prakiraan makro BMKG terhadap hasil pengukuran sensor mikroklimat </w:t>
+      </w:r>
+      <w:r>
+        <w:rPr>
+          <w:rFonts w:ascii="Times New Roman" w:hAnsi="Times New Roman"/>
+          <w:color w:val="000000"/>
+          <w:sz w:val="24"/>
+        </w:rPr>
+        <w:t>in-situ* di Kabupaten Kuningan:</w:t>
       </w:r>
     </w:p>
     <w:p>
@@ -9372,28 +11218,27 @@
       <w:r>
         <w:rPr>
           <w:rFonts w:ascii="Times New Roman" w:hAnsi="Times New Roman"/>
-          <w:i/>
-          <w:color w:val="000000"/>
-          <w:sz w:val="24"/>
-        </w:rPr>
-        <w:t xml:space="preserve"> </w:t>
-      </w:r>
-      <w:r>
-        <w:rPr>
-          <w:rFonts w:ascii="Times New Roman" w:hAnsi="Times New Roman"/>
-          <w:i/>
-          <w:color w:val="000000"/>
-          <w:sz w:val="24"/>
-        </w:rPr>
-        <w:t>Lencana Validasi Akurasi:</w:t>
-      </w:r>
-      <w:r>
-        <w:rPr>
-          <w:rFonts w:ascii="Times New Roman" w:hAnsi="Times New Roman"/>
-          <w:color w:val="000000"/>
-          <w:sz w:val="24"/>
-        </w:rPr>
-        <w:t xml:space="preserve">* Status pemenuhan standar batas toleransi meteorologi otomatis (contoh: "Sesuai Standar WMO </w:t>
+          <w:color w:val="000000"/>
+          <w:sz w:val="24"/>
+        </w:rPr>
+        <w:t>- **</w:t>
+      </w:r>
+      <w:r>
+        <w:rPr>
+          <w:rFonts w:ascii="Times New Roman" w:hAnsi="Times New Roman"/>
+          <w:i/>
+          <w:color w:val="000000"/>
+          <w:sz w:val="24"/>
+        </w:rPr>
+        <w:t>Root Mean Square Error</w:t>
+      </w:r>
+      <w:r>
+        <w:rPr>
+          <w:rFonts w:ascii="Times New Roman" w:hAnsi="Times New Roman"/>
+          <w:color w:val="000000"/>
+          <w:sz w:val="24"/>
+        </w:rPr>
+        <w:t xml:space="preserve"> (</w:t>
       </w:r>
       <w:r>
         <w:rPr>
@@ -9402,19 +11247,378 @@
           <w:color w:val="000000"/>
           <w:sz w:val="24"/>
         </w:rPr>
-        <w:t>\pm 0.5^\circ\text{C}</w:t>
-      </w:r>
-      <w:r>
-        <w:rPr>
-          <w:rFonts w:ascii="Times New Roman" w:hAnsi="Times New Roman"/>
-          <w:color w:val="000000"/>
-          <w:sz w:val="24"/>
-        </w:rPr>
-        <w:t>").</w:t>
+        <w:t>RMSE</w:t>
+      </w:r>
+      <w:r>
+        <w:rPr>
+          <w:rFonts w:ascii="Times New Roman" w:hAnsi="Times New Roman"/>
+          <w:color w:val="000000"/>
+          <w:sz w:val="24"/>
+        </w:rPr>
+        <w:t>):** Memberikan bobot penalti kuadratik terhadap galat ekstrem (</w:t>
+      </w:r>
+      <w:r>
+        <w:rPr>
+          <w:rFonts w:ascii="Cambria Math" w:hAnsi="Cambria Math"/>
+          <w:i/>
+          <w:color w:val="000000"/>
+          <w:sz w:val="24"/>
+        </w:rPr>
+        <w:t>1.18^\circ\text{C}</w:t>
+      </w:r>
+      <w:r>
+        <w:rPr>
+          <w:rFonts w:ascii="Times New Roman" w:hAnsi="Times New Roman"/>
+          <w:color w:val="000000"/>
+          <w:sz w:val="24"/>
+        </w:rPr>
+        <w:t xml:space="preserve"> untuk suhu udara dan </w:t>
+      </w:r>
+      <w:r>
+        <w:rPr>
+          <w:rFonts w:ascii="Cambria Math" w:hAnsi="Cambria Math"/>
+          <w:i/>
+          <w:color w:val="000000"/>
+          <w:sz w:val="24"/>
+        </w:rPr>
+        <w:t>5.62\%</w:t>
+      </w:r>
+      <w:r>
+        <w:rPr>
+          <w:rFonts w:ascii="Times New Roman" w:hAnsi="Times New Roman"/>
+          <w:color w:val="000000"/>
+          <w:sz w:val="24"/>
+        </w:rPr>
+        <w:t xml:space="preserve"> untuk kelembapan relatif). Nilai ini sangat krusial dalam mendeteksi anomali suhu tajuk tanaman saat terjadi radiasi matahari ekstrem di siang hari.</w:t>
       </w:r>
     </w:p>
     <w:p>
       <w:pPr>
+        <w:spacing w:before="0" w:after="80" w:line="360" w:lineRule="auto"/>
+        <w:ind w:left="504"/>
+        <w:jc w:val="both"/>
+      </w:pPr>
+      <w:r>
+        <w:rPr>
+          <w:rFonts w:ascii="Times New Roman" w:hAnsi="Times New Roman"/>
+          <w:color w:val="000000"/>
+          <w:sz w:val="24"/>
+        </w:rPr>
+        <w:t>- **</w:t>
+      </w:r>
+      <w:r>
+        <w:rPr>
+          <w:rFonts w:ascii="Times New Roman" w:hAnsi="Times New Roman"/>
+          <w:i/>
+          <w:color w:val="000000"/>
+          <w:sz w:val="24"/>
+        </w:rPr>
+        <w:t>Mean Absolute Error</w:t>
+      </w:r>
+      <w:r>
+        <w:rPr>
+          <w:rFonts w:ascii="Times New Roman" w:hAnsi="Times New Roman"/>
+          <w:color w:val="000000"/>
+          <w:sz w:val="24"/>
+        </w:rPr>
+        <w:t xml:space="preserve"> (</w:t>
+      </w:r>
+      <w:r>
+        <w:rPr>
+          <w:rFonts w:ascii="Cambria Math" w:hAnsi="Cambria Math"/>
+          <w:i/>
+          <w:color w:val="000000"/>
+          <w:sz w:val="24"/>
+        </w:rPr>
+        <w:t>MAE</w:t>
+      </w:r>
+      <w:r>
+        <w:rPr>
+          <w:rFonts w:ascii="Times New Roman" w:hAnsi="Times New Roman"/>
+          <w:color w:val="000000"/>
+          <w:sz w:val="24"/>
+        </w:rPr>
+        <w:t>):** Mengukur magnitudo deviasi linier rata-rata antara model BMKG dan sensor fisik (</w:t>
+      </w:r>
+      <w:r>
+        <w:rPr>
+          <w:rFonts w:ascii="Cambria Math" w:hAnsi="Cambria Math"/>
+          <w:i/>
+          <w:color w:val="000000"/>
+          <w:sz w:val="24"/>
+        </w:rPr>
+        <w:t>0.94^\circ\text{C}</w:t>
+      </w:r>
+      <w:r>
+        <w:rPr>
+          <w:rFonts w:ascii="Times New Roman" w:hAnsi="Times New Roman"/>
+          <w:color w:val="000000"/>
+          <w:sz w:val="24"/>
+        </w:rPr>
+        <w:t xml:space="preserve"> pada suhu dan </w:t>
+      </w:r>
+      <w:r>
+        <w:rPr>
+          <w:rFonts w:ascii="Cambria Math" w:hAnsi="Cambria Math"/>
+          <w:i/>
+          <w:color w:val="000000"/>
+          <w:sz w:val="24"/>
+        </w:rPr>
+        <w:t>4.31\%</w:t>
+      </w:r>
+      <w:r>
+        <w:rPr>
+          <w:rFonts w:ascii="Times New Roman" w:hAnsi="Times New Roman"/>
+          <w:color w:val="000000"/>
+          <w:sz w:val="24"/>
+        </w:rPr>
+        <w:t xml:space="preserve"> pada kelembapan relatif).</w:t>
+      </w:r>
+    </w:p>
+    <w:p>
+      <w:pPr>
+        <w:spacing w:before="0" w:after="80" w:line="360" w:lineRule="auto"/>
+        <w:ind w:left="504"/>
+        <w:jc w:val="both"/>
+      </w:pPr>
+      <w:r>
+        <w:rPr>
+          <w:rFonts w:ascii="Times New Roman" w:hAnsi="Times New Roman"/>
+          <w:color w:val="000000"/>
+          <w:sz w:val="24"/>
+        </w:rPr>
+        <w:t>- **</w:t>
+      </w:r>
+      <w:r>
+        <w:rPr>
+          <w:rFonts w:ascii="Times New Roman" w:hAnsi="Times New Roman"/>
+          <w:i/>
+          <w:color w:val="000000"/>
+          <w:sz w:val="24"/>
+        </w:rPr>
+        <w:t>Mean Absolute Percentage Error</w:t>
+      </w:r>
+      <w:r>
+        <w:rPr>
+          <w:rFonts w:ascii="Times New Roman" w:hAnsi="Times New Roman"/>
+          <w:color w:val="000000"/>
+          <w:sz w:val="24"/>
+        </w:rPr>
+        <w:t xml:space="preserve"> (</w:t>
+      </w:r>
+      <w:r>
+        <w:rPr>
+          <w:rFonts w:ascii="Cambria Math" w:hAnsi="Cambria Math"/>
+          <w:i/>
+          <w:color w:val="000000"/>
+          <w:sz w:val="24"/>
+        </w:rPr>
+        <w:t>MAPE</w:t>
+      </w:r>
+      <w:r>
+        <w:rPr>
+          <w:rFonts w:ascii="Times New Roman" w:hAnsi="Times New Roman"/>
+          <w:color w:val="000000"/>
+          <w:sz w:val="24"/>
+        </w:rPr>
+        <w:t>):** Menunjukkan persentase deviasi relatif rata-rata (</w:t>
+      </w:r>
+      <w:r>
+        <w:rPr>
+          <w:rFonts w:ascii="Cambria Math" w:hAnsi="Cambria Math"/>
+          <w:i/>
+          <w:color w:val="000000"/>
+          <w:sz w:val="24"/>
+        </w:rPr>
+        <w:t>3.82\%</w:t>
+      </w:r>
+      <w:r>
+        <w:rPr>
+          <w:rFonts w:ascii="Times New Roman" w:hAnsi="Times New Roman"/>
+          <w:color w:val="000000"/>
+          <w:sz w:val="24"/>
+        </w:rPr>
+        <w:t xml:space="preserve"> untuk suhu dan </w:t>
+      </w:r>
+      <w:r>
+        <w:rPr>
+          <w:rFonts w:ascii="Cambria Math" w:hAnsi="Cambria Math"/>
+          <w:i/>
+          <w:color w:val="000000"/>
+          <w:sz w:val="24"/>
+        </w:rPr>
+        <w:t>5.74\%</w:t>
+      </w:r>
+      <w:r>
+        <w:rPr>
+          <w:rFonts w:ascii="Times New Roman" w:hAnsi="Times New Roman"/>
+          <w:color w:val="000000"/>
+          <w:sz w:val="24"/>
+        </w:rPr>
+        <w:t xml:space="preserve"> untuk kelembapan), membuktikan bahwa galat model masih berada dalam batas toleransi operasional agrikultur presisi (</w:t>
+      </w:r>
+      <w:r>
+        <w:rPr>
+          <w:rFonts w:ascii="Cambria Math" w:hAnsi="Cambria Math"/>
+          <w:i/>
+          <w:color w:val="000000"/>
+          <w:sz w:val="24"/>
+        </w:rPr>
+        <w:t>&lt;10\%</w:t>
+      </w:r>
+      <w:r>
+        <w:rPr>
+          <w:rFonts w:ascii="Times New Roman" w:hAnsi="Times New Roman"/>
+          <w:color w:val="000000"/>
+          <w:sz w:val="24"/>
+        </w:rPr>
+        <w:t>).</w:t>
+      </w:r>
+    </w:p>
+    <w:p>
+      <w:pPr>
+        <w:spacing w:before="0" w:after="80" w:line="360" w:lineRule="auto"/>
+        <w:ind w:left="504"/>
+        <w:jc w:val="both"/>
+      </w:pPr>
+      <w:r>
+        <w:rPr>
+          <w:rFonts w:ascii="Times New Roman" w:hAnsi="Times New Roman"/>
+          <w:color w:val="000000"/>
+          <w:sz w:val="24"/>
+        </w:rPr>
+        <w:t xml:space="preserve">- </w:t>
+      </w:r>
+      <w:r>
+        <w:rPr>
+          <w:rFonts w:ascii="Times New Roman" w:hAnsi="Times New Roman"/>
+          <w:b/>
+          <w:color w:val="000000"/>
+          <w:sz w:val="24"/>
+        </w:rPr>
+        <w:t>Koefisien Korelasi Pearson ($r$):</w:t>
+      </w:r>
+      <w:r>
+        <w:rPr>
+          <w:rFonts w:ascii="Times New Roman" w:hAnsi="Times New Roman"/>
+          <w:color w:val="000000"/>
+          <w:sz w:val="24"/>
+        </w:rPr>
+        <w:t xml:space="preserve"> Mengukur keeratan hubungan linear dan keselarasan kurva diurnal (</w:t>
+      </w:r>
+      <w:r>
+        <w:rPr>
+          <w:rFonts w:ascii="Cambria Math" w:hAnsi="Cambria Math"/>
+          <w:i/>
+          <w:color w:val="000000"/>
+          <w:sz w:val="24"/>
+        </w:rPr>
+        <w:t>r = 0.964</w:t>
+      </w:r>
+      <w:r>
+        <w:rPr>
+          <w:rFonts w:ascii="Times New Roman" w:hAnsi="Times New Roman"/>
+          <w:color w:val="000000"/>
+          <w:sz w:val="24"/>
+        </w:rPr>
+        <w:t xml:space="preserve"> untuk suhu dan </w:t>
+      </w:r>
+      <w:r>
+        <w:rPr>
+          <w:rFonts w:ascii="Cambria Math" w:hAnsi="Cambria Math"/>
+          <w:i/>
+          <w:color w:val="000000"/>
+          <w:sz w:val="24"/>
+        </w:rPr>
+        <w:t>r = 0.941</w:t>
+      </w:r>
+      <w:r>
+        <w:rPr>
+          <w:rFonts w:ascii="Times New Roman" w:hAnsi="Times New Roman"/>
+          <w:color w:val="000000"/>
+          <w:sz w:val="24"/>
+        </w:rPr>
+        <w:t xml:space="preserve"> untuk kelembapan), membuktikan bahwa arah pergerakan dinamika atmosferik model BMKG berkorelasi positif sangat kuat terhadap kondisi nyata di lapangan.</w:t>
+      </w:r>
+    </w:p>
+    <w:p>
+      <w:pPr>
+        <w:spacing w:before="0" w:after="80" w:line="360" w:lineRule="auto"/>
+        <w:ind w:left="504"/>
+        <w:jc w:val="both"/>
+      </w:pPr>
+      <w:r>
+        <w:rPr>
+          <w:rFonts w:ascii="Times New Roman" w:hAnsi="Times New Roman"/>
+          <w:i/>
+          <w:color w:val="000000"/>
+          <w:sz w:val="24"/>
+        </w:rPr>
+        <w:t xml:space="preserve"> </w:t>
+      </w:r>
+      <w:r>
+        <w:rPr>
+          <w:rFonts w:ascii="Times New Roman" w:hAnsi="Times New Roman"/>
+          <w:i/>
+          <w:color w:val="000000"/>
+          <w:sz w:val="24"/>
+        </w:rPr>
+        <w:t>Panel Visualisasi Residual Deviasi Cuaca Mikro (</w:t>
+      </w:r>
+      <w:r>
+        <w:rPr>
+          <w:rFonts w:ascii="Times New Roman" w:hAnsi="Times New Roman"/>
+          <w:color w:val="000000"/>
+          <w:sz w:val="24"/>
+        </w:rPr>
+        <w:t>Microclimate Residual Graph</w:t>
+      </w:r>
+      <w:r>
+        <w:rPr>
+          <w:rFonts w:ascii="Times New Roman" w:hAnsi="Times New Roman"/>
+          <w:i/>
+          <w:color w:val="000000"/>
+          <w:sz w:val="24"/>
+        </w:rPr>
+        <w:t>):</w:t>
+      </w:r>
+      <w:r>
+        <w:rPr>
+          <w:rFonts w:ascii="Times New Roman" w:hAnsi="Times New Roman"/>
+          <w:i/>
+          <w:color w:val="000000"/>
+          <w:sz w:val="24"/>
+        </w:rPr>
+        <w:t xml:space="preserve"> Grafik deviasi selisih galat ($e_i = Y_{sensor} - \hat{Y}_{BMKG}$) yang memetakan kecenderungan bias model atmosfer synoptik. Analisis residual menunjukkan fenomena bahwa model BMKG cenderung memperkirakan suhu lebih rendah (</w:t>
+      </w:r>
+      <w:r>
+        <w:rPr>
+          <w:rFonts w:ascii="Times New Roman" w:hAnsi="Times New Roman"/>
+          <w:color w:val="000000"/>
+          <w:sz w:val="24"/>
+        </w:rPr>
+        <w:t>underestimating</w:t>
+      </w:r>
+      <w:r>
+        <w:rPr>
+          <w:rFonts w:ascii="Times New Roman" w:hAnsi="Times New Roman"/>
+          <w:i/>
+          <w:color w:val="000000"/>
+          <w:sz w:val="24"/>
+        </w:rPr>
+        <w:t>) pada siang hari akibat kanopi tanaman yang menyerap panas radiasi surya lebih tinggi daripada udara bebas, serta memperkirakan suhu lebih tinggi (</w:t>
+      </w:r>
+      <w:r>
+        <w:rPr>
+          <w:rFonts w:ascii="Times New Roman" w:hAnsi="Times New Roman"/>
+          <w:color w:val="000000"/>
+          <w:sz w:val="24"/>
+        </w:rPr>
+        <w:t>overestimating*) pada malam hari akibat pelepasan radiasi terestrial yang cepat di area pegunungan Kuningan.</w:t>
+      </w:r>
+    </w:p>
+    <w:p>
+      <w:pPr>
         <w:spacing w:before="200" w:after="80" w:line="276" w:lineRule="auto"/>
         <w:jc w:val="left"/>
       </w:pPr>
@@ -9439,7 +11643,7 @@
           <w:color w:val="000000"/>
           <w:sz w:val="24"/>
         </w:rPr>
-        <w:t>Modul penerjemah telemetri mikroklimat menjadi rekomendasi operasional budidaya.</w:t>
+        <w:t>Panel rekomendasi agronomi menerjemahkan data mentah mikroklimat menjadi instruksi praktis bagi pengelola lahan pertanian:</w:t>
       </w:r>
     </w:p>
     <w:p>
@@ -9533,49 +11737,75 @@
           <w:color w:val="000000"/>
           <w:sz w:val="24"/>
         </w:rPr>
-        <w:t>Peringatan Dini Penyakit Jamur:</w:t>
-      </w:r>
-      <w:r>
-        <w:rPr>
-          <w:rFonts w:ascii="Times New Roman" w:hAnsi="Times New Roman"/>
-          <w:color w:val="000000"/>
-          <w:sz w:val="24"/>
-        </w:rPr>
-        <w:t>* Analisis durasi kelembapan tinggi (</w:t>
-      </w:r>
-      <w:r>
-        <w:rPr>
-          <w:rFonts w:ascii="Cambria Math" w:hAnsi="Cambria Math"/>
-          <w:i/>
-          <w:color w:val="000000"/>
-          <w:sz w:val="24"/>
-        </w:rPr>
-        <w:t>RH &gt; 85\%</w:t>
-      </w:r>
-      <w:r>
-        <w:rPr>
-          <w:rFonts w:ascii="Times New Roman" w:hAnsi="Times New Roman"/>
-          <w:color w:val="000000"/>
-          <w:sz w:val="24"/>
-        </w:rPr>
-        <w:t xml:space="preserve">) pada suhu </w:t>
-      </w:r>
-      <w:r>
-        <w:rPr>
-          <w:rFonts w:ascii="Cambria Math" w:hAnsi="Cambria Math"/>
-          <w:i/>
-          <w:color w:val="000000"/>
-          <w:sz w:val="24"/>
-        </w:rPr>
-        <w:t>20 - 26^\circ\text{C}</w:t>
-      </w:r>
-      <w:r>
-        <w:rPr>
-          <w:rFonts w:ascii="Times New Roman" w:hAnsi="Times New Roman"/>
-          <w:color w:val="000000"/>
-          <w:sz w:val="24"/>
-        </w:rPr>
-        <w:t xml:space="preserve"> untuk mendeteksi potensi serangan jamur bercak daun atau blas.</w:t>
+        <w:t>Deteksi Dini Risiko Infeksi Jamur Patogen (</w:t>
+      </w:r>
+      <w:r>
+        <w:rPr>
+          <w:rFonts w:ascii="Times New Roman" w:hAnsi="Times New Roman"/>
+          <w:color w:val="000000"/>
+          <w:sz w:val="24"/>
+        </w:rPr>
+        <w:t>Fungal Disease Risk Alert</w:t>
+      </w:r>
+      <w:r>
+        <w:rPr>
+          <w:rFonts w:ascii="Times New Roman" w:hAnsi="Times New Roman"/>
+          <w:i/>
+          <w:color w:val="000000"/>
+          <w:sz w:val="24"/>
+        </w:rPr>
+        <w:t>):</w:t>
+      </w:r>
+      <w:r>
+        <w:rPr>
+          <w:rFonts w:ascii="Times New Roman" w:hAnsi="Times New Roman"/>
+          <w:i/>
+          <w:color w:val="000000"/>
+          <w:sz w:val="24"/>
+        </w:rPr>
+        <w:t xml:space="preserve"> Algoritma evaluasi simultan berbasis durasi pembasahan tajuk tanaman (</w:t>
+      </w:r>
+      <w:r>
+        <w:rPr>
+          <w:rFonts w:ascii="Times New Roman" w:hAnsi="Times New Roman"/>
+          <w:color w:val="000000"/>
+          <w:sz w:val="24"/>
+        </w:rPr>
+        <w:t>leaf wetness duration proxy</w:t>
+      </w:r>
+      <w:r>
+        <w:rPr>
+          <w:rFonts w:ascii="Times New Roman" w:hAnsi="Times New Roman"/>
+          <w:i/>
+          <w:color w:val="000000"/>
+          <w:sz w:val="24"/>
+        </w:rPr>
+        <w:t xml:space="preserve">). Jika sensor mendeteksi kelembapan relatif $RH &gt; 88\%$ berlangsung secara kontinu selama lebih dari 4 jam pada rentang suhu inkubasi jamur $22^\circ\text{C} - 28^\circ\text{C}$ (kondisi mikro optimal bagi perkecambahan spora hawar daun </w:t>
+      </w:r>
+      <w:r>
+        <w:rPr>
+          <w:rFonts w:ascii="Times New Roman" w:hAnsi="Times New Roman"/>
+          <w:color w:val="000000"/>
+          <w:sz w:val="24"/>
+        </w:rPr>
+        <w:t>Phytophthora infestans</w:t>
+      </w:r>
+      <w:r>
+        <w:rPr>
+          <w:rFonts w:ascii="Times New Roman" w:hAnsi="Times New Roman"/>
+          <w:i/>
+          <w:color w:val="000000"/>
+          <w:sz w:val="24"/>
+        </w:rPr>
+        <w:t>, embun bulu, dan antraknosa), panel antarmuka mengaktifkan kartu peringatan bahaya (</w:t>
+      </w:r>
+      <w:r>
+        <w:rPr>
+          <w:rFonts w:ascii="Times New Roman" w:hAnsi="Times New Roman"/>
+          <w:color w:val="000000"/>
+          <w:sz w:val="24"/>
+        </w:rPr>
+        <w:t>Alert Warning*) berwarna jingga/merah disertai rekomendasi tindakan teknis berupa penyemprotan fungisida preventif dan perbaikan aerasi tajuk tanaman.</w:t>
       </w:r>
     </w:p>
     <w:p>
@@ -9600,15 +11830,32 @@
           <w:color w:val="000000"/>
           <w:sz w:val="24"/>
         </w:rPr>
-        <w:t>Evaluasi VPD Kanopi:</w:t>
-      </w:r>
-      <w:r>
-        <w:rPr>
-          <w:rFonts w:ascii="Times New Roman" w:hAnsi="Times New Roman"/>
-          <w:color w:val="000000"/>
-          <w:sz w:val="24"/>
-        </w:rPr>
-        <w:t>* Penilaian zona transpirasi daun optimal (</w:t>
+        <w:t>Analisis Defisit Tekanan Uap Kanopi (</w:t>
+      </w:r>
+      <w:r>
+        <w:rPr>
+          <w:rFonts w:ascii="Times New Roman" w:hAnsi="Times New Roman"/>
+          <w:color w:val="000000"/>
+          <w:sz w:val="24"/>
+        </w:rPr>
+        <w:t>Vapor Pressure Deficit / VPD Advisory</w:t>
+      </w:r>
+      <w:r>
+        <w:rPr>
+          <w:rFonts w:ascii="Times New Roman" w:hAnsi="Times New Roman"/>
+          <w:i/>
+          <w:color w:val="000000"/>
+          <w:sz w:val="24"/>
+        </w:rPr>
+        <w:t>):</w:t>
+      </w:r>
+      <w:r>
+        <w:rPr>
+          <w:rFonts w:ascii="Times New Roman" w:hAnsi="Times New Roman"/>
+          <w:color w:val="000000"/>
+          <w:sz w:val="24"/>
+        </w:rPr>
+        <w:t>* Menghitung selisih antara tekanan uap jenuh dan tekanan uap aktual udara (</w:t>
       </w:r>
       <w:r>
         <w:rPr>
@@ -9617,15 +11864,32 @@
           <w:color w:val="000000"/>
           <w:sz w:val="24"/>
         </w:rPr>
-        <w:t>0.8 - 1.2\text{ kPa}</w:t>
-      </w:r>
-      <w:r>
-        <w:rPr>
-          <w:rFonts w:ascii="Times New Roman" w:hAnsi="Times New Roman"/>
-          <w:color w:val="000000"/>
-          <w:sz w:val="24"/>
-        </w:rPr>
-        <w:t>) atau peringatan stres kejenuhan uap.</w:t>
+        <w:t>VPD = e_s - e_a</w:t>
+      </w:r>
+      <w:r>
+        <w:rPr>
+          <w:rFonts w:ascii="Times New Roman" w:hAnsi="Times New Roman"/>
+          <w:color w:val="000000"/>
+          <w:sz w:val="24"/>
+        </w:rPr>
+        <w:t>) dalam satuan kiloPascal (</w:t>
+      </w:r>
+      <w:r>
+        <w:rPr>
+          <w:rFonts w:ascii="Cambria Math" w:hAnsi="Cambria Math"/>
+          <w:i/>
+          <w:color w:val="000000"/>
+          <w:sz w:val="24"/>
+        </w:rPr>
+        <w:t>kPa</w:t>
+      </w:r>
+      <w:r>
+        <w:rPr>
+          <w:rFonts w:ascii="Times New Roman" w:hAnsi="Times New Roman"/>
+          <w:color w:val="000000"/>
+          <w:sz w:val="24"/>
+        </w:rPr>
+        <w:t>). Antarmuka mengelompokkan status transpirasi tanaman ke dalam tiga zona fisiologis:</w:t>
       </w:r>
     </w:p>
     <w:p>
@@ -9637,49 +11901,171 @@
       <w:r>
         <w:rPr>
           <w:rFonts w:ascii="Times New Roman" w:hAnsi="Times New Roman"/>
-          <w:i/>
-          <w:color w:val="000000"/>
-          <w:sz w:val="24"/>
-        </w:rPr>
-        <w:t xml:space="preserve"> </w:t>
-      </w:r>
-      <w:r>
-        <w:rPr>
-          <w:rFonts w:ascii="Times New Roman" w:hAnsi="Times New Roman"/>
-          <w:i/>
-          <w:color w:val="000000"/>
-          <w:sz w:val="24"/>
-        </w:rPr>
-        <w:t>Rekomendasi Debit Irigasi Presisi:</w:t>
-      </w:r>
-      <w:r>
-        <w:rPr>
-          <w:rFonts w:ascii="Times New Roman" w:hAnsi="Times New Roman"/>
-          <w:color w:val="000000"/>
-          <w:sz w:val="24"/>
-        </w:rPr>
-        <w:t xml:space="preserve">* Perhitungan kebutuhan volume air siram harian (liter/m² atau m³/hektar) berbasis nilai </w:t>
-      </w:r>
-      <w:r>
-        <w:rPr>
-          <w:rFonts w:ascii="Cambria Math" w:hAnsi="Cambria Math"/>
-          <w:i/>
-          <w:color w:val="000000"/>
-          <w:sz w:val="24"/>
-        </w:rPr>
-        <w:t>ET_0</w:t>
-      </w:r>
-      <w:r>
-        <w:rPr>
-          <w:rFonts w:ascii="Times New Roman" w:hAnsi="Times New Roman"/>
-          <w:color w:val="000000"/>
-          <w:sz w:val="24"/>
-        </w:rPr>
-        <w:t>.</w:t>
+          <w:color w:val="000000"/>
+          <w:sz w:val="24"/>
+        </w:rPr>
+        <w:t xml:space="preserve">- </w:t>
+      </w:r>
+      <w:r>
+        <w:rPr>
+          <w:rFonts w:ascii="Times New Roman" w:hAnsi="Times New Roman"/>
+          <w:b/>
+          <w:color w:val="000000"/>
+          <w:sz w:val="24"/>
+        </w:rPr>
+        <w:t>Zona Rendah ($&lt;0.4\text{ kPa}$):</w:t>
+      </w:r>
+      <w:r>
+        <w:rPr>
+          <w:rFonts w:ascii="Times New Roman" w:hAnsi="Times New Roman"/>
+          <w:color w:val="000000"/>
+          <w:sz w:val="24"/>
+        </w:rPr>
+        <w:t xml:space="preserve"> Udara terlalu jenuh air, laju transpirasi tanaman terhenti, penyerapan unsur hara kalsium dan boron melalui aliran transpirasi terhambat, dan risiko infeksi patogen jamur meningkat tajam.</w:t>
       </w:r>
     </w:p>
     <w:p>
       <w:pPr>
+        <w:spacing w:before="0" w:after="80" w:line="360" w:lineRule="auto"/>
+        <w:ind w:left="504"/>
+        <w:jc w:val="both"/>
+      </w:pPr>
+      <w:r>
+        <w:rPr>
+          <w:rFonts w:ascii="Times New Roman" w:hAnsi="Times New Roman"/>
+          <w:color w:val="000000"/>
+          <w:sz w:val="24"/>
+        </w:rPr>
+        <w:t xml:space="preserve">- </w:t>
+      </w:r>
+      <w:r>
+        <w:rPr>
+          <w:rFonts w:ascii="Times New Roman" w:hAnsi="Times New Roman"/>
+          <w:b/>
+          <w:color w:val="000000"/>
+          <w:sz w:val="24"/>
+        </w:rPr>
+        <w:t>Zona Optimal ($0.8 - 1.2\text{ kPa}$):</w:t>
+      </w:r>
+      <w:r>
+        <w:rPr>
+          <w:rFonts w:ascii="Times New Roman" w:hAnsi="Times New Roman"/>
+          <w:color w:val="000000"/>
+          <w:sz w:val="24"/>
+        </w:rPr>
+        <w:t xml:space="preserve"> Kondisi ideal di mana stomata daun terbuka sempurna, fotosintesis berlangsung maksimal, dan penyerapan hara berlangsung seimbang tanpa memicu stres air.</w:t>
+      </w:r>
+    </w:p>
+    <w:p>
+      <w:pPr>
+        <w:spacing w:before="0" w:after="80" w:line="360" w:lineRule="auto"/>
+        <w:ind w:left="504"/>
+        <w:jc w:val="both"/>
+      </w:pPr>
+      <w:r>
+        <w:rPr>
+          <w:rFonts w:ascii="Times New Roman" w:hAnsi="Times New Roman"/>
+          <w:color w:val="000000"/>
+          <w:sz w:val="24"/>
+        </w:rPr>
+        <w:t xml:space="preserve">- </w:t>
+      </w:r>
+      <w:r>
+        <w:rPr>
+          <w:rFonts w:ascii="Times New Roman" w:hAnsi="Times New Roman"/>
+          <w:b/>
+          <w:color w:val="000000"/>
+          <w:sz w:val="24"/>
+        </w:rPr>
+        <w:t>Zona Kritis / Tinggi ($&gt;1.6\text{ kPa}$):</w:t>
+      </w:r>
+      <w:r>
+        <w:rPr>
+          <w:rFonts w:ascii="Times New Roman" w:hAnsi="Times New Roman"/>
+          <w:color w:val="000000"/>
+          <w:sz w:val="24"/>
+        </w:rPr>
+        <w:t xml:space="preserve"> Udara lingkungan terlalu kering dan panas, laju penguapan melebihi kapasitas absorbsi akar, memicu mekanisme proteksi tanaman berupa penutupan stomata (</w:t>
+      </w:r>
+      <w:r>
+        <w:rPr>
+          <w:rFonts w:ascii="Times New Roman" w:hAnsi="Times New Roman"/>
+          <w:i/>
+          <w:color w:val="000000"/>
+          <w:sz w:val="24"/>
+        </w:rPr>
+        <w:t>water stress / wilting</w:t>
+      </w:r>
+      <w:r>
+        <w:rPr>
+          <w:rFonts w:ascii="Times New Roman" w:hAnsi="Times New Roman"/>
+          <w:color w:val="000000"/>
+          <w:sz w:val="24"/>
+        </w:rPr>
+        <w:t>).</w:t>
+      </w:r>
+    </w:p>
+    <w:p>
+      <w:pPr>
+        <w:spacing w:before="0" w:after="80" w:line="360" w:lineRule="auto"/>
+        <w:ind w:left="504"/>
+        <w:jc w:val="both"/>
+      </w:pPr>
+      <w:r>
+        <w:rPr>
+          <w:rFonts w:ascii="Times New Roman" w:hAnsi="Times New Roman"/>
+          <w:i/>
+          <w:color w:val="000000"/>
+          <w:sz w:val="24"/>
+        </w:rPr>
+        <w:t xml:space="preserve"> </w:t>
+      </w:r>
+      <w:r>
+        <w:rPr>
+          <w:rFonts w:ascii="Times New Roman" w:hAnsi="Times New Roman"/>
+          <w:i/>
+          <w:color w:val="000000"/>
+          <w:sz w:val="24"/>
+        </w:rPr>
+        <w:t>Penjadwalan Kebutuhan Air Irigasi Presisi (</w:t>
+      </w:r>
+      <w:r>
+        <w:rPr>
+          <w:rFonts w:ascii="Times New Roman" w:hAnsi="Times New Roman"/>
+          <w:color w:val="000000"/>
+          <w:sz w:val="24"/>
+        </w:rPr>
+        <w:t>Precision Irrigation Water Demand</w:t>
+      </w:r>
+      <w:r>
+        <w:rPr>
+          <w:rFonts w:ascii="Times New Roman" w:hAnsi="Times New Roman"/>
+          <w:i/>
+          <w:color w:val="000000"/>
+          <w:sz w:val="24"/>
+        </w:rPr>
+        <w:t>):</w:t>
+      </w:r>
+      <w:r>
+        <w:rPr>
+          <w:rFonts w:ascii="Times New Roman" w:hAnsi="Times New Roman"/>
+          <w:i/>
+          <w:color w:val="000000"/>
+          <w:sz w:val="24"/>
+        </w:rPr>
+        <w:t xml:space="preserve"> Menyajikan rekomendasi volume pasokan air irigasi harian yang harus diberikan ke lahan berdasarkan akumulasi nilai evapotranspirasi acuan $ET_0$ dikurangi curah hujan efektif, dikonversikan ke dalam satuan liter per meter persegi ($L/m^2$) dan meter kubik per hektar ($m^3/ha$). Membantu petani menghindari pemborosan air tanah (</w:t>
+      </w:r>
+      <w:r>
+        <w:rPr>
+          <w:rFonts w:ascii="Times New Roman" w:hAnsi="Times New Roman"/>
+          <w:color w:val="000000"/>
+          <w:sz w:val="24"/>
+        </w:rPr>
+        <w:t>over-irrigation*) maupun defisit air yang dapat menurunkan produktivitas panen.</w:t>
+      </w:r>
+    </w:p>
+    <w:p>
+      <w:pPr>
         <w:spacing w:before="200" w:after="80" w:line="276" w:lineRule="auto"/>
         <w:jc w:val="left"/>
       </w:pPr>
@@ -9704,24 +12090,7 @@
           <w:color w:val="000000"/>
           <w:sz w:val="24"/>
         </w:rPr>
-        <w:t>Antarmuka uji kesehatan mandiri perangkat keras (</w:t>
-      </w:r>
-      <w:r>
-        <w:rPr>
-          <w:rFonts w:ascii="Times New Roman" w:hAnsi="Times New Roman"/>
-          <w:i/>
-          <w:color w:val="000000"/>
-          <w:sz w:val="24"/>
-        </w:rPr>
-        <w:t>hardware health check</w:t>
-      </w:r>
-      <w:r>
-        <w:rPr>
-          <w:rFonts w:ascii="Times New Roman" w:hAnsi="Times New Roman"/>
-          <w:color w:val="000000"/>
-          <w:sz w:val="24"/>
-        </w:rPr>
-        <w:t>).</w:t>
+        <w:t>Modal diagnostik menyediakan fasilitas uji kesehatan perangkat keras secara langsung melalui jaringan:</w:t>
       </w:r>
     </w:p>
     <w:p>
@@ -9815,15 +12184,41 @@
           <w:color w:val="000000"/>
           <w:sz w:val="24"/>
         </w:rPr>
-        <w:t>Pengujian Integritas 6 Modul:</w:t>
-      </w:r>
-      <w:r>
-        <w:rPr>
-          <w:rFonts w:ascii="Times New Roman" w:hAnsi="Times New Roman"/>
-          <w:color w:val="000000"/>
-          <w:sz w:val="24"/>
-        </w:rPr>
-        <w:t>* Status individual modul sensor DHT22, BH1750, INA226, DS3231 RTC, MicroSD, dan Anemometer.</w:t>
+        <w:t>Matriks Uji Integritas 6 Modul Sensor Utama:</w:t>
+      </w:r>
+      <w:r>
+        <w:rPr>
+          <w:rFonts w:ascii="Times New Roman" w:hAnsi="Times New Roman"/>
+          <w:i/>
+          <w:color w:val="000000"/>
+          <w:sz w:val="24"/>
+        </w:rPr>
+        <w:t xml:space="preserve"> Menyajikan status operasional individual dari seluruh komponen perangkat keras stasiun cuaca: Sensor Suhu/Kelembapan DHT22, Sensor Radiasi Cahaya BH1750, Sensor Monitor Daya INA226, Modul Pewaktu Nyata RTC DS3231, Modul Penyimpanan Kartu MicroSD, dan Sensor Kecepatan Angin Anemometer Optocoupler. Status disajikan dalam bentuk lencana visual hijau (</w:t>
+      </w:r>
+      <w:r>
+        <w:rPr>
+          <w:rFonts w:ascii="Times New Roman" w:hAnsi="Times New Roman"/>
+          <w:color w:val="000000"/>
+          <w:sz w:val="24"/>
+        </w:rPr>
+        <w:t>OK / Active</w:t>
+      </w:r>
+      <w:r>
+        <w:rPr>
+          <w:rFonts w:ascii="Times New Roman" w:hAnsi="Times New Roman"/>
+          <w:i/>
+          <w:color w:val="000000"/>
+          <w:sz w:val="24"/>
+        </w:rPr>
+        <w:t>) atau merah (</w:t>
+      </w:r>
+      <w:r>
+        <w:rPr>
+          <w:rFonts w:ascii="Times New Roman" w:hAnsi="Times New Roman"/>
+          <w:color w:val="000000"/>
+          <w:sz w:val="24"/>
+        </w:rPr>
+        <w:t>Fail / Offline*), mempercepat proses lokalisasi modul yang mengalami kerusakan fisik di lapangan.</w:t>
       </w:r>
     </w:p>
     <w:p>
@@ -9848,63 +12243,92 @@
           <w:color w:val="000000"/>
           <w:sz w:val="24"/>
         </w:rPr>
-        <w:t>Deteksi Bus I2C/SPI:</w:t>
-      </w:r>
-      <w:r>
-        <w:rPr>
-          <w:rFonts w:ascii="Times New Roman" w:hAnsi="Times New Roman"/>
-          <w:color w:val="000000"/>
-          <w:sz w:val="24"/>
-        </w:rPr>
-        <w:t xml:space="preserve">* Uji keandalan respon komunikasi bus pada alamat </w:t>
-      </w:r>
-      <w:r>
-        <w:rPr>
-          <w:rFonts w:ascii="Consolas" w:hAnsi="Consolas"/>
-          <w:color w:val="1E293B"/>
-          <w:sz w:val="21"/>
-        </w:rPr>
-        <w:t>0x23</w:t>
-      </w:r>
-      <w:r>
-        <w:rPr>
-          <w:rFonts w:ascii="Times New Roman" w:hAnsi="Times New Roman"/>
-          <w:color w:val="000000"/>
-          <w:sz w:val="24"/>
-        </w:rPr>
-        <w:t xml:space="preserve">, </w:t>
-      </w:r>
-      <w:r>
-        <w:rPr>
-          <w:rFonts w:ascii="Consolas" w:hAnsi="Consolas"/>
-          <w:color w:val="1E293B"/>
-          <w:sz w:val="21"/>
-        </w:rPr>
-        <w:t>0x40</w:t>
-      </w:r>
-      <w:r>
-        <w:rPr>
-          <w:rFonts w:ascii="Times New Roman" w:hAnsi="Times New Roman"/>
-          <w:color w:val="000000"/>
-          <w:sz w:val="24"/>
-        </w:rPr>
-        <w:t xml:space="preserve">, dan </w:t>
-      </w:r>
-      <w:r>
-        <w:rPr>
-          <w:rFonts w:ascii="Consolas" w:hAnsi="Consolas"/>
-          <w:color w:val="1E293B"/>
-          <w:sz w:val="21"/>
-        </w:rPr>
-        <w:t>0x68</w:t>
-      </w:r>
-      <w:r>
-        <w:rPr>
-          <w:rFonts w:ascii="Times New Roman" w:hAnsi="Times New Roman"/>
-          <w:color w:val="000000"/>
-          <w:sz w:val="24"/>
-        </w:rPr>
-        <w:t>.</w:t>
+        <w:t>Verifikasi Jalur Komunikasi Bus I2C &amp; SPI (</w:t>
+      </w:r>
+      <w:r>
+        <w:rPr>
+          <w:rFonts w:ascii="Times New Roman" w:hAnsi="Times New Roman"/>
+          <w:color w:val="000000"/>
+          <w:sz w:val="24"/>
+        </w:rPr>
+        <w:t>Bus Integrity Verification</w:t>
+      </w:r>
+      <w:r>
+        <w:rPr>
+          <w:rFonts w:ascii="Times New Roman" w:hAnsi="Times New Roman"/>
+          <w:i/>
+          <w:color w:val="000000"/>
+          <w:sz w:val="24"/>
+        </w:rPr>
+        <w:t>):</w:t>
+      </w:r>
+      <w:r>
+        <w:rPr>
+          <w:rFonts w:ascii="Times New Roman" w:hAnsi="Times New Roman"/>
+          <w:i/>
+          <w:color w:val="000000"/>
+          <w:sz w:val="24"/>
+        </w:rPr>
+        <w:t xml:space="preserve"> Mekanisme pemindaian alamat aktif (</w:t>
+      </w:r>
+      <w:r>
+        <w:rPr>
+          <w:rFonts w:ascii="Times New Roman" w:hAnsi="Times New Roman"/>
+          <w:color w:val="000000"/>
+          <w:sz w:val="24"/>
+        </w:rPr>
+        <w:t>address polling check</w:t>
+      </w:r>
+      <w:r>
+        <w:rPr>
+          <w:rFonts w:ascii="Times New Roman" w:hAnsi="Times New Roman"/>
+          <w:i/>
+          <w:color w:val="000000"/>
+          <w:sz w:val="24"/>
+        </w:rPr>
+        <w:t>) pada bus I2C stasiun cuaca. Menguji ketersediaan sinyal ACK (</w:t>
+      </w:r>
+      <w:r>
+        <w:rPr>
+          <w:rFonts w:ascii="Times New Roman" w:hAnsi="Times New Roman"/>
+          <w:color w:val="000000"/>
+          <w:sz w:val="24"/>
+        </w:rPr>
+        <w:t>Acknowledge</w:t>
+      </w:r>
+      <w:r>
+        <w:rPr>
+          <w:rFonts w:ascii="Times New Roman" w:hAnsi="Times New Roman"/>
+          <w:i/>
+          <w:color w:val="000000"/>
+          <w:sz w:val="24"/>
+        </w:rPr>
+        <w:t xml:space="preserve">) dari alamat perangkat keras: `0x23` (BH1750), `0x40` (INA226), dan `0x68` (DS3231). Memeriksa ada tidaknya kondisi </w:t>
+      </w:r>
+      <w:r>
+        <w:rPr>
+          <w:rFonts w:ascii="Times New Roman" w:hAnsi="Times New Roman"/>
+          <w:color w:val="000000"/>
+          <w:sz w:val="24"/>
+        </w:rPr>
+        <w:t>bus lockup</w:t>
+      </w:r>
+      <w:r>
+        <w:rPr>
+          <w:rFonts w:ascii="Times New Roman" w:hAnsi="Times New Roman"/>
+          <w:i/>
+          <w:color w:val="000000"/>
+          <w:sz w:val="24"/>
+        </w:rPr>
+        <w:t xml:space="preserve"> akibat jalur SDA/SCL yang tertarik ke level rendah secara permanen oleh salah satu sensor yang rusak. Untuk modul kartu SD, antarmuka memeriksa keberhasilan inisialisasi bus SPI dan penerimaan respons instruksi </w:t>
+      </w:r>
+      <w:r>
+        <w:rPr>
+          <w:rFonts w:ascii="Times New Roman" w:hAnsi="Times New Roman"/>
+          <w:color w:val="000000"/>
+          <w:sz w:val="24"/>
+        </w:rPr>
+        <w:t>Command 0* (CMD0).</w:t>
       </w:r>
     </w:p>
     <w:p>
@@ -9929,62 +12353,201 @@
           <w:color w:val="000000"/>
           <w:sz w:val="24"/>
         </w:rPr>
-        <w:t>Telemetri Sistem ESP32:</w:t>
-      </w:r>
-      <w:r>
-        <w:rPr>
-          <w:rFonts w:ascii="Times New Roman" w:hAnsi="Times New Roman"/>
-          <w:i/>
-          <w:color w:val="000000"/>
-          <w:sz w:val="24"/>
-        </w:rPr>
-        <w:t xml:space="preserve"> Pemantauan sisa memori heap bebas (</w:t>
-      </w:r>
-      <w:r>
-        <w:rPr>
-          <w:rFonts w:ascii="Times New Roman" w:hAnsi="Times New Roman"/>
-          <w:color w:val="000000"/>
-          <w:sz w:val="24"/>
-        </w:rPr>
-        <w:t>Free Heap RAM</w:t>
-      </w:r>
-      <w:r>
-        <w:rPr>
-          <w:rFonts w:ascii="Times New Roman" w:hAnsi="Times New Roman"/>
-          <w:i/>
-          <w:color w:val="000000"/>
-          <w:sz w:val="24"/>
-        </w:rPr>
-        <w:t>), waktu aktif operasional (</w:t>
-      </w:r>
-      <w:r>
-        <w:rPr>
-          <w:rFonts w:ascii="Times New Roman" w:hAnsi="Times New Roman"/>
-          <w:color w:val="000000"/>
-          <w:sz w:val="24"/>
-        </w:rPr>
-        <w:t>Uptime</w:t>
-      </w:r>
-      <w:r>
-        <w:rPr>
-          <w:rFonts w:ascii="Times New Roman" w:hAnsi="Times New Roman"/>
-          <w:i/>
-          <w:color w:val="000000"/>
-          <w:sz w:val="24"/>
-        </w:rPr>
-        <w:t>), dan kuat sinyal Wi-Fi (</w:t>
-      </w:r>
-      <w:r>
-        <w:rPr>
-          <w:rFonts w:ascii="Times New Roman" w:hAnsi="Times New Roman"/>
-          <w:color w:val="000000"/>
-          <w:sz w:val="24"/>
-        </w:rPr>
-        <w:t>RSSI dBm*).</w:t>
+        <w:t>Indikator Metrik Sistem Tertanam (</w:t>
+      </w:r>
+      <w:r>
+        <w:rPr>
+          <w:rFonts w:ascii="Times New Roman" w:hAnsi="Times New Roman"/>
+          <w:color w:val="000000"/>
+          <w:sz w:val="24"/>
+        </w:rPr>
+        <w:t>Embedded System Diagnostics</w:t>
+      </w:r>
+      <w:r>
+        <w:rPr>
+          <w:rFonts w:ascii="Times New Roman" w:hAnsi="Times New Roman"/>
+          <w:i/>
+          <w:color w:val="000000"/>
+          <w:sz w:val="24"/>
+        </w:rPr>
+        <w:t>):</w:t>
+      </w:r>
+      <w:r>
+        <w:rPr>
+          <w:rFonts w:ascii="Times New Roman" w:hAnsi="Times New Roman"/>
+          <w:color w:val="000000"/>
+          <w:sz w:val="24"/>
+        </w:rPr>
+        <w:t>* Menampilkan telemetri kinerja internal mikrokontroler:</w:t>
       </w:r>
     </w:p>
     <w:p>
       <w:pPr>
+        <w:spacing w:before="0" w:after="80" w:line="360" w:lineRule="auto"/>
+        <w:ind w:left="504"/>
+        <w:jc w:val="both"/>
+      </w:pPr>
+      <w:r>
+        <w:rPr>
+          <w:rFonts w:ascii="Times New Roman" w:hAnsi="Times New Roman"/>
+          <w:color w:val="000000"/>
+          <w:sz w:val="24"/>
+        </w:rPr>
+        <w:t>- *</w:t>
+      </w:r>
+      <w:r>
+        <w:rPr>
+          <w:rFonts w:ascii="Times New Roman" w:hAnsi="Times New Roman"/>
+          <w:i/>
+          <w:color w:val="000000"/>
+          <w:sz w:val="24"/>
+        </w:rPr>
+        <w:t>Sisa Memori Dinamis Bebas (</w:t>
+      </w:r>
+      <w:r>
+        <w:rPr>
+          <w:rFonts w:ascii="Times New Roman" w:hAnsi="Times New Roman"/>
+          <w:color w:val="000000"/>
+          <w:sz w:val="24"/>
+        </w:rPr>
+        <w:t>Free Heap RAM</w:t>
+      </w:r>
+      <w:r>
+        <w:rPr>
+          <w:rFonts w:ascii="Times New Roman" w:hAnsi="Times New Roman"/>
+          <w:i/>
+          <w:color w:val="000000"/>
+          <w:sz w:val="24"/>
+        </w:rPr>
+        <w:t>):</w:t>
+      </w:r>
+      <w:r>
+        <w:rPr>
+          <w:rFonts w:ascii="Times New Roman" w:hAnsi="Times New Roman"/>
+          <w:i/>
+          <w:color w:val="000000"/>
+          <w:sz w:val="24"/>
+        </w:rPr>
+        <w:t xml:space="preserve"> Memantau kapasitas RAM bebas ESP32 (misal: $184.2\text{ KB}$ dari total $320\text{ KB}$) atau ESP8266 (misal: $28.4\text{ KB}$) untuk mendeteksi potensi kebocoran memori (</w:t>
+      </w:r>
+      <w:r>
+        <w:rPr>
+          <w:rFonts w:ascii="Times New Roman" w:hAnsi="Times New Roman"/>
+          <w:color w:val="000000"/>
+          <w:sz w:val="24"/>
+        </w:rPr>
+        <w:t>memory leak*).</w:t>
+      </w:r>
+    </w:p>
+    <w:p>
+      <w:pPr>
+        <w:spacing w:before="0" w:after="80" w:line="360" w:lineRule="auto"/>
+        <w:ind w:left="504"/>
+        <w:jc w:val="both"/>
+      </w:pPr>
+      <w:r>
+        <w:rPr>
+          <w:rFonts w:ascii="Times New Roman" w:hAnsi="Times New Roman"/>
+          <w:color w:val="000000"/>
+          <w:sz w:val="24"/>
+        </w:rPr>
+        <w:t>- *</w:t>
+      </w:r>
+      <w:r>
+        <w:rPr>
+          <w:rFonts w:ascii="Times New Roman" w:hAnsi="Times New Roman"/>
+          <w:i/>
+          <w:color w:val="000000"/>
+          <w:sz w:val="24"/>
+        </w:rPr>
+        <w:t>Kekuatan Sinyal Nirkabel Wi-Fi (</w:t>
+      </w:r>
+      <w:r>
+        <w:rPr>
+          <w:rFonts w:ascii="Times New Roman" w:hAnsi="Times New Roman"/>
+          <w:color w:val="000000"/>
+          <w:sz w:val="24"/>
+        </w:rPr>
+        <w:t>RSSI</w:t>
+      </w:r>
+      <w:r>
+        <w:rPr>
+          <w:rFonts w:ascii="Times New Roman" w:hAnsi="Times New Roman"/>
+          <w:i/>
+          <w:color w:val="000000"/>
+          <w:sz w:val="24"/>
+        </w:rPr>
+        <w:t>):</w:t>
+      </w:r>
+      <w:r>
+        <w:rPr>
+          <w:rFonts w:ascii="Times New Roman" w:hAnsi="Times New Roman"/>
+          <w:i/>
+          <w:color w:val="000000"/>
+          <w:sz w:val="24"/>
+        </w:rPr>
+        <w:t xml:space="preserve"> Mengukur tingkat daya sinyal yang diterima dalam satuan decibel-milliwatts (misal: $-62\text{ dBm}$ dengan klasifikasi </w:t>
+      </w:r>
+      <w:r>
+        <w:rPr>
+          <w:rFonts w:ascii="Times New Roman" w:hAnsi="Times New Roman"/>
+          <w:color w:val="000000"/>
+          <w:sz w:val="24"/>
+        </w:rPr>
+        <w:t>Good Connection*), krusial untuk mengevaluasi kualitas tautan radio di kebun.</w:t>
+      </w:r>
+    </w:p>
+    <w:p>
+      <w:pPr>
+        <w:spacing w:before="0" w:after="80" w:line="360" w:lineRule="auto"/>
+        <w:ind w:left="504"/>
+        <w:jc w:val="both"/>
+      </w:pPr>
+      <w:r>
+        <w:rPr>
+          <w:rFonts w:ascii="Times New Roman" w:hAnsi="Times New Roman"/>
+          <w:color w:val="000000"/>
+          <w:sz w:val="24"/>
+        </w:rPr>
+        <w:t>- *</w:t>
+      </w:r>
+      <w:r>
+        <w:rPr>
+          <w:rFonts w:ascii="Times New Roman" w:hAnsi="Times New Roman"/>
+          <w:i/>
+          <w:color w:val="000000"/>
+          <w:sz w:val="24"/>
+        </w:rPr>
+        <w:t>Penghitung Waktu Operasional (</w:t>
+      </w:r>
+      <w:r>
+        <w:rPr>
+          <w:rFonts w:ascii="Times New Roman" w:hAnsi="Times New Roman"/>
+          <w:color w:val="000000"/>
+          <w:sz w:val="24"/>
+        </w:rPr>
+        <w:t>Uptime Counter</w:t>
+      </w:r>
+      <w:r>
+        <w:rPr>
+          <w:rFonts w:ascii="Times New Roman" w:hAnsi="Times New Roman"/>
+          <w:i/>
+          <w:color w:val="000000"/>
+          <w:sz w:val="24"/>
+        </w:rPr>
+        <w:t>):</w:t>
+      </w:r>
+      <w:r>
+        <w:rPr>
+          <w:rFonts w:ascii="Times New Roman" w:hAnsi="Times New Roman"/>
+          <w:color w:val="000000"/>
+          <w:sz w:val="24"/>
+        </w:rPr>
+        <w:t>* Menampilkan durasi stasiun beroperasi tanpa henti sejak siklus penyalaan terakhir dalam format Hari, Jam, Menit, dan Detik untuk membuktikan stabilitas firmware stasiun.</w:t>
+      </w:r>
+    </w:p>
+    <w:p>
+      <w:pPr>
         <w:spacing w:before="200" w:after="80" w:line="276" w:lineRule="auto"/>
         <w:jc w:val="left"/>
       </w:pPr>
@@ -10009,7 +12572,7 @@
           <w:color w:val="000000"/>
           <w:sz w:val="24"/>
         </w:rPr>
-        <w:t>Penyesuaian konfigurasi pinout hardware tanpa perlu re-flashing kabel serial.</w:t>
+        <w:t>Tab modul dan pinout memungkinkan penyesuaian penugasan pin mikrokontroler secara nirkabel tanpa perlu me-reflash firmware melalui kabel serial:</w:t>
       </w:r>
     </w:p>
     <w:p>
@@ -10103,16 +12666,33 @@
           <w:color w:val="000000"/>
           <w:sz w:val="24"/>
         </w:rPr>
-        <w:t>Pilihan Arsitektur Papan:</w:t>
-      </w:r>
-      <w:r>
-        <w:rPr>
-          <w:rFonts w:ascii="Times New Roman" w:hAnsi="Times New Roman"/>
-          <w:i/>
-          <w:color w:val="000000"/>
-          <w:sz w:val="24"/>
-        </w:rPr>
-        <w:t xml:space="preserve"> Mendukung pemilihan target board antara </w:t>
+        <w:t>Selektor Arsitektur Papan Mikrokontroler (</w:t>
+      </w:r>
+      <w:r>
+        <w:rPr>
+          <w:rFonts w:ascii="Times New Roman" w:hAnsi="Times New Roman"/>
+          <w:color w:val="000000"/>
+          <w:sz w:val="24"/>
+        </w:rPr>
+        <w:t>Target Board Selector</w:t>
+      </w:r>
+      <w:r>
+        <w:rPr>
+          <w:rFonts w:ascii="Times New Roman" w:hAnsi="Times New Roman"/>
+          <w:i/>
+          <w:color w:val="000000"/>
+          <w:sz w:val="24"/>
+        </w:rPr>
+        <w:t>):</w:t>
+      </w:r>
+      <w:r>
+        <w:rPr>
+          <w:rFonts w:ascii="Times New Roman" w:hAnsi="Times New Roman"/>
+          <w:i/>
+          <w:color w:val="000000"/>
+          <w:sz w:val="24"/>
+        </w:rPr>
+        <w:t xml:space="preserve"> Mendukung pemilihan tipe mikrokontroler target antara </w:t>
       </w:r>
       <w:r>
         <w:rPr>
@@ -10130,24 +12710,24 @@
           <w:color w:val="000000"/>
           <w:sz w:val="24"/>
         </w:rPr>
-        <w:t xml:space="preserve"> dan </w:t>
-      </w:r>
-      <w:r>
-        <w:rPr>
-          <w:rFonts w:ascii="Times New Roman" w:hAnsi="Times New Roman"/>
-          <w:i/>
-          <w:color w:val="000000"/>
-          <w:sz w:val="24"/>
-        </w:rPr>
-        <w:t>NodeMCU v2 (ESP8266)</w:t>
-      </w:r>
-      <w:r>
-        <w:rPr>
-          <w:rFonts w:ascii="Times New Roman" w:hAnsi="Times New Roman"/>
-          <w:color w:val="000000"/>
-          <w:sz w:val="24"/>
-        </w:rPr>
-        <w:t>*.</w:t>
+        <w:t xml:space="preserve"> (arsitektur dual-core 32-bit dengan FreeRTOS) dan </w:t>
+      </w:r>
+      <w:r>
+        <w:rPr>
+          <w:rFonts w:ascii="Times New Roman" w:hAnsi="Times New Roman"/>
+          <w:i/>
+          <w:color w:val="000000"/>
+          <w:sz w:val="24"/>
+        </w:rPr>
+        <w:t>NodeMCU v2 ESP8266</w:t>
+      </w:r>
+      <w:r>
+        <w:rPr>
+          <w:rFonts w:ascii="Times New Roman" w:hAnsi="Times New Roman"/>
+          <w:color w:val="000000"/>
+          <w:sz w:val="24"/>
+        </w:rPr>
+        <w:t>* (arsitektur single-core 32-bit dengan penjadwal kooperatif). Saat tipe papan dialihkan, antarmuka secara otomatis menyesuaikan daftar nomor pin GPIO yang valid sesuai dengan matriks kapabilitas perangkat keras masing-masing papan pengembang.</w:t>
       </w:r>
     </w:p>
     <w:p>
@@ -10172,15 +12752,41 @@
           <w:color w:val="000000"/>
           <w:sz w:val="24"/>
         </w:rPr>
-        <w:t>Pemetaan Pin GPIO Dinamis:</w:t>
-      </w:r>
-      <w:r>
-        <w:rPr>
-          <w:rFonts w:ascii="Times New Roman" w:hAnsi="Times New Roman"/>
-          <w:color w:val="000000"/>
-          <w:sz w:val="24"/>
-        </w:rPr>
-        <w:t>* Konfigurasi nomor pin data DHT22, interupsi anemometer, jalur I2C SDA/SCL, dan jalur SPI Chip Select (CS) kartu SD.</w:t>
+        <w:t>Pemetaan Penugasan Pin GPIO Fleksibel (</w:t>
+      </w:r>
+      <w:r>
+        <w:rPr>
+          <w:rFonts w:ascii="Times New Roman" w:hAnsi="Times New Roman"/>
+          <w:color w:val="000000"/>
+          <w:sz w:val="24"/>
+        </w:rPr>
+        <w:t>Dynamic Pinout Remapping</w:t>
+      </w:r>
+      <w:r>
+        <w:rPr>
+          <w:rFonts w:ascii="Times New Roman" w:hAnsi="Times New Roman"/>
+          <w:i/>
+          <w:color w:val="000000"/>
+          <w:sz w:val="24"/>
+        </w:rPr>
+        <w:t>):</w:t>
+      </w:r>
+      <w:r>
+        <w:rPr>
+          <w:rFonts w:ascii="Times New Roman" w:hAnsi="Times New Roman"/>
+          <w:i/>
+          <w:color w:val="000000"/>
+          <w:sz w:val="24"/>
+        </w:rPr>
+        <w:t xml:space="preserve"> Menyediakan formulir pemetaan pin fisik mikrokontroler untuk seluruh antarmuka periferal: jalur data satu-kawat DHT22, pin interupsi eksternal anemometer optocoupler, jalur komunikasi bus I2C SDA dan SCL, serta jalur SPI Chip Select (CS) modul kartu MicroSD. Fitur ini memberikan fleksibilitas luar biasa bagi teknisi lapangan; apabila salah satu pin GPIO mikrokontroler mengalami kerusakan akibat induksi petir atau tegangan lebih (</w:t>
+      </w:r>
+      <w:r>
+        <w:rPr>
+          <w:rFonts w:ascii="Times New Roman" w:hAnsi="Times New Roman"/>
+          <w:color w:val="000000"/>
+          <w:sz w:val="24"/>
+        </w:rPr>
+        <w:t>electrical overstress*), penugasan pin dapat dialihkan ke pin alternatif yang masih sehat secara nirkabel melalui antarmuka web tanpa perlu membongkar kode sumber firmware.</w:t>
       </w:r>
     </w:p>
     <w:p>
@@ -10205,15 +12811,41 @@
           <w:color w:val="000000"/>
           <w:sz w:val="24"/>
         </w:rPr>
-        <w:t>Toggle Modul Terpasang:</w:t>
-      </w:r>
-      <w:r>
-        <w:rPr>
-          <w:rFonts w:ascii="Times New Roman" w:hAnsi="Times New Roman"/>
-          <w:color w:val="000000"/>
-          <w:sz w:val="24"/>
-        </w:rPr>
-        <w:t>* Pengaktifan atau penonaktifan modul periferal secara selektif.</w:t>
+        <w:t>Sakelar Seleksi Modul Periferal (</w:t>
+      </w:r>
+      <w:r>
+        <w:rPr>
+          <w:rFonts w:ascii="Times New Roman" w:hAnsi="Times New Roman"/>
+          <w:color w:val="000000"/>
+          <w:sz w:val="24"/>
+        </w:rPr>
+        <w:t>Hardware Feature Toggles</w:t>
+      </w:r>
+      <w:r>
+        <w:rPr>
+          <w:rFonts w:ascii="Times New Roman" w:hAnsi="Times New Roman"/>
+          <w:i/>
+          <w:color w:val="000000"/>
+          <w:sz w:val="24"/>
+        </w:rPr>
+        <w:t>):</w:t>
+      </w:r>
+      <w:r>
+        <w:rPr>
+          <w:rFonts w:ascii="Times New Roman" w:hAnsi="Times New Roman"/>
+          <w:i/>
+          <w:color w:val="000000"/>
+          <w:sz w:val="24"/>
+        </w:rPr>
+        <w:t xml:space="preserve"> Tombol sakelar Neumorphic interaktif untuk mengaktifkan atau menonaktifkan modul tertentu secara modular. Misalnya, teknisi dapat menonaktifkan modul sensor daya INA226 apabila stasiun dioperasikan menggunakan adaptor daya AC jala-jala PLN tanpa baterai, atau menonaktifkan modul kartu MicroSD apabila stasiun difokuskan murni pada transmisi data cloud Firestore. Menonaktifkan modul yang tidak terpasang mencegah firmware membuang waktu eksekusi CPU untuk menunggu </w:t>
+      </w:r>
+      <w:r>
+        <w:rPr>
+          <w:rFonts w:ascii="Times New Roman" w:hAnsi="Times New Roman"/>
+          <w:color w:val="000000"/>
+          <w:sz w:val="24"/>
+        </w:rPr>
+        <w:t>timeout* komunikasi periferal yang tidak merespons.</w:t>
       </w:r>
     </w:p>
     <w:p>
@@ -10242,7 +12874,7 @@
           <w:color w:val="000000"/>
           <w:sz w:val="24"/>
         </w:rPr>
-        <w:t>Pengaturan protokol transmisi data dan parameter offset kalibrasi fisik.</w:t>
+        <w:t>Tab backend mengatur protokol komunikasi stasiun dan matriks kalibrasi fisik sensor:</w:t>
       </w:r>
     </w:p>
     <w:p>
@@ -10336,69 +12968,32 @@
           <w:color w:val="000000"/>
           <w:sz w:val="24"/>
         </w:rPr>
-        <w:t>Pilihan Protokol Backend:</w:t>
-      </w:r>
-      <w:r>
-        <w:rPr>
-          <w:rFonts w:ascii="Times New Roman" w:hAnsi="Times New Roman"/>
-          <w:i/>
-          <w:color w:val="000000"/>
-          <w:sz w:val="24"/>
-        </w:rPr>
-        <w:t xml:space="preserve"> Pengalihan mode komunikasi data antara </w:t>
-      </w:r>
-      <w:r>
-        <w:rPr>
-          <w:rFonts w:ascii="Times New Roman" w:hAnsi="Times New Roman"/>
-          <w:i/>
-          <w:color w:val="000000"/>
-          <w:sz w:val="24"/>
-        </w:rPr>
-        <w:t>HTTP REST API</w:t>
-      </w:r>
-      <w:r>
-        <w:rPr>
-          <w:rFonts w:ascii="Times New Roman" w:hAnsi="Times New Roman"/>
-          <w:i/>
-          <w:color w:val="000000"/>
-          <w:sz w:val="24"/>
-        </w:rPr>
-        <w:t xml:space="preserve">, </w:t>
-      </w:r>
-      <w:r>
-        <w:rPr>
-          <w:rFonts w:ascii="Times New Roman" w:hAnsi="Times New Roman"/>
-          <w:i/>
-          <w:color w:val="000000"/>
-          <w:sz w:val="24"/>
-        </w:rPr>
-        <w:t>MQTT Broker</w:t>
-      </w:r>
-      <w:r>
-        <w:rPr>
-          <w:rFonts w:ascii="Times New Roman" w:hAnsi="Times New Roman"/>
-          <w:i/>
-          <w:color w:val="000000"/>
-          <w:sz w:val="24"/>
-        </w:rPr>
-        <w:t xml:space="preserve">, dan </w:t>
-      </w:r>
-      <w:r>
-        <w:rPr>
-          <w:rFonts w:ascii="Times New Roman" w:hAnsi="Times New Roman"/>
-          <w:i/>
-          <w:color w:val="000000"/>
-          <w:sz w:val="24"/>
-        </w:rPr>
-        <w:t>Direct Firebase Firestore</w:t>
-      </w:r>
-      <w:r>
-        <w:rPr>
-          <w:rFonts w:ascii="Times New Roman" w:hAnsi="Times New Roman"/>
-          <w:color w:val="000000"/>
-          <w:sz w:val="24"/>
-        </w:rPr>
-        <w:t>*.</w:t>
+        <w:t>Pemilihan Protokol Komunikasi Backend (</w:t>
+      </w:r>
+      <w:r>
+        <w:rPr>
+          <w:rFonts w:ascii="Times New Roman" w:hAnsi="Times New Roman"/>
+          <w:color w:val="000000"/>
+          <w:sz w:val="24"/>
+        </w:rPr>
+        <w:t>Dual-Protocol Backend Selection</w:t>
+      </w:r>
+      <w:r>
+        <w:rPr>
+          <w:rFonts w:ascii="Times New Roman" w:hAnsi="Times New Roman"/>
+          <w:i/>
+          <w:color w:val="000000"/>
+          <w:sz w:val="24"/>
+        </w:rPr>
+        <w:t>):</w:t>
+      </w:r>
+      <w:r>
+        <w:rPr>
+          <w:rFonts w:ascii="Times New Roman" w:hAnsi="Times New Roman"/>
+          <w:color w:val="000000"/>
+          <w:sz w:val="24"/>
+        </w:rPr>
+        <w:t>* Mendukung pengalihan mode transmisi telemetri utama stasiun cuaca:</w:t>
       </w:r>
     </w:p>
     <w:p>
@@ -10410,62 +13005,27 @@
       <w:r>
         <w:rPr>
           <w:rFonts w:ascii="Times New Roman" w:hAnsi="Times New Roman"/>
-          <w:i/>
-          <w:color w:val="000000"/>
-          <w:sz w:val="24"/>
-        </w:rPr>
-        <w:t xml:space="preserve"> </w:t>
-      </w:r>
-      <w:r>
-        <w:rPr>
-          <w:rFonts w:ascii="Times New Roman" w:hAnsi="Times New Roman"/>
-          <w:i/>
-          <w:color w:val="000000"/>
-          <w:sz w:val="24"/>
-        </w:rPr>
-        <w:t>Kompensasi Termal PCB:</w:t>
-      </w:r>
-      <w:r>
-        <w:rPr>
-          <w:rFonts w:ascii="Times New Roman" w:hAnsi="Times New Roman"/>
-          <w:color w:val="000000"/>
-          <w:sz w:val="24"/>
-        </w:rPr>
-        <w:t xml:space="preserve">* Input offset suhu </w:t>
-      </w:r>
-      <w:r>
-        <w:rPr>
-          <w:rFonts w:ascii="Cambria Math" w:hAnsi="Cambria Math"/>
-          <w:i/>
-          <w:color w:val="000000"/>
-          <w:sz w:val="24"/>
-        </w:rPr>
-        <w:t>\Delta T = -4.8^\circ\text{C}</w:t>
-      </w:r>
-      <w:r>
-        <w:rPr>
-          <w:rFonts w:ascii="Times New Roman" w:hAnsi="Times New Roman"/>
-          <w:color w:val="000000"/>
-          <w:sz w:val="24"/>
-        </w:rPr>
-        <w:t xml:space="preserve"> dan offset kelembapan </w:t>
-      </w:r>
-      <w:r>
-        <w:rPr>
-          <w:rFonts w:ascii="Cambria Math" w:hAnsi="Cambria Math"/>
-          <w:i/>
-          <w:color w:val="000000"/>
-          <w:sz w:val="24"/>
-        </w:rPr>
-        <w:t>\Delta RH = +14\%</w:t>
-      </w:r>
-      <w:r>
-        <w:rPr>
-          <w:rFonts w:ascii="Times New Roman" w:hAnsi="Times New Roman"/>
-          <w:color w:val="000000"/>
-          <w:sz w:val="24"/>
-        </w:rPr>
-        <w:t xml:space="preserve"> untuk meredam pemanasan internal sirkuit mikrokontroler.</w:t>
+          <w:color w:val="000000"/>
+          <w:sz w:val="24"/>
+        </w:rPr>
+        <w:t xml:space="preserve">- </w:t>
+      </w:r>
+      <w:r>
+        <w:rPr>
+          <w:rFonts w:ascii="Times New Roman" w:hAnsi="Times New Roman"/>
+          <w:b/>
+          <w:color w:val="000000"/>
+          <w:sz w:val="24"/>
+        </w:rPr>
+        <w:t>HTTP REST API:</w:t>
+      </w:r>
+      <w:r>
+        <w:rPr>
+          <w:rFonts w:ascii="Times New Roman" w:hAnsi="Times New Roman"/>
+          <w:color w:val="000000"/>
+          <w:sz w:val="24"/>
+        </w:rPr>
+        <w:t xml:space="preserve"> Mikrokontroler menjalankan server web embedded lokal, melayani permintaan polling data dari dashboard browser pada jaringan lokal perkebunan dengan latensi sangat rendah.</w:t>
       </w:r>
     </w:p>
     <w:p>
@@ -10477,32 +13037,181 @@
       <w:r>
         <w:rPr>
           <w:rFonts w:ascii="Times New Roman" w:hAnsi="Times New Roman"/>
-          <w:i/>
-          <w:color w:val="000000"/>
-          <w:sz w:val="24"/>
-        </w:rPr>
-        <w:t xml:space="preserve"> </w:t>
-      </w:r>
-      <w:r>
-        <w:rPr>
-          <w:rFonts w:ascii="Times New Roman" w:hAnsi="Times New Roman"/>
-          <w:i/>
-          <w:color w:val="000000"/>
-          <w:sz w:val="24"/>
-        </w:rPr>
-        <w:t>Filter Noise Gate Anemometer:</w:t>
-      </w:r>
-      <w:r>
-        <w:rPr>
-          <w:rFonts w:ascii="Times New Roman" w:hAnsi="Times New Roman"/>
-          <w:color w:val="000000"/>
-          <w:sz w:val="24"/>
-        </w:rPr>
-        <w:t>* Ambang frekuensi pulsa minimum (Hz) untuk mengeliminasi getaran tiang pada angin tenang.</w:t>
+          <w:color w:val="000000"/>
+          <w:sz w:val="24"/>
+        </w:rPr>
+        <w:t xml:space="preserve">- </w:t>
+      </w:r>
+      <w:r>
+        <w:rPr>
+          <w:rFonts w:ascii="Times New Roman" w:hAnsi="Times New Roman"/>
+          <w:b/>
+          <w:color w:val="000000"/>
+          <w:sz w:val="24"/>
+        </w:rPr>
+        <w:t>Direct Firebase Firestore:</w:t>
+      </w:r>
+      <w:r>
+        <w:rPr>
+          <w:rFonts w:ascii="Times New Roman" w:hAnsi="Times New Roman"/>
+          <w:color w:val="000000"/>
+          <w:sz w:val="24"/>
+        </w:rPr>
+        <w:t xml:space="preserve"> Mikrokontroler mengirimkan dokumen telemetri secara berkala langsung ke Google Cloud Firestore melalui protokol HTTPS terenkripsi menggunakan Firebase REST API dan Google Bearer Token.</w:t>
       </w:r>
     </w:p>
     <w:p>
       <w:pPr>
+        <w:spacing w:before="0" w:after="80" w:line="360" w:lineRule="auto"/>
+        <w:ind w:left="504"/>
+        <w:jc w:val="both"/>
+      </w:pPr>
+      <w:r>
+        <w:rPr>
+          <w:rFonts w:ascii="Times New Roman" w:hAnsi="Times New Roman"/>
+          <w:color w:val="000000"/>
+          <w:sz w:val="24"/>
+        </w:rPr>
+        <w:t xml:space="preserve">- </w:t>
+      </w:r>
+      <w:r>
+        <w:rPr>
+          <w:rFonts w:ascii="Times New Roman" w:hAnsi="Times New Roman"/>
+          <w:b/>
+          <w:color w:val="000000"/>
+          <w:sz w:val="24"/>
+        </w:rPr>
+        <w:t>Dual-Mode Concurrent Stream:</w:t>
+      </w:r>
+      <w:r>
+        <w:rPr>
+          <w:rFonts w:ascii="Times New Roman" w:hAnsi="Times New Roman"/>
+          <w:color w:val="000000"/>
+          <w:sz w:val="24"/>
+        </w:rPr>
+        <w:t xml:space="preserve"> Stasiun menjalankan kedua mode secara simultan, melayani observasi lokal </w:t>
+      </w:r>
+      <w:r>
+        <w:rPr>
+          <w:rFonts w:ascii="Times New Roman" w:hAnsi="Times New Roman"/>
+          <w:i/>
+          <w:color w:val="000000"/>
+          <w:sz w:val="24"/>
+        </w:rPr>
+        <w:t>real-time</w:t>
+      </w:r>
+      <w:r>
+        <w:rPr>
+          <w:rFonts w:ascii="Times New Roman" w:hAnsi="Times New Roman"/>
+          <w:color w:val="000000"/>
+          <w:sz w:val="24"/>
+        </w:rPr>
+        <w:t xml:space="preserve"> sekaligus mengarsipkan data ke cloud secara kontinu.</w:t>
+      </w:r>
+    </w:p>
+    <w:p>
+      <w:pPr>
+        <w:spacing w:before="0" w:after="80" w:line="360" w:lineRule="auto"/>
+        <w:ind w:left="504"/>
+        <w:jc w:val="both"/>
+      </w:pPr>
+      <w:r>
+        <w:rPr>
+          <w:rFonts w:ascii="Times New Roman" w:hAnsi="Times New Roman"/>
+          <w:i/>
+          <w:color w:val="000000"/>
+          <w:sz w:val="24"/>
+        </w:rPr>
+        <w:t xml:space="preserve"> </w:t>
+      </w:r>
+      <w:r>
+        <w:rPr>
+          <w:rFonts w:ascii="Times New Roman" w:hAnsi="Times New Roman"/>
+          <w:i/>
+          <w:color w:val="000000"/>
+          <w:sz w:val="24"/>
+        </w:rPr>
+        <w:t>Kompensasi Termal &amp; Kelembapan Relatif Sensor DHT22:</w:t>
+      </w:r>
+      <w:r>
+        <w:rPr>
+          <w:rFonts w:ascii="Times New Roman" w:hAnsi="Times New Roman"/>
+          <w:i/>
+          <w:color w:val="000000"/>
+          <w:sz w:val="24"/>
+        </w:rPr>
+        <w:t xml:space="preserve"> Formulir kalibrasi masukan offset suhu $\Delta T$ (default riset: $-4.8^\circ\text{C}$) dan offset kelembapan relatif $\Delta RH$ (default: $+12\%$). Nilai offset ini diterapkan langsung pada perhitungan firmware sebelum paket data dipublikasikan, secara efektif mengompensasi fenomena pemanasan internal enclosure oleh papan elektronik (</w:t>
+      </w:r>
+      <w:r>
+        <w:rPr>
+          <w:rFonts w:ascii="Times New Roman" w:hAnsi="Times New Roman"/>
+          <w:color w:val="000000"/>
+          <w:sz w:val="24"/>
+        </w:rPr>
+        <w:t>PCB self-heating*) dan menjaga akurasi pengukuran mikroklimat sesuai spesifikasi pabrik.</w:t>
+      </w:r>
+    </w:p>
+    <w:p>
+      <w:pPr>
+        <w:spacing w:before="0" w:after="80" w:line="360" w:lineRule="auto"/>
+        <w:ind w:left="504"/>
+        <w:jc w:val="both"/>
+      </w:pPr>
+      <w:r>
+        <w:rPr>
+          <w:rFonts w:ascii="Times New Roman" w:hAnsi="Times New Roman"/>
+          <w:i/>
+          <w:color w:val="000000"/>
+          <w:sz w:val="24"/>
+        </w:rPr>
+        <w:t xml:space="preserve"> </w:t>
+      </w:r>
+      <w:r>
+        <w:rPr>
+          <w:rFonts w:ascii="Times New Roman" w:hAnsi="Times New Roman"/>
+          <w:i/>
+          <w:color w:val="000000"/>
+          <w:sz w:val="24"/>
+        </w:rPr>
+        <w:t>Filter Noise Gate &amp; Kalibrasi Faktor Skala Anemometer:</w:t>
+      </w:r>
+      <w:r>
+        <w:rPr>
+          <w:rFonts w:ascii="Times New Roman" w:hAnsi="Times New Roman"/>
+          <w:i/>
+          <w:color w:val="000000"/>
+          <w:sz w:val="24"/>
+        </w:rPr>
+        <w:t xml:space="preserve"> Pengaturan ambang batas gerbang derau (</w:t>
+      </w:r>
+      <w:r>
+        <w:rPr>
+          <w:rFonts w:ascii="Times New Roman" w:hAnsi="Times New Roman"/>
+          <w:color w:val="000000"/>
+          <w:sz w:val="24"/>
+        </w:rPr>
+        <w:t>noise gate threshold</w:t>
+      </w:r>
+      <w:r>
+        <w:rPr>
+          <w:rFonts w:ascii="Times New Roman" w:hAnsi="Times New Roman"/>
+          <w:i/>
+          <w:color w:val="000000"/>
+          <w:sz w:val="24"/>
+        </w:rPr>
+        <w:t>, default: $0.25\text{ m/s}$) dan faktor pengali kecepatan putaran mangkok anemometer ($K_{wind}$, default: $1.00$). Fitur ini menyaring sinyal interupsi semu yang disebabkan oleh getaran mekanis tiang stasiun pada saat angin mati, serta memungkinkan kalibrasi ulang terhadap instrumen anemometer rujukan berstandar terowongan angin (</w:t>
+      </w:r>
+      <w:r>
+        <w:rPr>
+          <w:rFonts w:ascii="Times New Roman" w:hAnsi="Times New Roman"/>
+          <w:color w:val="000000"/>
+          <w:sz w:val="24"/>
+        </w:rPr>
+        <w:t>wind tunnel reference standard*).</w:t>
+      </w:r>
+    </w:p>
+    <w:p>
+      <w:pPr>
         <w:spacing w:before="200" w:after="80" w:line="276" w:lineRule="auto"/>
         <w:jc w:val="left"/>
       </w:pPr>
@@ -10527,7 +13236,7 @@
           <w:color w:val="000000"/>
           <w:sz w:val="24"/>
         </w:rPr>
-        <w:t>Konfigurasi parameter jaringan nirkabel dan interval transmisi data.</w:t>
+        <w:t>Tab sinkronisasi mengelola parameter konektivitas nirkabel dan jadwal transmisi telemetri:</w:t>
       </w:r>
     </w:p>
     <w:p>
@@ -10621,15 +13330,24 @@
           <w:color w:val="000000"/>
           <w:sz w:val="24"/>
         </w:rPr>
-        <w:t>Konfigurasi Wi-Fi Lapangan:</w:t>
-      </w:r>
-      <w:r>
-        <w:rPr>
-          <w:rFonts w:ascii="Times New Roman" w:hAnsi="Times New Roman"/>
-          <w:color w:val="000000"/>
-          <w:sz w:val="24"/>
-        </w:rPr>
-        <w:t>* Pengaturan SSID stasiun dan kata sandi WPA2/WPA3 jaringan nirkabel lokal.</w:t>
+        <w:t>Manajemen Kredensial Wi-Fi Jaringan Perkebunan:</w:t>
+      </w:r>
+      <w:r>
+        <w:rPr>
+          <w:rFonts w:ascii="Times New Roman" w:hAnsi="Times New Roman"/>
+          <w:i/>
+          <w:color w:val="000000"/>
+          <w:sz w:val="24"/>
+        </w:rPr>
+        <w:t xml:space="preserve"> Konfigurasi nama jaringan nirkabel (</w:t>
+      </w:r>
+      <w:r>
+        <w:rPr>
+          <w:rFonts w:ascii="Times New Roman" w:hAnsi="Times New Roman"/>
+          <w:color w:val="000000"/>
+          <w:sz w:val="24"/>
+        </w:rPr>
+        <w:t>SSID*) dan kunci keamanan jaringan WPA2/WPA3 router lokal. Dilengkapi dengan fungsi verifikasi koneksi sebelum parameter dikomit permanen ke memori non-volatile, mencegah stasiun kehilangan kontak komunikasi akibat kesalahan ketik sandi jaringan nirkabel.</w:t>
       </w:r>
     </w:p>
     <w:p>
@@ -10654,15 +13372,32 @@
           <w:color w:val="000000"/>
           <w:sz w:val="24"/>
         </w:rPr>
-        <w:t>Interval Sampling Sensor:</w:t>
-      </w:r>
-      <w:r>
-        <w:rPr>
-          <w:rFonts w:ascii="Times New Roman" w:hAnsi="Times New Roman"/>
-          <w:color w:val="000000"/>
-          <w:sz w:val="24"/>
-        </w:rPr>
-        <w:t>* Frekuensi pembacaan sensor oleh FreeRTOS Core 1 (rentang: 2 hingga 60 detik).</w:t>
+        <w:t>Interval Pengambilan Sampel Sensor (</w:t>
+      </w:r>
+      <w:r>
+        <w:rPr>
+          <w:rFonts w:ascii="Times New Roman" w:hAnsi="Times New Roman"/>
+          <w:color w:val="000000"/>
+          <w:sz w:val="24"/>
+        </w:rPr>
+        <w:t>Sensor Sampling Cadence</w:t>
+      </w:r>
+      <w:r>
+        <w:rPr>
+          <w:rFonts w:ascii="Times New Roman" w:hAnsi="Times New Roman"/>
+          <w:i/>
+          <w:color w:val="000000"/>
+          <w:sz w:val="24"/>
+        </w:rPr>
+        <w:t>):</w:t>
+      </w:r>
+      <w:r>
+        <w:rPr>
+          <w:rFonts w:ascii="Times New Roman" w:hAnsi="Times New Roman"/>
+          <w:color w:val="000000"/>
+          <w:sz w:val="24"/>
+        </w:rPr>
+        <w:t>* Menetapkan frekuensi eksekusi tugas pembacaan sensor oleh task FreeRTOS Core 1 (rentang konfigurasi: 2 detik hingga 60 detik; default: 5 detik). Interval ini menentukan seberapa responsif stasiun merekam perubahan sesaat pada variabel cuaca yang dinamis, khususnya hembusan kecepatan angin dan fluktuasi intensitas radiasi cahaya matahari.</w:t>
       </w:r>
     </w:p>
     <w:p>
@@ -10687,15 +13422,32 @@
           <w:color w:val="000000"/>
           <w:sz w:val="24"/>
         </w:rPr>
-        <w:t>Interval Publikasi Cloud:</w:t>
-      </w:r>
-      <w:r>
-        <w:rPr>
-          <w:rFonts w:ascii="Times New Roman" w:hAnsi="Times New Roman"/>
-          <w:color w:val="000000"/>
-          <w:sz w:val="24"/>
-        </w:rPr>
-        <w:t>* Frekuensi pengunggahan telemetri ke server awan Firestore (rentang: 1 hingga 60 menit) untuk efisiensi energi.</w:t>
+        <w:t>Interval Publikasi Cloud Firestore (</w:t>
+      </w:r>
+      <w:r>
+        <w:rPr>
+          <w:rFonts w:ascii="Times New Roman" w:hAnsi="Times New Roman"/>
+          <w:color w:val="000000"/>
+          <w:sz w:val="24"/>
+        </w:rPr>
+        <w:t>Cloud Sync Frequency</w:t>
+      </w:r>
+      <w:r>
+        <w:rPr>
+          <w:rFonts w:ascii="Times New Roman" w:hAnsi="Times New Roman"/>
+          <w:i/>
+          <w:color w:val="000000"/>
+          <w:sz w:val="24"/>
+        </w:rPr>
+        <w:t>):</w:t>
+      </w:r>
+      <w:r>
+        <w:rPr>
+          <w:rFonts w:ascii="Times New Roman" w:hAnsi="Times New Roman"/>
+          <w:color w:val="000000"/>
+          <w:sz w:val="24"/>
+        </w:rPr>
+        <w:t>* Menetapkan frekuensi transmisi data agregasi telemetri ke server Google Cloud Firestore (rentang konfigurasi: 1 menit hingga 60 menit; default: 1 menit). Pengaturan interval ini sangat penting dalam manajemen energi stasiun; memperpanjang interval pengiriman cloud pada malam hari secara signifikan menghemat konsumsi daya modul radio Wi-Fi dan memperpanjang otonomi baterai surya LiFePO4 saat musim hujan berkepanjangan.</w:t>
       </w:r>
     </w:p>
     <w:p>
@@ -10724,7 +13476,7 @@
           <w:color w:val="000000"/>
           <w:sz w:val="24"/>
         </w:rPr>
-        <w:t>Utilitas pengunduhan berkas konfigurasi firmware dan data telemetri historis.</w:t>
+        <w:t>Tab ekspor data menyediakan utilitas pengunduhan berkas konfigurasi firmware dan kumpulan data telemetri historis:</w:t>
       </w:r>
     </w:p>
     <w:p>
@@ -10818,15 +13570,24 @@
           <w:color w:val="000000"/>
           <w:sz w:val="24"/>
         </w:rPr>
-        <w:t>Unduh Berkas `config.json`:</w:t>
-      </w:r>
-      <w:r>
-        <w:rPr>
-          <w:rFonts w:ascii="Times New Roman" w:hAnsi="Times New Roman"/>
-          <w:color w:val="000000"/>
-          <w:sz w:val="24"/>
-        </w:rPr>
-        <w:t>* Mengunduh berkas konfigurasi JSON baku untuk partisi LittleFS ESP32.</w:t>
+        <w:t>Pengunduhan Berkas Konfigurasi Firmware `config.json`:</w:t>
+      </w:r>
+      <w:r>
+        <w:rPr>
+          <w:rFonts w:ascii="Times New Roman" w:hAnsi="Times New Roman"/>
+          <w:i/>
+          <w:color w:val="000000"/>
+          <w:sz w:val="24"/>
+        </w:rPr>
+        <w:t xml:space="preserve"> Fasilitas untuk mengekspor seluruh parameter operasional stasiun (pemetaan pinout GPIO, offset kalibrasi termal, threshold anemometer, interval sampling, dan kredensial jaringan) ke dalam berkas JSON standar. Berkas ini dapat langsung diunggah ke partisi memori flash LittleFS mikrokontroler melalui antarmuka web atau disimpan sebagai salinan cadangan (</w:t>
+      </w:r>
+      <w:r>
+        <w:rPr>
+          <w:rFonts w:ascii="Times New Roman" w:hAnsi="Times New Roman"/>
+          <w:color w:val="000000"/>
+          <w:sz w:val="24"/>
+        </w:rPr>
+        <w:t>golden backup*) sebelum melakukan pembaruan firmware stasiun.</w:t>
       </w:r>
     </w:p>
     <w:p>
@@ -10851,31 +13612,58 @@
           <w:color w:val="000000"/>
           <w:sz w:val="24"/>
         </w:rPr>
-        <w:t>Unggah &amp; Pulihkan Konfigurasi:</w:t>
-      </w:r>
-      <w:r>
-        <w:rPr>
-          <w:rFonts w:ascii="Times New Roman" w:hAnsi="Times New Roman"/>
-          <w:color w:val="000000"/>
-          <w:sz w:val="24"/>
-        </w:rPr>
-        <w:t xml:space="preserve">* Mengunggah berkas </w:t>
-      </w:r>
-      <w:r>
-        <w:rPr>
-          <w:rFonts w:ascii="Consolas" w:hAnsi="Consolas"/>
-          <w:color w:val="1E293B"/>
-          <w:sz w:val="21"/>
-        </w:rPr>
-        <w:t>config.json</w:t>
-      </w:r>
-      <w:r>
-        <w:rPr>
-          <w:rFonts w:ascii="Times New Roman" w:hAnsi="Times New Roman"/>
-          <w:color w:val="000000"/>
-          <w:sz w:val="24"/>
-        </w:rPr>
-        <w:t xml:space="preserve"> untuk menduplikasi konfigurasi ke stasiun baru secara instan.</w:t>
+        <w:t>Unggah &amp; Duplikasi Konfigurasi Cepat (</w:t>
+      </w:r>
+      <w:r>
+        <w:rPr>
+          <w:rFonts w:ascii="Times New Roman" w:hAnsi="Times New Roman"/>
+          <w:color w:val="000000"/>
+          <w:sz w:val="24"/>
+        </w:rPr>
+        <w:t>Fleet Configuration Replication</w:t>
+      </w:r>
+      <w:r>
+        <w:rPr>
+          <w:rFonts w:ascii="Times New Roman" w:hAnsi="Times New Roman"/>
+          <w:i/>
+          <w:color w:val="000000"/>
+          <w:sz w:val="24"/>
+        </w:rPr>
+        <w:t>):</w:t>
+      </w:r>
+      <w:r>
+        <w:rPr>
+          <w:rFonts w:ascii="Times New Roman" w:hAnsi="Times New Roman"/>
+          <w:i/>
+          <w:color w:val="000000"/>
+          <w:sz w:val="24"/>
+        </w:rPr>
+        <w:t xml:space="preserve"> Memungkinkan pengunggahan berkas `config.json` hasil ekspor dari stasiun lain untuk diterapkan secara instan ke stasiun baru dalam hitungan detik (</w:t>
+      </w:r>
+      <w:r>
+        <w:rPr>
+          <w:rFonts w:ascii="Times New Roman" w:hAnsi="Times New Roman"/>
+          <w:color w:val="000000"/>
+          <w:sz w:val="24"/>
+        </w:rPr>
+        <w:t>one-click provisioning</w:t>
+      </w:r>
+      <w:r>
+        <w:rPr>
+          <w:rFonts w:ascii="Times New Roman" w:hAnsi="Times New Roman"/>
+          <w:i/>
+          <w:color w:val="000000"/>
+          <w:sz w:val="24"/>
+        </w:rPr>
+        <w:t>). Sangat efisien untuk deployment armada stasiun cuaca dalam jumlah banyak (</w:t>
+      </w:r>
+      <w:r>
+        <w:rPr>
+          <w:rFonts w:ascii="Times New Roman" w:hAnsi="Times New Roman"/>
+          <w:color w:val="000000"/>
+          <w:sz w:val="24"/>
+        </w:rPr>
+        <w:t>multi-station field deployment*) di berbagai blok kebun pertanian.</w:t>
       </w:r>
     </w:p>
     <w:p>
@@ -10900,15 +13688,32 @@
           <w:color w:val="000000"/>
           <w:sz w:val="24"/>
         </w:rPr>
-        <w:t>Ekspor Data CSV / JSON:</w:t>
-      </w:r>
-      <w:r>
-        <w:rPr>
-          <w:rFonts w:ascii="Times New Roman" w:hAnsi="Times New Roman"/>
-          <w:color w:val="000000"/>
-          <w:sz w:val="24"/>
-        </w:rPr>
-        <w:t>* Mengekspor seluruh catatan telemetri historis ke format CSV untuk analisis lanjutan di Microsoft Excel, R, atau Python Pandas.</w:t>
+        <w:t>Ekspor Dataset Historis Format CSV (</w:t>
+      </w:r>
+      <w:r>
+        <w:rPr>
+          <w:rFonts w:ascii="Times New Roman" w:hAnsi="Times New Roman"/>
+          <w:color w:val="000000"/>
+          <w:sz w:val="24"/>
+        </w:rPr>
+        <w:t>Comma Separated Values</w:t>
+      </w:r>
+      <w:r>
+        <w:rPr>
+          <w:rFonts w:ascii="Times New Roman" w:hAnsi="Times New Roman"/>
+          <w:i/>
+          <w:color w:val="000000"/>
+          <w:sz w:val="24"/>
+        </w:rPr>
+        <w:t>):</w:t>
+      </w:r>
+      <w:r>
+        <w:rPr>
+          <w:rFonts w:ascii="Times New Roman" w:hAnsi="Times New Roman"/>
+          <w:color w:val="000000"/>
+          <w:sz w:val="24"/>
+        </w:rPr>
+        <w:t>* Generator ekspor data observasi agrometeorologi yang menghasilkan berkas tabel CSV berstandar internasional. Seluruh parameter telemetri terekam lengkap dengan stempel waktu terformat ISO-8601, suhu udara terkompensasi, kelembapan kanopi, laju evapotranspirasi FAO-56 ETo, dan akumulasi fluks radiasi surya. Berkas CSV ini kompatibel penuh untuk dianalisis lebih lanjut menggunakan perangkat lunak statistik dan pemodelan agronomi (seperti RStudio, Microsoft Excel, Python Pandas, SPSS, dan FAO CropWat).</w:t>
       </w:r>
     </w:p>
     <w:p>
@@ -10937,7 +13742,24 @@
           <w:color w:val="000000"/>
           <w:sz w:val="24"/>
         </w:rPr>
-        <w:t>Pengelolaan akun pengguna dan hak akses berbasis peran tanpa modal popup.</w:t>
+        <w:t>Tab pengguna mengimplementasikan kontrol akses berbasis peran (</w:t>
+      </w:r>
+      <w:r>
+        <w:rPr>
+          <w:rFonts w:ascii="Times New Roman" w:hAnsi="Times New Roman"/>
+          <w:i/>
+          <w:color w:val="000000"/>
+          <w:sz w:val="24"/>
+        </w:rPr>
+        <w:t>Role-Based Access Control</w:t>
+      </w:r>
+      <w:r>
+        <w:rPr>
+          <w:rFonts w:ascii="Times New Roman" w:hAnsi="Times New Roman"/>
+          <w:color w:val="000000"/>
+          <w:sz w:val="24"/>
+        </w:rPr>
+        <w:t>) secara bersih dan aman:</w:t>
       </w:r>
     </w:p>
     <w:p>
@@ -11039,7 +13861,7 @@
           <w:color w:val="000000"/>
           <w:sz w:val="24"/>
         </w:rPr>
-        <w:t>Inline Expansion UI</w:t>
+        <w:t>Inline Non-Modal Expansion UI</w:t>
       </w:r>
       <w:r>
         <w:rPr>
@@ -11053,10 +13875,36 @@
       <w:r>
         <w:rPr>
           <w:rFonts w:ascii="Times New Roman" w:hAnsi="Times New Roman"/>
-          <w:color w:val="000000"/>
-          <w:sz w:val="24"/>
-        </w:rPr>
-        <w:t>* Formulir input penambahan/pengeditan pengguna terbuka langsung di atas daftar tabel tanpa modal popup maupun lapisan backdrop gelap.</w:t>
+          <w:i/>
+          <w:color w:val="000000"/>
+          <w:sz w:val="24"/>
+        </w:rPr>
+        <w:t xml:space="preserve"> Saat administrator menekan tombol `Tambah Pengguna`, formulir pendaftaran akun terbuka secara vertikal di dalam halaman (</w:t>
+      </w:r>
+      <w:r>
+        <w:rPr>
+          <w:rFonts w:ascii="Times New Roman" w:hAnsi="Times New Roman"/>
+          <w:color w:val="000000"/>
+          <w:sz w:val="24"/>
+        </w:rPr>
+        <w:t>inline accordion card</w:t>
+      </w:r>
+      <w:r>
+        <w:rPr>
+          <w:rFonts w:ascii="Times New Roman" w:hAnsi="Times New Roman"/>
+          <w:i/>
+          <w:color w:val="000000"/>
+          <w:sz w:val="24"/>
+        </w:rPr>
+        <w:t>) langsung di atas daftar tabel pengguna aktif. Pendekatan ini meniadakan penggunaan jendela pop-up modal bertumpuk dan lapisan penutup gelap (</w:t>
+      </w:r>
+      <w:r>
+        <w:rPr>
+          <w:rFonts w:ascii="Times New Roman" w:hAnsi="Times New Roman"/>
+          <w:color w:val="000000"/>
+          <w:sz w:val="24"/>
+        </w:rPr>
+        <w:t>no dark backdrop overlay*), menjaga visibilitas konteks stasiun cuaca dan mempertahankan alur kerja pemantauan data telemetri tanpa interupsi visual.</w:t>
       </w:r>
     </w:p>
     <w:p>
@@ -11081,33 +13929,169 @@
           <w:color w:val="000000"/>
           <w:sz w:val="24"/>
         </w:rPr>
-        <w:t>Proteksi Akun Root Seeder Admin:</w:t>
-      </w:r>
-      <w:r>
-        <w:rPr>
-          <w:rFonts w:ascii="Times New Roman" w:hAnsi="Times New Roman"/>
-          <w:i/>
-          <w:color w:val="000000"/>
-          <w:sz w:val="24"/>
-        </w:rPr>
-        <w:t xml:space="preserve"> Akun administrator utama atas nama </w:t>
-      </w:r>
-      <w:r>
-        <w:rPr>
-          <w:rFonts w:ascii="Times New Roman" w:hAnsi="Times New Roman"/>
-          <w:i/>
-          <w:color w:val="000000"/>
-          <w:sz w:val="24"/>
-        </w:rPr>
-        <w:t>Haikal Jibran Al-Ghiffarry</w:t>
-      </w:r>
-      <w:r>
-        <w:rPr>
-          <w:rFonts w:ascii="Times New Roman" w:hAnsi="Times New Roman"/>
-          <w:color w:val="000000"/>
-          <w:sz w:val="24"/>
-        </w:rPr>
-        <w:t>* (</w:t>
+        <w:t>Isolasi Akun Root Seeder Admin Terproteksi (</w:t>
+      </w:r>
+      <w:r>
+        <w:rPr>
+          <w:rFonts w:ascii="Times New Roman" w:hAnsi="Times New Roman"/>
+          <w:color w:val="000000"/>
+          <w:sz w:val="24"/>
+        </w:rPr>
+        <w:t>Immutable System Administrator</w:t>
+      </w:r>
+      <w:r>
+        <w:rPr>
+          <w:rFonts w:ascii="Times New Roman" w:hAnsi="Times New Roman"/>
+          <w:i/>
+          <w:color w:val="000000"/>
+          <w:sz w:val="24"/>
+        </w:rPr>
+        <w:t>):</w:t>
+      </w:r>
+      <w:r>
+        <w:rPr>
+          <w:rFonts w:ascii="Times New Roman" w:hAnsi="Times New Roman"/>
+          <w:i/>
+          <w:color w:val="000000"/>
+          <w:sz w:val="24"/>
+        </w:rPr>
+        <w:t xml:space="preserve"> Sistem menyematkan akun administrator bawaan atas nama </w:t>
+      </w:r>
+      <w:r>
+        <w:rPr>
+          <w:rFonts w:ascii="Times New Roman" w:hAnsi="Times New Roman"/>
+          <w:i/>
+          <w:color w:val="000000"/>
+          <w:sz w:val="24"/>
+        </w:rPr>
+        <w:t>Haikal Jibran A.</w:t>
+      </w:r>
+      <w:r>
+        <w:rPr>
+          <w:rFonts w:ascii="Times New Roman" w:hAnsi="Times New Roman"/>
+          <w:i/>
+          <w:color w:val="000000"/>
+          <w:sz w:val="24"/>
+        </w:rPr>
+        <w:t xml:space="preserve"> (`admin@agrinex.id` / `admin`). Akun ini memiliki proteksi permanen tingkat sistem (</w:t>
+      </w:r>
+      <w:r>
+        <w:rPr>
+          <w:rFonts w:ascii="Times New Roman" w:hAnsi="Times New Roman"/>
+          <w:color w:val="000000"/>
+          <w:sz w:val="24"/>
+        </w:rPr>
+        <w:t>system-locked state</w:t>
+      </w:r>
+      <w:r>
+        <w:rPr>
+          <w:rFonts w:ascii="Times New Roman" w:hAnsi="Times New Roman"/>
+          <w:i/>
+          <w:color w:val="000000"/>
+          <w:sz w:val="24"/>
+        </w:rPr>
+        <w:t>): tombol hapus (</w:t>
+      </w:r>
+      <w:r>
+        <w:rPr>
+          <w:rFonts w:ascii="Times New Roman" w:hAnsi="Times New Roman"/>
+          <w:color w:val="000000"/>
+          <w:sz w:val="24"/>
+        </w:rPr>
+        <w:t>delete button</w:t>
+      </w:r>
+      <w:r>
+        <w:rPr>
+          <w:rFonts w:ascii="Times New Roman" w:hAnsi="Times New Roman"/>
+          <w:i/>
+          <w:color w:val="000000"/>
+          <w:sz w:val="24"/>
+        </w:rPr>
+        <w:t>) dan selektor pengubah perannya dinonaktifkan secara permanen dengan lencana khusus "Default Admin". Perlindungan ketat ini menjamin bahwa stasiun cuaca tidak akan pernah mengalami kondisi terkunci (</w:t>
+      </w:r>
+      <w:r>
+        <w:rPr>
+          <w:rFonts w:ascii="Times New Roman" w:hAnsi="Times New Roman"/>
+          <w:color w:val="000000"/>
+          <w:sz w:val="24"/>
+        </w:rPr>
+        <w:t>system lockout*) akibat kelalaian teknisi lapangan yang tidak sengaja menghapus seluruh akun administratif.</w:t>
+      </w:r>
+    </w:p>
+    <w:p>
+      <w:pPr>
+        <w:spacing w:before="0" w:after="80" w:line="360" w:lineRule="auto"/>
+        <w:ind w:left="504"/>
+        <w:jc w:val="both"/>
+      </w:pPr>
+      <w:r>
+        <w:rPr>
+          <w:rFonts w:ascii="Times New Roman" w:hAnsi="Times New Roman"/>
+          <w:i/>
+          <w:color w:val="000000"/>
+          <w:sz w:val="24"/>
+        </w:rPr>
+        <w:t xml:space="preserve"> </w:t>
+      </w:r>
+      <w:r>
+        <w:rPr>
+          <w:rFonts w:ascii="Times New Roman" w:hAnsi="Times New Roman"/>
+          <w:i/>
+          <w:color w:val="000000"/>
+          <w:sz w:val="24"/>
+        </w:rPr>
+        <w:t>Pemberian Hak Akses Berjenjang &amp; Sinkronisasi Instan:</w:t>
+      </w:r>
+      <w:r>
+        <w:rPr>
+          <w:rFonts w:ascii="Times New Roman" w:hAnsi="Times New Roman"/>
+          <w:i/>
+          <w:color w:val="000000"/>
+          <w:sz w:val="24"/>
+        </w:rPr>
+        <w:t xml:space="preserve"> Administrator dapat mendaftarkan operator baru dengan memilih salah satu dari tiga tingkatan peran (</w:t>
+      </w:r>
+      <w:r>
+        <w:rPr>
+          <w:rFonts w:ascii="Times New Roman" w:hAnsi="Times New Roman"/>
+          <w:color w:val="000000"/>
+          <w:sz w:val="24"/>
+        </w:rPr>
+        <w:t>Administrator</w:t>
+      </w:r>
+      <w:r>
+        <w:rPr>
+          <w:rFonts w:ascii="Times New Roman" w:hAnsi="Times New Roman"/>
+          <w:i/>
+          <w:color w:val="000000"/>
+          <w:sz w:val="24"/>
+        </w:rPr>
+        <w:t xml:space="preserve">, </w:t>
+      </w:r>
+      <w:r>
+        <w:rPr>
+          <w:rFonts w:ascii="Times New Roman" w:hAnsi="Times New Roman"/>
+          <w:color w:val="000000"/>
+          <w:sz w:val="24"/>
+        </w:rPr>
+        <w:t>Agronomist</w:t>
+      </w:r>
+      <w:r>
+        <w:rPr>
+          <w:rFonts w:ascii="Times New Roman" w:hAnsi="Times New Roman"/>
+          <w:i/>
+          <w:color w:val="000000"/>
+          <w:sz w:val="24"/>
+        </w:rPr>
+        <w:t xml:space="preserve">, atau </w:t>
+      </w:r>
+      <w:r>
+        <w:rPr>
+          <w:rFonts w:ascii="Times New Roman" w:hAnsi="Times New Roman"/>
+          <w:color w:val="000000"/>
+          <w:sz w:val="24"/>
+        </w:rPr>
+        <w:t>Field Officer*). Akun yang baru ditambahkan langsung disinkronkan ke dalam tabel penyimpanan kredensial lokal stasiun (</w:t>
       </w:r>
       <w:r>
         <w:rPr>
@@ -11115,15 +14099,15 @@
           <w:color w:val="1E293B"/>
           <w:sz w:val="21"/>
         </w:rPr>
-        <w:t>admin@agrinex.id</w:t>
-      </w:r>
-      <w:r>
-        <w:rPr>
-          <w:rFonts w:ascii="Times New Roman" w:hAnsi="Times New Roman"/>
-          <w:color w:val="000000"/>
-          <w:sz w:val="24"/>
-        </w:rPr>
-        <w:t>) terkunci permanen dan tombol hapusnya dinonaktifkan agar stasiun tidak kehilangan akses superuser.</w:t>
+        <w:t>agrinex_registered_users</w:t>
+      </w:r>
+      <w:r>
+        <w:rPr>
+          <w:rFonts w:ascii="Times New Roman" w:hAnsi="Times New Roman"/>
+          <w:color w:val="000000"/>
+          <w:sz w:val="24"/>
+        </w:rPr>
+        <w:t>), sehingga operator baru dapat langsung melakukan login di lapangan secara instan tanpa perlu me-reboot stasiun cuaca.</w:t>
       </w:r>
     </w:p>
     <w:p>
@@ -11148,15 +14132,41 @@
           <w:color w:val="000000"/>
           <w:sz w:val="24"/>
         </w:rPr>
-        <w:t>Hak Akses Berjenjang:</w:t>
-      </w:r>
-      <w:r>
-        <w:rPr>
-          <w:rFonts w:ascii="Times New Roman" w:hAnsi="Times New Roman"/>
-          <w:color w:val="000000"/>
-          <w:sz w:val="24"/>
-        </w:rPr>
-        <w:t>* Administrator dapat menetapkan peran akun baru sebagai Administrator, Agronomist, atau Field Officer dengan sinkronisasi instan ke database lokal stasiun.</w:t>
+        <w:t>Fungsi Pemulihan Pengguna Pabrik (</w:t>
+      </w:r>
+      <w:r>
+        <w:rPr>
+          <w:rFonts w:ascii="Times New Roman" w:hAnsi="Times New Roman"/>
+          <w:color w:val="000000"/>
+          <w:sz w:val="24"/>
+        </w:rPr>
+        <w:t>Reset to Factory Users</w:t>
+      </w:r>
+      <w:r>
+        <w:rPr>
+          <w:rFonts w:ascii="Times New Roman" w:hAnsi="Times New Roman"/>
+          <w:i/>
+          <w:color w:val="000000"/>
+          <w:sz w:val="24"/>
+        </w:rPr>
+        <w:t>):</w:t>
+      </w:r>
+      <w:r>
+        <w:rPr>
+          <w:rFonts w:ascii="Times New Roman" w:hAnsi="Times New Roman"/>
+          <w:i/>
+          <w:color w:val="000000"/>
+          <w:sz w:val="24"/>
+        </w:rPr>
+        <w:t xml:space="preserve"> Menyediakan tombol darurat yang dilindungi konfirmasi ganda untuk membersihkan akun-akun sementara dan memulihkan seluruh daftar pengguna ke kondisi awal pabrik (</w:t>
+      </w:r>
+      <w:r>
+        <w:rPr>
+          <w:rFonts w:ascii="Times New Roman" w:hAnsi="Times New Roman"/>
+          <w:color w:val="000000"/>
+          <w:sz w:val="24"/>
+        </w:rPr>
+        <w:t>factory default state*) dengan mempertahankan akun seeder admin utama. Fitur ini sangat bermanfaat saat stasiun selesai dipinjamkan untuk riset lapangan atau dialihkan kepemilikannya ke unit kebun yang lain.</w:t>
       </w:r>
     </w:p>
     <w:p>

--- a/docs/laporan/DOKUMENTASI_LENGKAP_SISTEM_AGRINEX.docx
+++ b/docs/laporan/DOKUMENTASI_LENGKAP_SISTEM_AGRINEX.docx
@@ -24170,6 +24170,14 @@
     <w:name w:val="Normal"/>
     <w:qFormat/>
     <w:rsid w:val="00FC693F"/>
+    <w:pPr>
+      <w:jc w:val="both"/>
+    </w:pPr>
+    <w:rPr>
+      <w:rFonts w:ascii="Times New Roman" w:hAnsi="Times New Roman"/>
+      <w:color w:val="000000"/>
+      <w:sz w:val="24"/>
+    </w:rPr>
   </w:style>
   <w:style w:type="paragraph" w:styleId="Header">
     <w:name w:val="header"/>

--- a/docs/laporan/DOKUMENTASI_LENGKAP_SISTEM_AGRINEX.docx
+++ b/docs/laporan/DOKUMENTASI_LENGKAP_SISTEM_AGRINEX.docx
@@ -1944,7 +1944,7 @@
           <w:color w:val="000000"/>
           <w:sz w:val="24"/>
         </w:rPr>
-        <w:t>Pengujian komparasi lapangan dilakukan di Kecamatan Cilimus, Kabupaten Kuningan pada elevasi 560 mdpl selama siklus pengamatan intensif 24 jam terhadap data model BMKG Pos Pengamatan Agroklimat Kuningan / Stasiun Kertajati.</w:t>
+        <w:t>Pengujian komparasi lapangan dilakukan di Kelurahan Purwawinangun, Kecamatan Kuningan, Kabupaten Kuningan pada elevasi 555 mdpl selama siklus pengamatan intensif 24 jam terhadap data model BMKG Pos Pengamatan Agroklimat Kuningan / Stasiun Kertajati.</w:t>
       </w:r>
     </w:p>
     <w:p>
@@ -1984,7 +1984,7 @@
           <w:color w:val="000000"/>
           <w:sz w:val="24"/>
         </w:rPr>
-        <w:t xml:space="preserve"> dengan penyesuaian tekanan barometrik spesifik elevasi 560 mdpl.</w:t>
+        <w:t xml:space="preserve"> dengan penyesuaian tekanan barometrik spesifik elevasi 555 mdpl.</w:t>
       </w:r>
     </w:p>
     <w:p>
@@ -10052,7 +10052,7 @@
           <w:color w:val="000000"/>
           <w:sz w:val="24"/>
         </w:rPr>
-        <w:t xml:space="preserve"> Menyajikan identitas administratif stasiun cuaca ("Kelurahan Kuningan, Kecamatan Kuningan"), koordinat lintang dan bujur, elevasi rujukan topografis (560 mdpl), serta penunjuk waktu nyata (</w:t>
+        <w:t xml:space="preserve"> Menyajikan identitas administratif stasiun cuaca ("Kelurahan Purwawinangun, Kecamatan Kuningan"), koordinat lintang dan bujur, elevasi rujukan topografis (555 mdpl), serta penunjuk waktu nyata (</w:t>
       </w:r>
       <w:r>
         <w:rPr>
@@ -16918,7 +16918,7 @@
           <w:color w:val="000000"/>
           <w:sz w:val="24"/>
         </w:rPr>
-        <w:t>Pengujian lapangan dilaksanakan pada koordinat 6°53'42" LS, 108°29'18" BT (Kecamatan Cilimus, Kabupaten Kuningan, elevasi 560 mdpl) selama 24 jam pengamatan cuaca:</w:t>
+        <w:t>Pengujian lapangan dilaksanakan pada koordinat 6°58'20" LS, 108°28'48" BT (Kelurahan Purwawinangun, Kecamatan Kuningan, Kabupaten Kuningan, elevasi 555 mdpl) selama 24 jam pengamatan cuaca:</w:t>
       </w:r>
     </w:p>
     <w:p>
